--- a/exams/exam3_practice2_solution.docx
+++ b/exams/exam3_practice2_solution.docx
@@ -43,15 +43,7 @@
           <w:bCs/>
           <w:color w:val="000000" w:themeColor="text1"/>
         </w:rPr>
-        <w:t>Practice 2</w:t>
-      </w:r>
-      <w:r>
-        <w:rPr>
-          <w:b/>
-          <w:bCs/>
-          <w:color w:val="000000" w:themeColor="text1"/>
-        </w:rPr>
-        <w:t xml:space="preserve">’s answers keys. </w:t>
+        <w:t xml:space="preserve">Practice 2. </w:t>
       </w:r>
       <w:r>
         <w:rPr>
@@ -207,7 +199,6 @@
       <w:r>
         <w:rPr>
           <w:rFonts w:ascii="Times New Roman" w:hAnsi="Times New Roman" w:cs="Times New Roman"/>
-          <w:noProof/>
           <w:color w:val="000000" w:themeColor="text1"/>
         </w:rPr>
         <w:drawing>
@@ -336,7 +327,6 @@
       <w:r>
         <w:rPr>
           <w:rFonts w:ascii="Times New Roman" w:eastAsiaTheme="minorEastAsia" w:hAnsi="Times New Roman" w:cs="Times New Roman"/>
-          <w:noProof/>
           <w:color w:val="000000" w:themeColor="text1"/>
         </w:rPr>
         <w:drawing>
@@ -482,7 +472,6 @@
       <w:r>
         <w:rPr>
           <w:rFonts w:ascii="Times New Roman" w:hAnsi="Times New Roman" w:cs="Times New Roman"/>
-          <w:noProof/>
           <w:color w:val="000000" w:themeColor="text1"/>
         </w:rPr>
         <w:drawing>
@@ -596,7 +585,6 @@
       <w:r>
         <w:rPr>
           <w:rFonts w:ascii="Times New Roman" w:hAnsi="Times New Roman" w:cs="Times New Roman"/>
-          <w:noProof/>
         </w:rPr>
         <w:drawing>
           <wp:inline distT="0" distB="0" distL="0" distR="0" wp14:anchorId="294EEACD" wp14:editId="7BB2A14D">
@@ -697,7 +685,6 @@
       <w:r>
         <w:rPr>
           <w:rFonts w:ascii="Times New Roman" w:hAnsi="Times New Roman" w:cs="Times New Roman"/>
-          <w:noProof/>
           <w:color w:val="000000" w:themeColor="text1"/>
         </w:rPr>
         <w:drawing>
@@ -747,7 +734,6 @@
       <w:r>
         <w:rPr>
           <w:rFonts w:ascii="Times New Roman" w:hAnsi="Times New Roman" w:cs="Times New Roman"/>
-          <w:noProof/>
           <w:color w:val="000000" w:themeColor="text1"/>
         </w:rPr>
         <w:drawing>
@@ -827,7 +813,6 @@
       <w:r>
         <w:rPr>
           <w:rFonts w:ascii="Times New Roman" w:hAnsi="Times New Roman" w:cs="Times New Roman"/>
-          <w:noProof/>
           <w:color w:val="000000" w:themeColor="text1"/>
         </w:rPr>
         <w:drawing>
@@ -939,7 +924,6 @@
       <w:r>
         <w:rPr>
           <w:rFonts w:ascii="Times New Roman" w:hAnsi="Times New Roman" w:cs="Times New Roman"/>
-          <w:noProof/>
         </w:rPr>
         <w:drawing>
           <wp:inline distT="0" distB="0" distL="0" distR="0" wp14:anchorId="2FC2FED8" wp14:editId="2805536B">
@@ -1042,7 +1026,6 @@
       <w:r>
         <w:rPr>
           <w:rFonts w:ascii="Times New Roman" w:hAnsi="Times New Roman" w:cs="Times New Roman"/>
-          <w:noProof/>
         </w:rPr>
         <w:drawing>
           <wp:inline distT="0" distB="0" distL="0" distR="0" wp14:anchorId="39E8FECA" wp14:editId="5330F2F4">
@@ -1132,7 +1115,6 @@
       <w:r>
         <w:rPr>
           <w:rFonts w:ascii="Times New Roman" w:hAnsi="Times New Roman" w:cs="Times New Roman"/>
-          <w:noProof/>
         </w:rPr>
         <w:drawing>
           <wp:inline distT="0" distB="0" distL="0" distR="0" wp14:anchorId="33F7FDBA" wp14:editId="60CE2915">
@@ -1251,7 +1233,6 @@
       <w:r>
         <w:rPr>
           <w:rFonts w:ascii="Times New Roman" w:eastAsiaTheme="minorEastAsia" w:hAnsi="Times New Roman" w:cs="Times New Roman"/>
-          <w:noProof/>
           <w:color w:val="000000" w:themeColor="text1"/>
         </w:rPr>
         <w:drawing>
@@ -1345,7 +1326,6 @@
       <w:r>
         <w:rPr>
           <w:rFonts w:ascii="Times New Roman" w:hAnsi="Times New Roman" w:cs="Times New Roman"/>
-          <w:noProof/>
           <w:color w:val="000000" w:themeColor="text1"/>
         </w:rPr>
         <w:drawing>
@@ -1493,7 +1473,6 @@
       <w:r>
         <w:rPr>
           <w:rFonts w:ascii="Times New Roman" w:hAnsi="Times New Roman" w:cs="Times New Roman"/>
-          <w:noProof/>
           <w:color w:val="000000" w:themeColor="text1"/>
         </w:rPr>
         <w:drawing>
@@ -1621,7 +1600,6 @@
       <w:r>
         <w:rPr>
           <w:rFonts w:ascii="Times New Roman" w:hAnsi="Times New Roman" w:cs="Times New Roman"/>
-          <w:noProof/>
           <w:color w:val="000000" w:themeColor="text1"/>
         </w:rPr>
         <w:drawing>
@@ -1698,7 +1676,6 @@
       <w:r>
         <w:rPr>
           <w:rFonts w:ascii="Times New Roman" w:hAnsi="Times New Roman" w:cs="Times New Roman"/>
-          <w:noProof/>
         </w:rPr>
         <w:drawing>
           <wp:inline distT="0" distB="0" distL="0" distR="0" wp14:anchorId="20B09C7A" wp14:editId="342A78CA">
@@ -1803,68 +1780,6 @@
     </w:p>
     <w:p>
       <w:pPr>
-        <w:jc w:val="center"/>
-        <w:rPr>
-          <w:rFonts w:ascii="Times New Roman" w:hAnsi="Times New Roman" w:cs="Times New Roman"/>
-        </w:rPr>
-      </w:pPr>
-      <w:r>
-        <w:rPr>
-          <w:rFonts w:ascii="Times New Roman" w:hAnsi="Times New Roman" w:cs="Times New Roman"/>
-        </w:rPr>
-        <w:drawing>
-          <wp:inline distT="0" distB="0" distL="0" distR="0" wp14:anchorId="397AAE13" wp14:editId="58381BF8">
-            <wp:extent cx="4281827" cy="1536700"/>
-            <wp:effectExtent l="0" t="0" r="4445" b="6350"/>
-            <wp:docPr id="1368562305" name="Picture 1"/>
-            <wp:cNvGraphicFramePr>
-              <a:graphicFrameLocks xmlns:a="http://schemas.openxmlformats.org/drawingml/2006/main" noChangeAspect="1"/>
-            </wp:cNvGraphicFramePr>
-            <a:graphic xmlns:a="http://schemas.openxmlformats.org/drawingml/2006/main">
-              <a:graphicData uri="http://schemas.openxmlformats.org/drawingml/2006/picture">
-                <pic:pic xmlns:pic="http://schemas.openxmlformats.org/drawingml/2006/picture">
-                  <pic:nvPicPr>
-                    <pic:cNvPr id="1368562305" name=""/>
-                    <pic:cNvPicPr/>
-                  </pic:nvPicPr>
-                  <pic:blipFill>
-                    <a:blip r:embed="rId20"/>
-                    <a:stretch>
-                      <a:fillRect/>
-                    </a:stretch>
-                  </pic:blipFill>
-                  <pic:spPr>
-                    <a:xfrm>
-                      <a:off x="0" y="0"/>
-                      <a:ext cx="4286106" cy="1538236"/>
-                    </a:xfrm>
-                    <a:prstGeom prst="rect">
-                      <a:avLst/>
-                    </a:prstGeom>
-                  </pic:spPr>
-                </pic:pic>
-              </a:graphicData>
-            </a:graphic>
-          </wp:inline>
-        </w:drawing>
-      </w:r>
-    </w:p>
-    <w:p>
-      <w:pPr>
-        <w:rPr>
-          <w:rFonts w:ascii="Times New Roman" w:hAnsi="Times New Roman" w:cs="Times New Roman"/>
-        </w:rPr>
-      </w:pPr>
-    </w:p>
-    <w:p>
-      <w:pPr>
-        <w:rPr>
-          <w:rFonts w:ascii="Times New Roman" w:hAnsi="Times New Roman" w:cs="Times New Roman"/>
-        </w:rPr>
-      </w:pPr>
-    </w:p>
-    <w:p>
-      <w:pPr>
         <w:pStyle w:val="ListParagraph"/>
         <w:numPr>
           <w:ilvl w:val="0"/>
@@ -1879,73 +1794,7 @@
         <w:rPr>
           <w:rFonts w:ascii="Times New Roman" w:hAnsi="Times New Roman" w:cs="Times New Roman"/>
         </w:rPr>
-        <w:lastRenderedPageBreak/>
         <w:t>Find the monthly payment and calculate the total interest paid for a 10-year (120 months) repayment plan.</w:t>
-      </w:r>
-    </w:p>
-    <w:p>
-      <w:pPr>
-        <w:spacing w:after="0" w:line="240" w:lineRule="auto"/>
-        <w:rPr>
-          <w:rFonts w:ascii="Times New Roman" w:hAnsi="Times New Roman" w:cs="Times New Roman"/>
-        </w:rPr>
-      </w:pPr>
-    </w:p>
-    <w:p>
-      <w:pPr>
-        <w:spacing w:after="0" w:line="240" w:lineRule="auto"/>
-        <w:rPr>
-          <w:rFonts w:ascii="Times New Roman" w:hAnsi="Times New Roman" w:cs="Times New Roman"/>
-        </w:rPr>
-      </w:pPr>
-    </w:p>
-    <w:p>
-      <w:pPr>
-        <w:spacing w:after="0" w:line="240" w:lineRule="auto"/>
-        <w:jc w:val="center"/>
-        <w:rPr>
-          <w:rFonts w:ascii="Times New Roman" w:hAnsi="Times New Roman" w:cs="Times New Roman"/>
-        </w:rPr>
-      </w:pPr>
-      <w:r>
-        <w:rPr>
-          <w:rFonts w:ascii="Times New Roman" w:hAnsi="Times New Roman" w:cs="Times New Roman"/>
-        </w:rPr>
-        <w:drawing>
-          <wp:inline distT="0" distB="0" distL="0" distR="0" wp14:anchorId="06C3A71F" wp14:editId="7231EC19">
-            <wp:extent cx="4906054" cy="1784350"/>
-            <wp:effectExtent l="0" t="0" r="8890" b="6350"/>
-            <wp:docPr id="1834663870" name="Picture 1"/>
-            <wp:cNvGraphicFramePr>
-              <a:graphicFrameLocks xmlns:a="http://schemas.openxmlformats.org/drawingml/2006/main" noChangeAspect="1"/>
-            </wp:cNvGraphicFramePr>
-            <a:graphic xmlns:a="http://schemas.openxmlformats.org/drawingml/2006/main">
-              <a:graphicData uri="http://schemas.openxmlformats.org/drawingml/2006/picture">
-                <pic:pic xmlns:pic="http://schemas.openxmlformats.org/drawingml/2006/picture">
-                  <pic:nvPicPr>
-                    <pic:cNvPr id="1834663870" name=""/>
-                    <pic:cNvPicPr/>
-                  </pic:nvPicPr>
-                  <pic:blipFill>
-                    <a:blip r:embed="rId21"/>
-                    <a:stretch>
-                      <a:fillRect/>
-                    </a:stretch>
-                  </pic:blipFill>
-                  <pic:spPr>
-                    <a:xfrm>
-                      <a:off x="0" y="0"/>
-                      <a:ext cx="4911122" cy="1786193"/>
-                    </a:xfrm>
-                    <a:prstGeom prst="rect">
-                      <a:avLst/>
-                    </a:prstGeom>
-                  </pic:spPr>
-                </pic:pic>
-              </a:graphicData>
-            </a:graphic>
-          </wp:inline>
-        </w:drawing>
       </w:r>
     </w:p>
     <w:sectPr>

--- a/exams/exam3_practice2_solution.docx
+++ b/exams/exam3_practice2_solution.docx
@@ -43,7 +43,15 @@
           <w:bCs/>
           <w:color w:val="000000" w:themeColor="text1"/>
         </w:rPr>
-        <w:t xml:space="preserve">Practice 2. </w:t>
+        <w:t>Practice 2</w:t>
+      </w:r>
+      <w:r>
+        <w:rPr>
+          <w:b/>
+          <w:bCs/>
+          <w:color w:val="000000" w:themeColor="text1"/>
+        </w:rPr>
+        <w:t xml:space="preserve">’s answers keys. </w:t>
       </w:r>
       <w:r>
         <w:rPr>
@@ -199,6 +207,7 @@
       <w:r>
         <w:rPr>
           <w:rFonts w:ascii="Times New Roman" w:hAnsi="Times New Roman" w:cs="Times New Roman"/>
+          <w:noProof/>
           <w:color w:val="000000" w:themeColor="text1"/>
         </w:rPr>
         <w:drawing>
@@ -327,6 +336,7 @@
       <w:r>
         <w:rPr>
           <w:rFonts w:ascii="Times New Roman" w:eastAsiaTheme="minorEastAsia" w:hAnsi="Times New Roman" w:cs="Times New Roman"/>
+          <w:noProof/>
           <w:color w:val="000000" w:themeColor="text1"/>
         </w:rPr>
         <w:drawing>
@@ -472,6 +482,7 @@
       <w:r>
         <w:rPr>
           <w:rFonts w:ascii="Times New Roman" w:hAnsi="Times New Roman" w:cs="Times New Roman"/>
+          <w:noProof/>
           <w:color w:val="000000" w:themeColor="text1"/>
         </w:rPr>
         <w:drawing>
@@ -585,6 +596,7 @@
       <w:r>
         <w:rPr>
           <w:rFonts w:ascii="Times New Roman" w:hAnsi="Times New Roman" w:cs="Times New Roman"/>
+          <w:noProof/>
         </w:rPr>
         <w:drawing>
           <wp:inline distT="0" distB="0" distL="0" distR="0" wp14:anchorId="294EEACD" wp14:editId="7BB2A14D">
@@ -685,6 +697,7 @@
       <w:r>
         <w:rPr>
           <w:rFonts w:ascii="Times New Roman" w:hAnsi="Times New Roman" w:cs="Times New Roman"/>
+          <w:noProof/>
           <w:color w:val="000000" w:themeColor="text1"/>
         </w:rPr>
         <w:drawing>
@@ -734,6 +747,7 @@
       <w:r>
         <w:rPr>
           <w:rFonts w:ascii="Times New Roman" w:hAnsi="Times New Roman" w:cs="Times New Roman"/>
+          <w:noProof/>
           <w:color w:val="000000" w:themeColor="text1"/>
         </w:rPr>
         <w:drawing>
@@ -813,6 +827,7 @@
       <w:r>
         <w:rPr>
           <w:rFonts w:ascii="Times New Roman" w:hAnsi="Times New Roman" w:cs="Times New Roman"/>
+          <w:noProof/>
           <w:color w:val="000000" w:themeColor="text1"/>
         </w:rPr>
         <w:drawing>
@@ -924,6 +939,7 @@
       <w:r>
         <w:rPr>
           <w:rFonts w:ascii="Times New Roman" w:hAnsi="Times New Roman" w:cs="Times New Roman"/>
+          <w:noProof/>
         </w:rPr>
         <w:drawing>
           <wp:inline distT="0" distB="0" distL="0" distR="0" wp14:anchorId="2FC2FED8" wp14:editId="2805536B">
@@ -1026,6 +1042,7 @@
       <w:r>
         <w:rPr>
           <w:rFonts w:ascii="Times New Roman" w:hAnsi="Times New Roman" w:cs="Times New Roman"/>
+          <w:noProof/>
         </w:rPr>
         <w:drawing>
           <wp:inline distT="0" distB="0" distL="0" distR="0" wp14:anchorId="39E8FECA" wp14:editId="5330F2F4">
@@ -1115,6 +1132,7 @@
       <w:r>
         <w:rPr>
           <w:rFonts w:ascii="Times New Roman" w:hAnsi="Times New Roman" w:cs="Times New Roman"/>
+          <w:noProof/>
         </w:rPr>
         <w:drawing>
           <wp:inline distT="0" distB="0" distL="0" distR="0" wp14:anchorId="33F7FDBA" wp14:editId="60CE2915">
@@ -1233,6 +1251,7 @@
       <w:r>
         <w:rPr>
           <w:rFonts w:ascii="Times New Roman" w:eastAsiaTheme="minorEastAsia" w:hAnsi="Times New Roman" w:cs="Times New Roman"/>
+          <w:noProof/>
           <w:color w:val="000000" w:themeColor="text1"/>
         </w:rPr>
         <w:drawing>
@@ -1326,6 +1345,7 @@
       <w:r>
         <w:rPr>
           <w:rFonts w:ascii="Times New Roman" w:hAnsi="Times New Roman" w:cs="Times New Roman"/>
+          <w:noProof/>
           <w:color w:val="000000" w:themeColor="text1"/>
         </w:rPr>
         <w:drawing>
@@ -1473,6 +1493,7 @@
       <w:r>
         <w:rPr>
           <w:rFonts w:ascii="Times New Roman" w:hAnsi="Times New Roman" w:cs="Times New Roman"/>
+          <w:noProof/>
           <w:color w:val="000000" w:themeColor="text1"/>
         </w:rPr>
         <w:drawing>
@@ -1600,6 +1621,7 @@
       <w:r>
         <w:rPr>
           <w:rFonts w:ascii="Times New Roman" w:hAnsi="Times New Roman" w:cs="Times New Roman"/>
+          <w:noProof/>
           <w:color w:val="000000" w:themeColor="text1"/>
         </w:rPr>
         <w:drawing>
@@ -1676,6 +1698,7 @@
       <w:r>
         <w:rPr>
           <w:rFonts w:ascii="Times New Roman" w:hAnsi="Times New Roman" w:cs="Times New Roman"/>
+          <w:noProof/>
         </w:rPr>
         <w:drawing>
           <wp:inline distT="0" distB="0" distL="0" distR="0" wp14:anchorId="20B09C7A" wp14:editId="342A78CA">
@@ -1780,6 +1803,68 @@
     </w:p>
     <w:p>
       <w:pPr>
+        <w:jc w:val="center"/>
+        <w:rPr>
+          <w:rFonts w:ascii="Times New Roman" w:hAnsi="Times New Roman" w:cs="Times New Roman"/>
+        </w:rPr>
+      </w:pPr>
+      <w:r>
+        <w:rPr>
+          <w:rFonts w:ascii="Times New Roman" w:hAnsi="Times New Roman" w:cs="Times New Roman"/>
+        </w:rPr>
+        <w:drawing>
+          <wp:inline distT="0" distB="0" distL="0" distR="0" wp14:anchorId="397AAE13" wp14:editId="58381BF8">
+            <wp:extent cx="4281827" cy="1536700"/>
+            <wp:effectExtent l="0" t="0" r="4445" b="6350"/>
+            <wp:docPr id="1368562305" name="Picture 1"/>
+            <wp:cNvGraphicFramePr>
+              <a:graphicFrameLocks xmlns:a="http://schemas.openxmlformats.org/drawingml/2006/main" noChangeAspect="1"/>
+            </wp:cNvGraphicFramePr>
+            <a:graphic xmlns:a="http://schemas.openxmlformats.org/drawingml/2006/main">
+              <a:graphicData uri="http://schemas.openxmlformats.org/drawingml/2006/picture">
+                <pic:pic xmlns:pic="http://schemas.openxmlformats.org/drawingml/2006/picture">
+                  <pic:nvPicPr>
+                    <pic:cNvPr id="1368562305" name=""/>
+                    <pic:cNvPicPr/>
+                  </pic:nvPicPr>
+                  <pic:blipFill>
+                    <a:blip r:embed="rId20"/>
+                    <a:stretch>
+                      <a:fillRect/>
+                    </a:stretch>
+                  </pic:blipFill>
+                  <pic:spPr>
+                    <a:xfrm>
+                      <a:off x="0" y="0"/>
+                      <a:ext cx="4286106" cy="1538236"/>
+                    </a:xfrm>
+                    <a:prstGeom prst="rect">
+                      <a:avLst/>
+                    </a:prstGeom>
+                  </pic:spPr>
+                </pic:pic>
+              </a:graphicData>
+            </a:graphic>
+          </wp:inline>
+        </w:drawing>
+      </w:r>
+    </w:p>
+    <w:p>
+      <w:pPr>
+        <w:rPr>
+          <w:rFonts w:ascii="Times New Roman" w:hAnsi="Times New Roman" w:cs="Times New Roman"/>
+        </w:rPr>
+      </w:pPr>
+    </w:p>
+    <w:p>
+      <w:pPr>
+        <w:rPr>
+          <w:rFonts w:ascii="Times New Roman" w:hAnsi="Times New Roman" w:cs="Times New Roman"/>
+        </w:rPr>
+      </w:pPr>
+    </w:p>
+    <w:p>
+      <w:pPr>
         <w:pStyle w:val="ListParagraph"/>
         <w:numPr>
           <w:ilvl w:val="0"/>
@@ -1794,7 +1879,73 @@
         <w:rPr>
           <w:rFonts w:ascii="Times New Roman" w:hAnsi="Times New Roman" w:cs="Times New Roman"/>
         </w:rPr>
+        <w:lastRenderedPageBreak/>
         <w:t>Find the monthly payment and calculate the total interest paid for a 10-year (120 months) repayment plan.</w:t>
+      </w:r>
+    </w:p>
+    <w:p>
+      <w:pPr>
+        <w:spacing w:after="0" w:line="240" w:lineRule="auto"/>
+        <w:rPr>
+          <w:rFonts w:ascii="Times New Roman" w:hAnsi="Times New Roman" w:cs="Times New Roman"/>
+        </w:rPr>
+      </w:pPr>
+    </w:p>
+    <w:p>
+      <w:pPr>
+        <w:spacing w:after="0" w:line="240" w:lineRule="auto"/>
+        <w:rPr>
+          <w:rFonts w:ascii="Times New Roman" w:hAnsi="Times New Roman" w:cs="Times New Roman"/>
+        </w:rPr>
+      </w:pPr>
+    </w:p>
+    <w:p>
+      <w:pPr>
+        <w:spacing w:after="0" w:line="240" w:lineRule="auto"/>
+        <w:jc w:val="center"/>
+        <w:rPr>
+          <w:rFonts w:ascii="Times New Roman" w:hAnsi="Times New Roman" w:cs="Times New Roman"/>
+        </w:rPr>
+      </w:pPr>
+      <w:r>
+        <w:rPr>
+          <w:rFonts w:ascii="Times New Roman" w:hAnsi="Times New Roman" w:cs="Times New Roman"/>
+        </w:rPr>
+        <w:drawing>
+          <wp:inline distT="0" distB="0" distL="0" distR="0" wp14:anchorId="06C3A71F" wp14:editId="7231EC19">
+            <wp:extent cx="4906054" cy="1784350"/>
+            <wp:effectExtent l="0" t="0" r="8890" b="6350"/>
+            <wp:docPr id="1834663870" name="Picture 1"/>
+            <wp:cNvGraphicFramePr>
+              <a:graphicFrameLocks xmlns:a="http://schemas.openxmlformats.org/drawingml/2006/main" noChangeAspect="1"/>
+            </wp:cNvGraphicFramePr>
+            <a:graphic xmlns:a="http://schemas.openxmlformats.org/drawingml/2006/main">
+              <a:graphicData uri="http://schemas.openxmlformats.org/drawingml/2006/picture">
+                <pic:pic xmlns:pic="http://schemas.openxmlformats.org/drawingml/2006/picture">
+                  <pic:nvPicPr>
+                    <pic:cNvPr id="1834663870" name=""/>
+                    <pic:cNvPicPr/>
+                  </pic:nvPicPr>
+                  <pic:blipFill>
+                    <a:blip r:embed="rId21"/>
+                    <a:stretch>
+                      <a:fillRect/>
+                    </a:stretch>
+                  </pic:blipFill>
+                  <pic:spPr>
+                    <a:xfrm>
+                      <a:off x="0" y="0"/>
+                      <a:ext cx="4911122" cy="1786193"/>
+                    </a:xfrm>
+                    <a:prstGeom prst="rect">
+                      <a:avLst/>
+                    </a:prstGeom>
+                  </pic:spPr>
+                </pic:pic>
+              </a:graphicData>
+            </a:graphic>
+          </wp:inline>
+        </w:drawing>
       </w:r>
     </w:p>
     <w:sectPr>

--- a/exams/exam3_practice2_solution.docx
+++ b/exams/exam3_practice2_solution.docx
@@ -885,7 +885,21 @@
           <w:rFonts w:ascii="Times New Roman" w:hAnsi="Times New Roman" w:cs="Times New Roman"/>
         </w:rPr>
         <w:lastRenderedPageBreak/>
-        <w:t>A manufacturing plant purchases a precision robotic arm for $82,000. Because of wear and tear and the release of newer models, the plant estimates that the robot’s value will decrease by 22% each year.</w:t>
+        <w:t xml:space="preserve">A manufacturing plant purchases a precision robotic arm for $82,000. Because of wear and </w:t>
+      </w:r>
+      <w:proofErr w:type="gramStart"/>
+      <w:r>
+        <w:rPr>
+          <w:rFonts w:ascii="Times New Roman" w:hAnsi="Times New Roman" w:cs="Times New Roman"/>
+        </w:rPr>
+        <w:t>tear</w:t>
+      </w:r>
+      <w:proofErr w:type="gramEnd"/>
+      <w:r>
+        <w:rPr>
+          <w:rFonts w:ascii="Times New Roman" w:hAnsi="Times New Roman" w:cs="Times New Roman"/>
+        </w:rPr>
+        <w:t xml:space="preserve"> and the release of newer models, the plant estimates that the robot’s value will decrease by 22% each year.</w:t>
       </w:r>
       <w:r>
         <w:rPr>
@@ -1215,6 +1229,166 @@
       <w:r>
         <w:rPr>
           <w:rFonts w:ascii="Times New Roman" w:eastAsiaTheme="minorEastAsia" w:hAnsi="Times New Roman" w:cs="Times New Roman"/>
+          <w:noProof/>
+          <w:color w:val="000000" w:themeColor="text1"/>
+        </w:rPr>
+        <mc:AlternateContent>
+          <mc:Choice Requires="wpi">
+            <w:drawing>
+              <wp:anchor distT="0" distB="0" distL="114300" distR="114300" simplePos="0" relativeHeight="251666432" behindDoc="0" locked="0" layoutInCell="1" allowOverlap="1" wp14:anchorId="1EF28362" wp14:editId="207344DE">
+                <wp:simplePos x="0" y="0"/>
+                <wp:positionH relativeFrom="column">
+                  <wp:posOffset>5100320</wp:posOffset>
+                </wp:positionH>
+                <wp:positionV relativeFrom="paragraph">
+                  <wp:posOffset>758190</wp:posOffset>
+                </wp:positionV>
+                <wp:extent cx="166690" cy="141605"/>
+                <wp:effectExtent l="38100" t="38100" r="43180" b="48895"/>
+                <wp:wrapNone/>
+                <wp:docPr id="1096995706" name="Ink 8"/>
+                <wp:cNvGraphicFramePr/>
+                <a:graphic xmlns:a="http://schemas.openxmlformats.org/drawingml/2006/main">
+                  <a:graphicData uri="http://schemas.microsoft.com/office/word/2010/wordprocessingInk">
+                    <w14:contentPart bwMode="auto" r:id="rId15">
+                      <w14:nvContentPartPr>
+                        <w14:cNvContentPartPr/>
+                      </w14:nvContentPartPr>
+                      <w14:xfrm>
+                        <a:off x="0" y="0"/>
+                        <a:ext cx="166690" cy="141605"/>
+                      </w14:xfrm>
+                    </w14:contentPart>
+                  </a:graphicData>
+                </a:graphic>
+              </wp:anchor>
+            </w:drawing>
+          </mc:Choice>
+          <mc:Fallback>
+            <w:pict>
+              <v:shapetype w14:anchorId="2DFA5C8B" id="_x0000_t75" coordsize="21600,21600" o:spt="75" o:preferrelative="t" path="m@4@5l@4@11@9@11@9@5xe" filled="f" stroked="f">
+                <v:stroke joinstyle="miter"/>
+                <v:formulas>
+                  <v:f eqn="if lineDrawn pixelLineWidth 0"/>
+                  <v:f eqn="sum @0 1 0"/>
+                  <v:f eqn="sum 0 0 @1"/>
+                  <v:f eqn="prod @2 1 2"/>
+                  <v:f eqn="prod @3 21600 pixelWidth"/>
+                  <v:f eqn="prod @3 21600 pixelHeight"/>
+                  <v:f eqn="sum @0 0 1"/>
+                  <v:f eqn="prod @6 1 2"/>
+                  <v:f eqn="prod @7 21600 pixelWidth"/>
+                  <v:f eqn="sum @8 21600 0"/>
+                  <v:f eqn="prod @7 21600 pixelHeight"/>
+                  <v:f eqn="sum @10 21600 0"/>
+                </v:formulas>
+                <v:path o:extrusionok="f" gradientshapeok="t" o:connecttype="rect"/>
+                <o:lock v:ext="edit" aspectratio="t"/>
+              </v:shapetype>
+              <v:shape id="Ink 8" o:spid="_x0000_s1026" type="#_x0000_t75" style="position:absolute;margin-left:401.1pt;margin-top:59.2pt;width:14.15pt;height:12.1pt;z-index:251666432;visibility:visible;mso-wrap-style:square;mso-wrap-distance-left:9pt;mso-wrap-distance-top:0;mso-wrap-distance-right:9pt;mso-wrap-distance-bottom:0;mso-position-horizontal:absolute;mso-position-horizontal-relative:text;mso-position-vertical:absolute;mso-position-vertical-relative:text" o:gfxdata="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">
+                <v:imagedata r:id="rId16" o:title=""/>
+              </v:shape>
+            </w:pict>
+          </mc:Fallback>
+        </mc:AlternateContent>
+      </w:r>
+      <w:r>
+        <w:rPr>
+          <w:rFonts w:ascii="Times New Roman" w:eastAsiaTheme="minorEastAsia" w:hAnsi="Times New Roman" w:cs="Times New Roman"/>
+          <w:noProof/>
+          <w:color w:val="000000" w:themeColor="text1"/>
+        </w:rPr>
+        <mc:AlternateContent>
+          <mc:Choice Requires="wpi">
+            <w:drawing>
+              <wp:anchor distT="0" distB="0" distL="114300" distR="114300" simplePos="0" relativeHeight="251662336" behindDoc="0" locked="0" layoutInCell="1" allowOverlap="1" wp14:anchorId="7CB84B50" wp14:editId="6BE1D5C2">
+                <wp:simplePos x="0" y="0"/>
+                <wp:positionH relativeFrom="column">
+                  <wp:posOffset>4949190</wp:posOffset>
+                </wp:positionH>
+                <wp:positionV relativeFrom="paragraph">
+                  <wp:posOffset>780415</wp:posOffset>
+                </wp:positionV>
+                <wp:extent cx="141330" cy="147320"/>
+                <wp:effectExtent l="38100" t="38100" r="0" b="43180"/>
+                <wp:wrapNone/>
+                <wp:docPr id="1504400304" name="Ink 4"/>
+                <wp:cNvGraphicFramePr/>
+                <a:graphic xmlns:a="http://schemas.openxmlformats.org/drawingml/2006/main">
+                  <a:graphicData uri="http://schemas.microsoft.com/office/word/2010/wordprocessingInk">
+                    <w14:contentPart bwMode="auto" r:id="rId17">
+                      <w14:nvContentPartPr>
+                        <w14:cNvContentPartPr/>
+                      </w14:nvContentPartPr>
+                      <w14:xfrm>
+                        <a:off x="0" y="0"/>
+                        <a:ext cx="141330" cy="147320"/>
+                      </w14:xfrm>
+                    </w14:contentPart>
+                  </a:graphicData>
+                </a:graphic>
+              </wp:anchor>
+            </w:drawing>
+          </mc:Choice>
+          <mc:Fallback>
+            <w:pict>
+              <v:shape w14:anchorId="3CD1C47C" id="Ink 4" o:spid="_x0000_s1026" type="#_x0000_t75" style="position:absolute;margin-left:389.2pt;margin-top:60.95pt;width:12.15pt;height:12.55pt;z-index:251662336;visibility:visible;mso-wrap-style:square;mso-wrap-distance-left:9pt;mso-wrap-distance-top:0;mso-wrap-distance-right:9pt;mso-wrap-distance-bottom:0;mso-position-horizontal:absolute;mso-position-horizontal-relative:text;mso-position-vertical:absolute;mso-position-vertical-relative:text" o:gfxdata="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">
+                <v:imagedata r:id="rId18" o:title=""/>
+              </v:shape>
+            </w:pict>
+          </mc:Fallback>
+        </mc:AlternateContent>
+      </w:r>
+      <w:r>
+        <w:rPr>
+          <w:rFonts w:ascii="Times New Roman" w:eastAsiaTheme="minorEastAsia" w:hAnsi="Times New Roman" w:cs="Times New Roman"/>
+          <w:noProof/>
+          <w:color w:val="000000" w:themeColor="text1"/>
+        </w:rPr>
+        <mc:AlternateContent>
+          <mc:Choice Requires="wpi">
+            <w:drawing>
+              <wp:anchor distT="0" distB="0" distL="114300" distR="114300" simplePos="0" relativeHeight="251659264" behindDoc="0" locked="0" layoutInCell="1" allowOverlap="1" wp14:anchorId="6CC048D8" wp14:editId="325F8B3D">
+                <wp:simplePos x="0" y="0"/>
+                <wp:positionH relativeFrom="column">
+                  <wp:posOffset>4898115</wp:posOffset>
+                </wp:positionH>
+                <wp:positionV relativeFrom="paragraph">
+                  <wp:posOffset>721785</wp:posOffset>
+                </wp:positionV>
+                <wp:extent cx="706680" cy="225000"/>
+                <wp:effectExtent l="38100" t="38100" r="17780" b="41910"/>
+                <wp:wrapNone/>
+                <wp:docPr id="1198080959" name="Ink 1"/>
+                <wp:cNvGraphicFramePr/>
+                <a:graphic xmlns:a="http://schemas.openxmlformats.org/drawingml/2006/main">
+                  <a:graphicData uri="http://schemas.microsoft.com/office/word/2010/wordprocessingInk">
+                    <w14:contentPart bwMode="auto" r:id="rId19">
+                      <w14:nvContentPartPr>
+                        <w14:cNvContentPartPr/>
+                      </w14:nvContentPartPr>
+                      <w14:xfrm>
+                        <a:off x="0" y="0"/>
+                        <a:ext cx="706680" cy="225000"/>
+                      </w14:xfrm>
+                    </w14:contentPart>
+                  </a:graphicData>
+                </a:graphic>
+              </wp:anchor>
+            </w:drawing>
+          </mc:Choice>
+          <mc:Fallback>
+            <w:pict>
+              <v:shape w14:anchorId="1BE2DD3A" id="Ink 1" o:spid="_x0000_s1026" type="#_x0000_t75" style="position:absolute;margin-left:385.2pt;margin-top:56.35pt;width:56.65pt;height:18.7pt;z-index:251659264;visibility:visible;mso-wrap-style:square;mso-wrap-distance-left:9pt;mso-wrap-distance-top:0;mso-wrap-distance-right:9pt;mso-wrap-distance-bottom:0;mso-position-horizontal:absolute;mso-position-horizontal-relative:text;mso-position-vertical:absolute;mso-position-vertical-relative:text" o:gfxdata="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">
+                <v:imagedata r:id="rId20" o:title=""/>
+              </v:shape>
+            </w:pict>
+          </mc:Fallback>
+        </mc:AlternateContent>
+      </w:r>
+      <w:r>
+        <w:rPr>
+          <w:rFonts w:ascii="Times New Roman" w:eastAsiaTheme="minorEastAsia" w:hAnsi="Times New Roman" w:cs="Times New Roman"/>
           <w:color w:val="000000" w:themeColor="text1"/>
         </w:rPr>
         <w:br/>
@@ -1270,7 +1444,7 @@
                     <pic:cNvPicPr/>
                   </pic:nvPicPr>
                   <pic:blipFill>
-                    <a:blip r:embed="rId15"/>
+                    <a:blip r:embed="rId21"/>
                     <a:stretch>
                       <a:fillRect/>
                     </a:stretch>
@@ -1364,7 +1538,7 @@
                     <pic:cNvPicPr/>
                   </pic:nvPicPr>
                   <pic:blipFill>
-                    <a:blip r:embed="rId16"/>
+                    <a:blip r:embed="rId22"/>
                     <a:stretch>
                       <a:fillRect/>
                     </a:stretch>
@@ -1512,7 +1686,7 @@
                     <pic:cNvPicPr/>
                   </pic:nvPicPr>
                   <pic:blipFill>
-                    <a:blip r:embed="rId17"/>
+                    <a:blip r:embed="rId23"/>
                     <a:stretch>
                       <a:fillRect/>
                     </a:stretch>
@@ -1640,7 +1814,7 @@
                     <pic:cNvPicPr/>
                   </pic:nvPicPr>
                   <pic:blipFill>
-                    <a:blip r:embed="rId18"/>
+                    <a:blip r:embed="rId24"/>
                     <a:stretch>
                       <a:fillRect/>
                     </a:stretch>
@@ -1716,7 +1890,7 @@
                     <pic:cNvPicPr/>
                   </pic:nvPicPr>
                   <pic:blipFill>
-                    <a:blip r:embed="rId19"/>
+                    <a:blip r:embed="rId25"/>
                     <a:stretch>
                       <a:fillRect/>
                     </a:stretch>
@@ -1811,6 +1985,7 @@
       <w:r>
         <w:rPr>
           <w:rFonts w:ascii="Times New Roman" w:hAnsi="Times New Roman" w:cs="Times New Roman"/>
+          <w:noProof/>
         </w:rPr>
         <w:drawing>
           <wp:inline distT="0" distB="0" distL="0" distR="0" wp14:anchorId="397AAE13" wp14:editId="58381BF8">
@@ -1828,7 +2003,7 @@
                     <pic:cNvPicPr/>
                   </pic:nvPicPr>
                   <pic:blipFill>
-                    <a:blip r:embed="rId20"/>
+                    <a:blip r:embed="rId26"/>
                     <a:stretch>
                       <a:fillRect/>
                     </a:stretch>
@@ -1910,6 +2085,7 @@
       <w:r>
         <w:rPr>
           <w:rFonts w:ascii="Times New Roman" w:hAnsi="Times New Roman" w:cs="Times New Roman"/>
+          <w:noProof/>
         </w:rPr>
         <w:drawing>
           <wp:inline distT="0" distB="0" distL="0" distR="0" wp14:anchorId="06C3A71F" wp14:editId="7231EC19">
@@ -1927,7 +2103,7 @@
                     <pic:cNvPicPr/>
                   </pic:nvPicPr>
                   <pic:blipFill>
-                    <a:blip r:embed="rId21"/>
+                    <a:blip r:embed="rId27"/>
                     <a:stretch>
                       <a:fillRect/>
                     </a:stretch>
@@ -5421,6 +5597,105 @@
 </w:styles>
 </file>
 
+<file path=word/ink/ink1.xml><?xml version="1.0" encoding="utf-8"?>
+<inkml:ink xmlns:inkml="http://www.w3.org/2003/InkML">
+  <inkml:definitions>
+    <inkml:context xml:id="ctx0">
+      <inkml:inkSource xml:id="inkSrc0">
+        <inkml:traceFormat>
+          <inkml:channel name="X" type="integer" min="-2.14748E9" max="2.14748E9" units="cm"/>
+          <inkml:channel name="Y" type="integer" min="-2.14748E9" max="2.14748E9" units="cm"/>
+          <inkml:channel name="F" type="integer" max="32767" units="dev"/>
+          <inkml:channel name="OA" type="integer" max="360" units="deg"/>
+          <inkml:channel name="OE" type="integer" max="90" units="deg"/>
+        </inkml:traceFormat>
+        <inkml:channelProperties>
+          <inkml:channelProperty channel="X" name="resolution" value="1000" units="1/cm"/>
+          <inkml:channelProperty channel="Y" name="resolution" value="1000" units="1/cm"/>
+          <inkml:channelProperty channel="F" name="resolution" value="0" units="1/dev"/>
+          <inkml:channelProperty channel="OA" name="resolution" value="1000" units="1/deg"/>
+          <inkml:channelProperty channel="OE" name="resolution" value="1000" units="1/deg"/>
+        </inkml:channelProperties>
+      </inkml:inkSource>
+      <inkml:timestamp xml:id="ts0" timeString="2026-03-25T23:11:43.126"/>
+    </inkml:context>
+    <inkml:brush xml:id="br0">
+      <inkml:brushProperty name="width" value="0.035" units="cm"/>
+      <inkml:brushProperty name="height" value="0.035" units="cm"/>
+      <inkml:brushProperty name="color" value="#E71224"/>
+    </inkml:brush>
+  </inkml:definitions>
+  <inkml:trace contextRef="#ctx0" brushRef="#br0">32 76 1344 0 0,'0'0'21503'0'0,"3"18"-20216"0"0,-15 4-879 0 0,9-16-343 0 0,0 0 0 0 0,0 0 0 0 0,0 0-1 0 0,1 0 1 0 0,0 0 0 0 0,0 0 0 0 0,1 1 0 0 0,-2 11 0 0 0,3-17-65 0 0,0 0 1 0 0,0 1-1 0 0,1-1 1 0 0,-1 0-1 0 0,0 1 1 0 0,1-1-1 0 0,-1 0 0 0 0,1 0 1 0 0,0 1-1 0 0,-1-1 1 0 0,1 0-1 0 0,0 0 1 0 0,0 0-1 0 0,-1 0 1 0 0,1 0-1 0 0,0 0 0 0 0,0 0 1 0 0,0 0-1 0 0,0-1 1 0 0,1 1-1 0 0,-1 0 1 0 0,0-1-1 0 0,0 1 0 0 0,0 0 1 0 0,1-1-1 0 0,-1 1 1 0 0,0-1-1 0 0,0 0 1 0 0,3 1-1 0 0,5 1-30 0 0,0-1-1 0 0,0 1 1 0 0,12-1 0 0 0,-5 0 14 0 0,-12-1 14 0 0,0 0 0 0 0,1 1 0 0 0,-1 0 0 0 0,0 0 0 0 0,0 1 0 0 0,0-1 0 0 0,0 1 0 0 0,0 0 0 0 0,0 0 0 0 0,0 0 0 0 0,-1 0 0 0 0,1 1 0 0 0,6 5 0 0 0,-9-6 2 0 0,1 0-1 0 0,-1 0 1 0 0,1 0 0 0 0,-1 0 0 0 0,0 0-1 0 0,0 1 1 0 0,0-1 0 0 0,0 0 0 0 0,-1 0-1 0 0,1 1 1 0 0,0-1 0 0 0,-1 1 0 0 0,0-1-1 0 0,1 1 1 0 0,-1-1 0 0 0,0 0 0 0 0,-1 1-1 0 0,1-1 1 0 0,0 1 0 0 0,-1-1 0 0 0,1 1-1 0 0,-1-1 1 0 0,1 0 0 0 0,-1 1 0 0 0,0-1-1 0 0,-2 3 1 0 0,0 1 40 0 0,0 0-1 0 0,-1 1 1 0 0,0-1 0 0 0,0-1-1 0 0,0 1 1 0 0,-1-1-1 0 0,0 1 1 0 0,0-1-1 0 0,-7 5 1 0 0,9-8-15 0 0,-1 1-1 0 0,1-1 1 0 0,0 0 0 0 0,-1 0-1 0 0,1 0 1 0 0,-1-1-1 0 0,1 1 1 0 0,-1-1 0 0 0,0 0-1 0 0,0 0 1 0 0,1 0 0 0 0,-1-1-1 0 0,0 1 1 0 0,0-1 0 0 0,0 0-1 0 0,0 0 1 0 0,0 0 0 0 0,-6-2-1 0 0,10 2-59 0 0,-11-7 231 0 0,7-1-3406 0 0</inkml:trace>
+  <inkml:trace contextRef="#ctx0" brushRef="#br0" timeOffset="183.66">7 80 5376 0 0,'-4'-3'11505'0'0,"46"-18"-6904"0"0,28-2-2683 0 0,-42 14-1239 0 0,-14 5-3473 0 0</inkml:trace>
+  <inkml:trace contextRef="#ctx0" brushRef="#br0" timeOffset="663.63">333 22 4160 0 0,'0'0'3032'0'0,"29"-16"6647"0"0,-22 15-9146 0 0,0-1 0 0 0,0 1 0 0 0,0 0 0 0 0,0 1 0 0 0,0 0-1 0 0,8 0 1 0 0,-14 1-460 0 0,1-1 0 0 0,-1 0-1 0 0,0 0 1 0 0,1 1 0 0 0,-1-1 0 0 0,0 1-1 0 0,1-1 1 0 0,-1 1 0 0 0,0 0 0 0 0,0 0-1 0 0,1-1 1 0 0,-1 1 0 0 0,0 0-1 0 0,0 0 1 0 0,0 0 0 0 0,0 0 0 0 0,0 0-1 0 0,-1 0 1 0 0,1 0 0 0 0,0 1 0 0 0,0-1-1 0 0,-1 0 1 0 0,1 0 0 0 0,0 1 0 0 0,-1-1-1 0 0,0 0 1 0 0,1 1 0 0 0,-1-1 0 0 0,0 0-1 0 0,1 1 1 0 0,-1-1 0 0 0,0 1 0 0 0,0-1-1 0 0,0 0 1 0 0,0 1 0 0 0,-1-1-1 0 0,1 1 1 0 0,-1 1 0 0 0,-2 13 212 0 0,-1 0 0 0 0,-1 0 0 0 0,-1 0 0 0 0,0-1 1 0 0,-1 0-1 0 0,-16 26 0 0 0,-13 30 422 0 0,26-50-683 0 0,-10 31-75 0 0,19-49 56 0 0,0 1 0 0 0,0-1 1 0 0,1 1-1 0 0,-1 0 0 0 0,1-1 1 0 0,0 1-1 0 0,0-1 0 0 0,0 1 1 0 0,1 0-1 0 0,-1-1 0 0 0,1 1 1 0 0,1 3-1 0 0,-2-6 6 0 0,1 0 0 0 0,-1 0 0 0 0,1 0 0 0 0,0 0 0 0 0,-1 0 0 0 0,1 0 0 0 0,0 0 0 0 0,0 0 0 0 0,0-1 0 0 0,0 1 0 0 0,0 0 1 0 0,0-1-1 0 0,0 1 0 0 0,0-1 0 0 0,0 1 0 0 0,0-1 0 0 0,0 1 0 0 0,0-1 0 0 0,0 0 0 0 0,0 1 0 0 0,0-1 0 0 0,1 0 0 0 0,-1 0 0 0 0,0 0 0 0 0,0 0 0 0 0,0 0 0 0 0,0 0 0 0 0,0 0 0 0 0,3-1 0 0 0,39-9 112 0 0,-29 6-81 0 0,23-8 112 0 0,-25 9-60 0 0</inkml:trace>
+</inkml:ink>
+</file>
+
+<file path=word/ink/ink2.xml><?xml version="1.0" encoding="utf-8"?>
+<inkml:ink xmlns:inkml="http://www.w3.org/2003/InkML">
+  <inkml:definitions>
+    <inkml:context xml:id="ctx0">
+      <inkml:inkSource xml:id="inkSrc0">
+        <inkml:traceFormat>
+          <inkml:channel name="X" type="integer" min="-2.14748E9" max="2.14748E9" units="cm"/>
+          <inkml:channel name="Y" type="integer" min="-2.14748E9" max="2.14748E9" units="cm"/>
+          <inkml:channel name="F" type="integer" max="32767" units="dev"/>
+          <inkml:channel name="OA" type="integer" max="360" units="deg"/>
+          <inkml:channel name="OE" type="integer" max="90" units="deg"/>
+        </inkml:traceFormat>
+        <inkml:channelProperties>
+          <inkml:channelProperty channel="X" name="resolution" value="1000" units="1/cm"/>
+          <inkml:channelProperty channel="Y" name="resolution" value="1000" units="1/cm"/>
+          <inkml:channelProperty channel="F" name="resolution" value="0" units="1/dev"/>
+          <inkml:channelProperty channel="OA" name="resolution" value="1000" units="1/deg"/>
+          <inkml:channelProperty channel="OE" name="resolution" value="1000" units="1/deg"/>
+        </inkml:channelProperties>
+      </inkml:inkSource>
+      <inkml:timestamp xml:id="ts0" timeString="2026-03-25T23:11:37.973"/>
+    </inkml:context>
+    <inkml:brush xml:id="br0">
+      <inkml:brushProperty name="width" value="0.035" units="cm"/>
+      <inkml:brushProperty name="height" value="0.035" units="cm"/>
+      <inkml:brushProperty name="color" value="#E71224"/>
+    </inkml:brush>
+  </inkml:definitions>
+  <inkml:trace contextRef="#ctx0" brushRef="#br0">211 0 2816 0 0,'0'0'17527'0'0,"-27"2"-15237"0"0,22-1-2205 0 0,-1 0-1 0 0,0 0 1 0 0,1 1 0 0 0,-1-1 0 0 0,1 1 0 0 0,-1 1 0 0 0,1-1 0 0 0,0 1 0 0 0,0 0 0 0 0,0 0 0 0 0,0 0-1 0 0,-6 6 1 0 0,4-2 13 0 0,0-1 1 0 0,1 2-1 0 0,0-1 0 0 0,0 1 0 0 0,1 0 0 0 0,0 0 0 0 0,-4 10 0 0 0,2-2 13 0 0,0 1 0 0 0,1 0-1 0 0,1 0 1 0 0,1 1 0 0 0,1-1 0 0 0,0 1-1 0 0,0 32 1 0 0,3-44-81 0 0,0 1 0 0 0,1-1 0 0 0,0 1 0 0 0,0-1 0 0 0,0 1 0 0 0,1-1 0 0 0,0 1-1 0 0,0-1 1 0 0,1 0 0 0 0,-1 0 0 0 0,1 0 0 0 0,1-1 0 0 0,-1 1 0 0 0,1-1 0 0 0,0 0 0 0 0,5 6 0 0 0,-6-9-14 0 0,0 1 0 0 0,0-1 1 0 0,1 1-1 0 0,-1-1 0 0 0,0 0 1 0 0,1 0-1 0 0,0 0 0 0 0,-1-1 1 0 0,1 0-1 0 0,0 1 1 0 0,0-1-1 0 0,0 0 0 0 0,0-1 1 0 0,0 1-1 0 0,0-1 0 0 0,0 0 1 0 0,0 0-1 0 0,0 0 1 0 0,0 0-1 0 0,0 0 0 0 0,0-1 1 0 0,0 0-1 0 0,-1 0 0 0 0,1 0 1 0 0,0-1-1 0 0,0 1 1 0 0,4-3-1 0 0,2-1 31 0 0,-1 0 0 0 0,1 0 0 0 0,-1-1 0 0 0,12-10 0 0 0,-19 15-35 0 0,0 0-1 0 0,-1-1 1 0 0,1 1 0 0 0,-1 0-1 0 0,1-1 1 0 0,-1 0-1 0 0,0 1 1 0 0,1-1 0 0 0,-1 0-1 0 0,0 0 1 0 0,0 1-1 0 0,0-1 1 0 0,0 0 0 0 0,0 0-1 0 0,-1 0 1 0 0,1 0-1 0 0,-1 0 1 0 0,1 0-1 0 0,-1 0 1 0 0,0-1 0 0 0,0 1-1 0 0,0 0 1 0 0,0 0-1 0 0,0 0 1 0 0,0 0 0 0 0,0 0-1 0 0,-1 0 1 0 0,1 0-1 0 0,-1 0 1 0 0,-1-3 0 0 0,1 3-1 0 0,-1 0 0 0 0,0 0 1 0 0,1 0-1 0 0,-1 1 0 0 0,0-1 1 0 0,0 1-1 0 0,0-1 1 0 0,0 1-1 0 0,0 0 0 0 0,-1 0 1 0 0,1 0-1 0 0,0 0 0 0 0,0 0 1 0 0,-1 1-1 0 0,1-1 1 0 0,0 0-1 0 0,-1 1 0 0 0,1 0 1 0 0,-1 0-1 0 0,-2 0 1 0 0,-6-1 23 0 0,-1 1 0 0 0,-21 3-1 0 0,24-1-16 0 0,-24 2 79 0 0,0 2 1 0 0,-33 10 0 0 0,62-14-66 0 0</inkml:trace>
+  <inkml:trace contextRef="#ctx0" brushRef="#br0" timeOffset="200.86">392 166 128 0 0,'0'0'640'0'0</inkml:trace>
+</inkml:ink>
+</file>
+
+<file path=word/ink/ink3.xml><?xml version="1.0" encoding="utf-8"?>
+<inkml:ink xmlns:inkml="http://www.w3.org/2003/InkML">
+  <inkml:definitions>
+    <inkml:context xml:id="ctx0">
+      <inkml:inkSource xml:id="inkSrc0">
+        <inkml:traceFormat>
+          <inkml:channel name="X" type="integer" min="-2.14748E9" max="2.14748E9" units="cm"/>
+          <inkml:channel name="Y" type="integer" min="-2.14748E9" max="2.14748E9" units="cm"/>
+          <inkml:channel name="F" type="integer" max="32767" units="dev"/>
+          <inkml:channel name="OA" type="integer" max="360" units="deg"/>
+          <inkml:channel name="OE" type="integer" max="90" units="deg"/>
+        </inkml:traceFormat>
+        <inkml:channelProperties>
+          <inkml:channelProperty channel="X" name="resolution" value="1000" units="1/cm"/>
+          <inkml:channelProperty channel="Y" name="resolution" value="1000" units="1/cm"/>
+          <inkml:channelProperty channel="F" name="resolution" value="0" units="1/dev"/>
+          <inkml:channelProperty channel="OA" name="resolution" value="1000" units="1/deg"/>
+          <inkml:channelProperty channel="OE" name="resolution" value="1000" units="1/deg"/>
+        </inkml:channelProperties>
+      </inkml:inkSource>
+      <inkml:timestamp xml:id="ts0" timeString="2026-03-25T23:11:33.639"/>
+    </inkml:context>
+    <inkml:brush xml:id="br0">
+      <inkml:brushProperty name="width" value="0.035" units="cm"/>
+      <inkml:brushProperty name="height" value="0.035" units="cm"/>
+      <inkml:brushProperty name="color" value="#FFFFFF"/>
+    </inkml:brush>
+  </inkml:definitions>
+  <inkml:trace contextRef="#ctx0" brushRef="#br0">323 390 1440 0 0,'-15'-13'4033'0'0,"16"12"-3969"0"0,1-1 0 0 0,-1 1-1 0 0,1 0 1 0 0,-1 0 0 0 0,0 0-1 0 0,1 0 1 0 0,0 0 0 0 0,-1 0 0 0 0,1 0-1 0 0,0 0 1 0 0,-1 1 0 0 0,1-1-1 0 0,3 0 1 0 0,28-5 295 0 0,-20 5-203 0 0,83-12 510 0 0,-83 12-552 0 0,1 0 0 0 0,-1 1 0 0 0,1 1 0 0 0,-1 0 0 0 0,16 4 0 0 0,-28-5-92 0 0,0 0 0 0 0,0 1 0 0 0,1-1-1 0 0,-1 0 1 0 0,0 1 0 0 0,0-1 0 0 0,0 1 0 0 0,1-1-1 0 0,-1 1 1 0 0,0-1 0 0 0,0 1 0 0 0,0 0-1 0 0,0 0 1 0 0,0 0 0 0 0,0-1 0 0 0,0 1-1 0 0,0 0 1 0 0,-1 0 0 0 0,1 0 0 0 0,1 2-1 0 0,-2-2-6 0 0,0 0-1 0 0,0 0 0 0 0,0 0 0 0 0,0 0 0 0 0,0 0 0 0 0,0 0 0 0 0,0 0 0 0 0,0-1 0 0 0,-1 1 0 0 0,1 0 0 0 0,0 0 0 0 0,0 0 0 0 0,-1 0 0 0 0,1 0 0 0 0,-1 0 0 0 0,1-1 0 0 0,-1 1 0 0 0,1 0 0 0 0,-1 0 0 0 0,-1 1 0 0 0,-3 3-22 0 0,-1 1 1 0 0,0-1-1 0 0,-1 0 0 0 0,-13 7 1 0 0,1 0 18 0 0,-2-1 0 0 0,1-2 1 0 0,-2 0-1 0 0,1-1 0 0 0,-1-1 1 0 0,0-1-1 0 0,-1-1 0 0 0,1-1 1 0 0,-1-1-1 0 0,0-1 0 0 0,-33-1 1 0 0,52-1-4 0 0,1-1 0 0 0,0 1 0 0 0,0-1 1 0 0,0 1-1 0 0,0-1 0 0 0,-1 0 0 0 0,1 0 1 0 0,1-1-1 0 0,-1 1 0 0 0,0-1 0 0 0,0 1 1 0 0,0-1-1 0 0,1 0 0 0 0,-1 0 0 0 0,1 0 0 0 0,-1 0 1 0 0,1 0-1 0 0,0-1 0 0 0,0 1 0 0 0,-2-4 1 0 0,2 3-8 0 0,1-1 1 0 0,-1 1 0 0 0,1 0 0 0 0,0-1 0 0 0,0 1 0 0 0,1-1 0 0 0,-1 1-1 0 0,1-1 1 0 0,-1 1 0 0 0,1-1 0 0 0,0 1 0 0 0,1-1 0 0 0,-1 0-1 0 0,1 1 1 0 0,-1-1 0 0 0,1 1 0 0 0,0 0 0 0 0,2-5 0 0 0,2-4 7 0 0,1 1 1 0 0,0 0 0 0 0,0 0 0 0 0,1 0-1 0 0,1 1 1 0 0,0 0 0 0 0,0 0 0 0 0,1 1-1 0 0,1 0 1 0 0,-1 1 0 0 0,1 0-1 0 0,0 0 1 0 0,1 1 0 0 0,22-11 0 0 0,-12 7 48 0 0,1 2 1 0 0,1 0 0 0 0,0 2 0 0 0,0 0-1 0 0,0 1 1 0 0,1 2 0 0 0,25-3 0 0 0,-30 6 47 0 0,0 1 1 0 0,34 3-1 0 0,-47-2-55 0 0,0 0-1 0 0,0 0 1 0 0,0 0-1 0 0,0 1 1 0 0,0 0-1 0 0,0 0 1 0 0,-1 0-1 0 0,1 1 1 0 0,-1 0-1 0 0,1 0 1 0 0,-1 0-1 0 0,8 7 1 0 0,-12-8-26 0 0,0-1 0 0 0,1 1 0 0 0,-1-1 0 0 0,0 1 0 0 0,0 0 1 0 0,0-1-1 0 0,0 1 0 0 0,0 0 0 0 0,-1 0 0 0 0,1-1 0 0 0,0 1 1 0 0,-1 0-1 0 0,1 0 0 0 0,-1 0 0 0 0,0 0 0 0 0,0 0 0 0 0,0 0 1 0 0,0 0-1 0 0,0 0 0 0 0,0 0 0 0 0,0 0 0 0 0,-1-1 0 0 0,1 1 1 0 0,-1 0-1 0 0,1 0 0 0 0,-1 0 0 0 0,0 0 0 0 0,1-1 0 0 0,-1 1 1 0 0,0 0-1 0 0,0-1 0 0 0,0 1 0 0 0,-1 0 0 0 0,1-1 0 0 0,0 0 1 0 0,-3 3-1 0 0,-5 5 125 0 0,-1 0 0 0 0,0-1 0 0 0,0 0 0 0 0,-15 8 0 0 0,16-10-79 0 0,-18 11 177 0 0,0-2-1 0 0,-1-1 1 0 0,-33 13 0 0 0,43-21-79 0 0,0 0-1 0 0,-1-1 0 0 0,1-1 0 0 0,-1-1 0 0 0,0-1 1 0 0,-27 1-1 0 0,43-3-127 0 0,0 0 0 0 0,0 0 1 0 0,0-1-1 0 0,0 1 0 0 0,0-1 1 0 0,0 0-1 0 0,0 1 0 0 0,0-1 1 0 0,0-1-1 0 0,0 1 0 0 0,1 0 0 0 0,-1-1 1 0 0,0 1-1 0 0,1-1 0 0 0,0 0 1 0 0,-4-3-1 0 0,5 3-5 0 0,-1 1 1 0 0,1-1-1 0 0,0 0 1 0 0,0 0 0 0 0,0 0-1 0 0,0-1 1 0 0,0 1-1 0 0,0 0 1 0 0,0 0-1 0 0,1 0 1 0 0,-1-1-1 0 0,1 1 1 0 0,0 0 0 0 0,0-1-1 0 0,0 1 1 0 0,0 0-1 0 0,0-1 1 0 0,0 1-1 0 0,0 0 1 0 0,1-1-1 0 0,-1 1 1 0 0,2-3 0 0 0,1-3 30 0 0,0-1 1 0 0,1 1 0 0 0,0 0 0 0 0,1 0 0 0 0,0 0 0 0 0,0 1 0 0 0,0-1 0 0 0,1 1 0 0 0,0 1 0 0 0,1-1 0 0 0,-1 1-1 0 0,1 0 1 0 0,1 1 0 0 0,-1-1 0 0 0,1 1 0 0 0,-1 1 0 0 0,1 0 0 0 0,1 0 0 0 0,10-4 0 0 0,-5 3 23 0 0,0 1 0 0 0,1 0 0 0 0,-1 1 0 0 0,1 0 1 0 0,0 1-1 0 0,0 1 0 0 0,0 0 0 0 0,0 1 0 0 0,0 1 1 0 0,29 5-1 0 0,-30-3-10 0 0,0 1-1 0 0,0 1 1 0 0,-1 0 0 0 0,16 8 0 0 0,-25-11-51 0 0,0 0 0 0 0,0 1 0 0 0,0-1 0 0 0,0 1 1 0 0,-1-1-1 0 0,1 1 0 0 0,-1 0 0 0 0,0 0 0 0 0,0 1 0 0 0,0-1 0 0 0,0 1 1 0 0,0-1-1 0 0,-1 1 0 0 0,0 0 0 0 0,1 0 0 0 0,-2 0 0 0 0,3 6 0 0 0,-4-7-7 0 0,1 0-1 0 0,-1 0 1 0 0,-1 0-1 0 0,1 0 1 0 0,0 0-1 0 0,-1 0 0 0 0,1 0 1 0 0,-1 0-1 0 0,0-1 1 0 0,0 1-1 0 0,0 0 1 0 0,-1 0-1 0 0,1-1 0 0 0,-1 1 1 0 0,1 0-1 0 0,-1-1 1 0 0,0 0-1 0 0,0 1 1 0 0,0-1-1 0 0,-4 4 1 0 0,-4 3 54 0 0,0-1 1 0 0,0 0-1 0 0,-17 9 1 0 0,5-5-11 0 0,-1-1 0 0 0,0 0-1 0 0,0-2 1 0 0,-1 0 0 0 0,-35 6 0 0 0,44-11-20 0 0,-1-2 0 0 0,0 0 0 0 0,0 0 0 0 0,0-2 0 0 0,0 0 0 0 0,0 0 1 0 0,0-2-1 0 0,0 0 0 0 0,-25-7 0 0 0,38 8-34 0 0,0 0 1 0 0,0 0 0 0 0,0 0-1 0 0,0 0 1 0 0,0 0 0 0 0,0-1-1 0 0,1 0 1 0 0,-1 1 0 0 0,1-1-1 0 0,-1 0 1 0 0,1 0 0 0 0,-1 0-1 0 0,1-1 1 0 0,0 1-1 0 0,0-1 1 0 0,0 1 0 0 0,1-1-1 0 0,-1 1 1 0 0,0-1 0 0 0,-1-4-1 0 0,3 4-1 0 0,-1 0 0 0 0,1 0 0 0 0,0 0 0 0 0,0-1 0 0 0,0 1 0 0 0,0 0 0 0 0,0 0 0 0 0,1 0 0 0 0,-1 0 0 0 0,1 0 0 0 0,0 0 0 0 0,0 0 0 0 0,0 0 0 0 0,0 1 0 0 0,0-1 0 0 0,1 0 0 0 0,0 1 0 0 0,-1-1 0 0 0,1 1 0 0 0,0-1 0 0 0,2-1 0 0 0,5-6 21 0 0,1 0-1 0 0,0 1 1 0 0,1 1-1 0 0,-1 0 1 0 0,1 0 0 0 0,1 1-1 0 0,0 0 1 0 0,0 1-1 0 0,0 1 1 0 0,1 0-1 0 0,22-6 1 0 0,-8 4 21 0 0,-1 2 1 0 0,1 1 0 0 0,0 1 0 0 0,51 1-1 0 0,-64 2-30 0 0,0 1-1 0 0,-1 1 1 0 0,1 0 0 0 0,16 5-1 0 0,-25-5-10 0 0,0 0 0 0 0,0 0-1 0 0,0 0 1 0 0,0 0 0 0 0,0 1-1 0 0,-1 0 1 0 0,1 0 0 0 0,-1 0 0 0 0,0 0-1 0 0,0 1 1 0 0,0 0 0 0 0,0 0 0 0 0,6 8-1 0 0,-9-11-4 0 0,0 1 0 0 0,0 0-1 0 0,0 0 1 0 0,0 0 0 0 0,-1 0-1 0 0,1 0 1 0 0,0 0 0 0 0,-1 0-1 0 0,1 1 1 0 0,-1-1 0 0 0,0 0-1 0 0,0 0 1 0 0,0 0 0 0 0,0 0-1 0 0,0 1 1 0 0,0-1 0 0 0,-2 4-1 0 0,1-2 5 0 0,-1 0 0 0 0,1 0 0 0 0,-1 0 1 0 0,0 0-1 0 0,-1 0 0 0 0,1 0 0 0 0,-1-1 0 0 0,-3 5 0 0 0,-5 3 19 0 0,0 0-1 0 0,-1-2 1 0 0,0 1 0 0 0,-13 7-1 0 0,-5 2 26 0 0,-1-2-1 0 0,0-1 0 0 0,-1-2 0 0 0,-35 11 0 0 0,42-17-19 0 0,0-2 0 0 0,0 0 0 0 0,0-2 0 0 0,-1-1 0 0 0,1 0 0 0 0,-33-3 0 0 0,51 0-22 0 0,1-1 0 0 0,0 1-1 0 0,-1-1 1 0 0,1-1 0 0 0,0 1 0 0 0,0-1-1 0 0,0-1 1 0 0,0 1 0 0 0,0-1 0 0 0,0 0-1 0 0,1 0 1 0 0,-1 0 0 0 0,-5-5 0 0 0,9 5-6 0 0,0 1 0 0 0,0 0 1 0 0,-1-1-1 0 0,2 0 0 0 0,-1 1 1 0 0,0-1-1 0 0,0 0 0 0 0,1 0 0 0 0,0 0 1 0 0,-1 0-1 0 0,1 0 0 0 0,0 0 1 0 0,1 0-1 0 0,-1-1 0 0 0,0 1 1 0 0,1 0-1 0 0,0 0 0 0 0,0-1 1 0 0,0 1-1 0 0,0 0 0 0 0,0 0 1 0 0,1-1-1 0 0,-1 1 0 0 0,1 0 1 0 0,0 0-1 0 0,0 0 0 0 0,2-4 1 0 0,1-4 7 0 0,2 1 1 0 0,-1-1 0 0 0,2 1 0 0 0,-1 0 0 0 0,1 1 0 0 0,1-1 0 0 0,0 1-1 0 0,0 1 1 0 0,1 0 0 0 0,-1 0 0 0 0,20-13 0 0 0,-9 9 8 0 0,0 1 0 0 0,1 0 0 0 0,0 2 0 0 0,1 0 0 0 0,31-9 0 0 0,-33 14 3 0 0,0 0 1 0 0,0 1-1 0 0,1 1 1 0 0,-1 0-1 0 0,1 2 1 0 0,-1 0 0 0 0,20 3-1 0 0,-26-1-2 0 0,0 0-1 0 0,-1 1 1 0 0,1 0 0 0 0,-1 1-1 0 0,0 0 1 0 0,0 1-1 0 0,-1 0 1 0 0,1 1 0 0 0,-1 0-1 0 0,0 1 1 0 0,16 13 0 0 0,-25-19-19 0 0,-1 1 0 0 0,1-1 0 0 0,-1 0 0 0 0,0 1 1 0 0,0-1-1 0 0,1 1 0 0 0,-1-1 0 0 0,0 1 1 0 0,0 0-1 0 0,0 0 0 0 0,0-1 0 0 0,-1 1 0 0 0,1 0 1 0 0,0 0-1 0 0,-1 0 0 0 0,0 0 0 0 0,1 0 1 0 0,-1 0-1 0 0,0 0 0 0 0,0 0 0 0 0,0 2 0 0 0,-1-1 4 0 0,1 0-1 0 0,-1 0 0 0 0,0-1 0 0 0,0 1 0 0 0,-1 0 0 0 0,1-1 0 0 0,-1 1 0 0 0,1-1 1 0 0,-1 1-1 0 0,0-1 0 0 0,0 0 0 0 0,-4 4 0 0 0,-3 2 15 0 0,-1 0 0 0 0,0-1 0 0 0,0 0 0 0 0,-1-1 0 0 0,-19 9 0 0 0,-4-2 25 0 0,0-1 0 0 0,-1-1 0 0 0,0-2 1 0 0,-65 8-1 0 0,70-14-22 0 0,0-2-1 0 0,0 0 1 0 0,0-2 0 0 0,0-2-1 0 0,0 0 1 0 0,-36-10 0 0 0,58 11-24 0 0,-1-1 0 0 0,1 0 0 0 0,0 0 0 0 0,0-1 1 0 0,0 0-1 0 0,1 0 0 0 0,0-1 0 0 0,-11-8 0 0 0,15 11-3 0 0,1 0 1 0 0,0 0-1 0 0,0 0 0 0 0,0-1 0 0 0,0 1 1 0 0,0-1-1 0 0,1 1 0 0 0,-1-1 0 0 0,1 1 1 0 0,0-1-1 0 0,0 0 0 0 0,0 0 0 0 0,0 1 1 0 0,0-1-1 0 0,0 0 0 0 0,1 0 0 0 0,-1 0 1 0 0,1 0-1 0 0,0 0 0 0 0,0 0 0 0 0,0 0 0 0 0,0 0 1 0 0,1 0-1 0 0,-1 0 0 0 0,1 0 0 0 0,-1 0 1 0 0,1 1-1 0 0,2-6 0 0 0,1 1 1 0 0,0 0-1 0 0,1 1 1 0 0,-1-1 0 0 0,1 1-1 0 0,0 0 1 0 0,1 0 0 0 0,0 1-1 0 0,0 0 1 0 0,0 0 0 0 0,0 0-1 0 0,1 1 1 0 0,0-1-1 0 0,-1 2 1 0 0,16-7 0 0 0,8-2 8 0 0,0 2 1 0 0,42-9-1 0 0,-39 12 7 0 0,1 2-1 0 0,-1 1 0 0 0,67 0 1 0 0,-75 5-4 0 0,0 2-1 0 0,0 0 1 0 0,0 1 0 0 0,-1 2 0 0 0,48 16 0 0 0,-68-20-10 0 0,0-1 0 0 0,0 1 0 0 0,0 1 1 0 0,-1-1-1 0 0,1 0 0 0 0,0 1 0 0 0,-1 0 0 0 0,0 0 1 0 0,6 6-1 0 0,-8-8-2 0 0,0 0 0 0 0,0 1 0 0 0,-1-1 0 0 0,1 0 0 0 0,0 1 0 0 0,-1-1 0 0 0,1 0 0 0 0,-1 1 0 0 0,1-1 0 0 0,-1 1 0 0 0,0-1 0 0 0,1 1-1 0 0,-1-1 1 0 0,0 1 0 0 0,0-1 0 0 0,0 1 0 0 0,0-1 0 0 0,-1 1 0 0 0,1-1 0 0 0,0 1 0 0 0,-1-1 0 0 0,1 1 0 0 0,-1-1 0 0 0,1 0 0 0 0,-1 1 0 0 0,1-1 0 0 0,-1 0 0 0 0,0 1 0 0 0,0-1 0 0 0,0 0 0 0 0,0 0 0 0 0,-1 2 0 0 0,-7 6 1 0 0,0 0 0 0 0,-1-1 1 0 0,0 0-1 0 0,0 0 0 0 0,-1-1 0 0 0,0-1 1 0 0,-12 7-1 0 0,-86 31 12 0 0,77-34-10 0 0,0 0-1 0 0,-1-3 1 0 0,-57 7 0 0 0,75-12-10 0 0,0-1 1 0 0,0-1-1 0 0,0-1 0 0 0,0 0 0 0 0,0-1 1 0 0,0 0-1 0 0,0-1 0 0 0,1-1 0 0 0,-1-1 1 0 0,-21-9-1 0 0,33 13 3 0 0,-1-1 1 0 0,1 0-1 0 0,0 0 0 0 0,0 0 1 0 0,0 0-1 0 0,0-1 0 0 0,0 1 1 0 0,1-1-1 0 0,-1 1 1 0 0,1-1-1 0 0,0 0 0 0 0,0 0 1 0 0,0 0-1 0 0,0 0 0 0 0,0 0 1 0 0,0-1-1 0 0,1 1 1 0 0,0-1-1 0 0,-1 1 0 0 0,1-1 1 0 0,1 1-1 0 0,-1-1 0 0 0,0-4 1 0 0,1 3-1 0 0,1 1-1 0 0,-1-1 1 0 0,1 1 0 0 0,0 0 0 0 0,0-1 0 0 0,0 1 0 0 0,1 0 0 0 0,0 0 0 0 0,-1 0 0 0 0,1 0 0 0 0,1 0-1 0 0,-1 0 1 0 0,1 1 0 0 0,-1-1 0 0 0,1 1 0 0 0,0-1 0 0 0,0 1 0 0 0,0 0 0 0 0,4-2 0 0 0,8-6-6 0 0,0 1 0 0 0,1 1 0 0 0,0 0 0 0 0,0 2 0 0 0,0-1 0 0 0,1 2 0 0 0,0 0 1 0 0,1 1-1 0 0,23-3 0 0 0,-7 3-7 0 0,1 1-1 0 0,0 2 1 0 0,65 4 0 0 0,-76 0 11 0 0,0 1-1 0 0,30 8 0 0 0,-44-8 4 0 0,0 0-1 0 0,0 1 0 0 0,0 0 0 0 0,-1 0 1 0 0,0 1-1 0 0,0 0 0 0 0,16 12 1 0 0,-24-16 1 0 0,0 0 0 0 0,0 0 0 0 0,0 0 1 0 0,0 0-1 0 0,0 0 0 0 0,0 0 0 0 0,0 0 1 0 0,0 0-1 0 0,-1 0 0 0 0,1 1 0 0 0,0-1 1 0 0,-1 0-1 0 0,1 0 0 0 0,-1 1 0 0 0,1-1 1 0 0,-1 0-1 0 0,0 1 0 0 0,0-1 0 0 0,1 1 1 0 0,-1-1-1 0 0,0 0 0 0 0,0 1 1 0 0,0-1-1 0 0,-1 3 0 0 0,0-2 2 0 0,0 1 0 0 0,0 0 0 0 0,0-1 0 0 0,-1 1 0 0 0,1-1 1 0 0,-1 0-1 0 0,1 1 0 0 0,-1-1 0 0 0,0 0 0 0 0,0 0 0 0 0,-3 3 0 0 0,-5 3 40 0 0,0-1 0 0 0,0 0 0 0 0,0-1-1 0 0,-19 9 1 0 0,6-6 20 0 0,1-1-1 0 0,-1-1 1 0 0,0-1-1 0 0,0 0 1 0 0,-1-2-1 0 0,-35 1 1 0 0,45-4-44 0 0,-1-1 1 0 0,1 0-1 0 0,-1-1 0 0 0,1-1 1 0 0,-1 0-1 0 0,1-1 0 0 0,0-1 1 0 0,0 0-1 0 0,1-1 0 0 0,-1-1 1 0 0,-24-13-1 0 0,36 18-14 0 0,0 0 0 0 0,-1-1-1 0 0,1 0 1 0 0,0 1 0 0 0,0-1 0 0 0,0 0-1 0 0,0 0 1 0 0,1 0 0 0 0,-1 0 0 0 0,0 0-1 0 0,1 0 1 0 0,-1-1 0 0 0,1 1 0 0 0,0 0-1 0 0,0-1 1 0 0,0 1 0 0 0,0-1 0 0 0,0 1-1 0 0,0-1 1 0 0,1 0 0 0 0,-1-2-1 0 0,1 1 2 0 0,1 1-1 0 0,0 0 0 0 0,-1-1 0 0 0,1 1 0 0 0,0 0 0 0 0,0-1 0 0 0,1 1 0 0 0,-1 0 0 0 0,1 0 0 0 0,-1 0 0 0 0,1 0 0 0 0,0 0 0 0 0,0 1 0 0 0,0-1 0 0 0,1 1 0 0 0,2-4 0 0 0,3-1-12 0 0,0 1-1 0 0,0 0 1 0 0,1 0-1 0 0,-1 1 1 0 0,1 0-1 0 0,0 0 1 0 0,1 1-1 0 0,-1 0 1 0 0,1 1-1 0 0,0 0 0 0 0,0 1 1 0 0,10-2-1 0 0,-12 3-13 0 0,0 0 0 0 0,0 0 0 0 0,1 0 0 0 0,-1 2 0 0 0,0-1-1 0 0,0 1 1 0 0,0 0 0 0 0,0 0 0 0 0,0 1 0 0 0,0 0-1 0 0,0 1 1 0 0,0-1 0 0 0,-1 2 0 0 0,1-1 0 0 0,9 7 0 0 0,-16-10 16 0 0,1 2 0 0 0,-1-1 0 0 0,1 0 0 0 0,-1 0 1 0 0,0 0-1 0 0,1 1 0 0 0,-1-1 0 0 0,0 0 1 0 0,0 1-1 0 0,0-1 0 0 0,0 1 0 0 0,0-1 0 0 0,0 1 1 0 0,0 0-1 0 0,-1-1 0 0 0,1 1 0 0 0,-1 0 1 0 0,1 0-1 0 0,-1 0 0 0 0,1-1 0 0 0,-1 1 1 0 0,0 0-1 0 0,0 3 0 0 0,-1-2 1 0 0,0 0 0 0 0,0 1 0 0 0,0-1-1 0 0,0 0 1 0 0,0 0 0 0 0,-1 0 0 0 0,1-1 0 0 0,-1 1 0 0 0,0 0 0 0 0,0-1 0 0 0,0 1-1 0 0,-4 3 1 0 0,-1 1 3 0 0,-1 0-1 0 0,0 0 0 0 0,-1-1 0 0 0,0 0 1 0 0,0 0-1 0 0,0-1 0 0 0,-16 6 1 0 0,4-4 26 0 0,-1-1 0 0 0,0-1 0 0 0,0-1 0 0 0,-25 2 0 0 0,37-5 6 0 0,0-1 0 0 0,0 0 0 0 0,-1 0 0 0 0,1-1 0 0 0,0 0 0 0 0,0-1-1 0 0,0 0 1 0 0,1-1 0 0 0,-1 0 0 0 0,0-1 0 0 0,-12-6 0 0 0,19 9-17 0 0,1 0 1 0 0,0-1-1 0 0,0 1 0 0 0,0-1 1 0 0,0 1-1 0 0,0-1 0 0 0,0 0 1 0 0,0 0-1 0 0,1 1 0 0 0,-1-1 0 0 0,0-1 1 0 0,1 1-1 0 0,0 0 0 0 0,-1 0 1 0 0,1 0-1 0 0,0-1 0 0 0,0 1 0 0 0,1 0 1 0 0,-1-1-1 0 0,0 1 0 0 0,1-1 1 0 0,-1 1-1 0 0,1-1 0 0 0,0 1 1 0 0,0-1-1 0 0,0 0 0 0 0,0 1 0 0 0,0-1 1 0 0,1 1-1 0 0,-1-1 0 0 0,1 1 1 0 0,0-1-1 0 0,-1 1 0 0 0,1 0 0 0 0,0-1 1 0 0,0 1-1 0 0,3-4 0 0 0,1-3 24 0 0,1 1 0 0 0,0-1 0 0 0,1 1-1 0 0,0 0 1 0 0,0 1 0 0 0,0 0 0 0 0,17-12-1 0 0,-11 10-20 0 0,0 2-1 0 0,0-1 0 0 0,1 1 1 0 0,0 1-1 0 0,0 1 0 0 0,1 0 0 0 0,24-5 1 0 0,-28 8-8 0 0,1 0 1 0 0,0 0-1 0 0,-1 2 1 0 0,1-1-1 0 0,0 2 1 0 0,0-1 0 0 0,-1 2-1 0 0,1-1 1 0 0,0 2-1 0 0,16 5 1 0 0,-25-8-6 0 0,-1 1 1 0 0,1 0-1 0 0,-1 0 0 0 0,0 0 1 0 0,1 0-1 0 0,-1 1 0 0 0,0-1 1 0 0,1 1-1 0 0,-1-1 0 0 0,0 1 1 0 0,0 0-1 0 0,0 0 1 0 0,-1 0-1 0 0,1 0 0 0 0,0 0 1 0 0,-1 0-1 0 0,1 1 0 0 0,-1-1 1 0 0,0 0-1 0 0,0 1 0 0 0,0-1 1 0 0,0 1-1 0 0,0-1 1 0 0,0 1-1 0 0,-1 0 0 0 0,1-1 1 0 0,-1 1-1 0 0,0 0 0 0 0,0-1 1 0 0,0 1-1 0 0,0 0 0 0 0,0-1 1 0 0,0 1-1 0 0,-1 0 1 0 0,0-1-1 0 0,1 1 0 0 0,-1-1 1 0 0,0 1-1 0 0,0-1 0 0 0,0 1 1 0 0,-1-1-1 0 0,1 0 0 0 0,-3 4 1 0 0,-4 4-2 0 0,-1-1 0 0 0,0 0 0 0 0,0-1 0 0 0,-1 0 1 0 0,0 0-1 0 0,-1-1 0 0 0,0 0 0 0 0,0-1 0 0 0,0-1 0 0 0,-23 9 1 0 0,8-5-32 0 0,0-2 1 0 0,0-1 0 0 0,0-1 0 0 0,-30 2-1 0 0,37-6-43 0 0,0 0 0 0 0,-22-3-1 0 0,36 2 49 0 0,0 0 0 0 0,0-1 0 0 0,-1 0 0 0 0,1 0 0 0 0,0-1 0 0 0,0 1 0 0 0,0-1 0 0 0,0 0 0 0 0,0-1 0 0 0,1 1 0 0 0,-1-1 0 0 0,-6-5 0 0 0,9 6-2 0 0,1 1-1 0 0,-1-1 1 0 0,1 0-1 0 0,0 0 1 0 0,0 0-1 0 0,-1 0 1 0 0,1 0-1 0 0,0 0 1 0 0,1 0-1 0 0,-1 0 1 0 0,0 0-1 0 0,1-1 1 0 0,-1 1-1 0 0,1 0 1 0 0,0 0-1 0 0,0-1 1 0 0,-1 1-1 0 0,2 0 1 0 0,-1-1-1 0 0,0 1 1 0 0,0 0-1 0 0,1 0 1 0 0,-1-1-1 0 0,1 1 1 0 0,0 0-1 0 0,-1 0 1 0 0,1 0-1 0 0,0 0 1 0 0,0 0-1 0 0,3-3 1 0 0,0-3-40 0 0,1 1 0 0 0,1 0 1 0 0,-1 1-1 0 0,1-1 1 0 0,0 1-1 0 0,13-10 1 0 0,-2 4 33 0 0,2 0 1 0 0,-1 2-1 0 0,1 0 1 0 0,1 1-1 0 0,0 0 1 0 0,0 2-1 0 0,32-7 1 0 0,-35 10 13 0 0,0 0 0 0 0,1 2 0 0 0,-1 0 0 0 0,0 1 0 0 0,1 1 0 0 0,-1 1 0 0 0,1 0 0 0 0,-1 1 0 0 0,30 8 0 0 0,-41-8 19 0 0,1 0 0 0 0,0 0 0 0 0,-1 1 0 0 0,1 0 0 0 0,-1 0 0 0 0,0 1 0 0 0,8 6 0 0 0,-12-9 7 0 0,-1 0-1 0 0,0 1 0 0 0,1-1 0 0 0,-1 1 1 0 0,0-1-1 0 0,0 1 0 0 0,0-1 0 0 0,0 1 1 0 0,0 0-1 0 0,0 0 0 0 0,0-1 0 0 0,-1 1 1 0 0,1 0-1 0 0,-1 0 0 0 0,1 0 0 0 0,-1 0 1 0 0,0 0-1 0 0,0 0 0 0 0,0-1 0 0 0,0 1 1 0 0,0 0-1 0 0,0 0 0 0 0,0 0 0 0 0,-1 0 1 0 0,1 0-1 0 0,-1 0 0 0 0,1 0 0 0 0,-1-1 0 0 0,0 1 1 0 0,1 0-1 0 0,-3 2 0 0 0,-2 5 23 0 0,-2 1-1 0 0,1-1 1 0 0,-1 0-1 0 0,-1 0 1 0 0,0-1-1 0 0,0 0 1 0 0,-1 0-1 0 0,1-1 1 0 0,-2 0-1 0 0,1-1 1 0 0,-18 10-1 0 0,8-7-4 0 0,0 0 0 0 0,-1-1 0 0 0,1-1 1 0 0,-1-1-1 0 0,-33 5 0 0 0,43-9-22 0 0,0-1 0 0 0,0 0 1 0 0,0-1-1 0 0,0 0 0 0 0,0-1 0 0 0,0 0 1 0 0,0-1-1 0 0,-11-3 0 0 0,18 5-7 0 0,1-1 1 0 0,0 0-1 0 0,-1 0 0 0 0,1 0 0 0 0,0 0 0 0 0,0 0 1 0 0,0 0-1 0 0,0-1 0 0 0,0 1 0 0 0,0-1 0 0 0,0 1 1 0 0,0-1-1 0 0,0 0 0 0 0,1 0 0 0 0,-1 0 1 0 0,1 1-1 0 0,-1-2 0 0 0,1 1 0 0 0,0 0 0 0 0,0 0 1 0 0,0 0-1 0 0,0-1 0 0 0,0 1 0 0 0,0 0 0 0 0,1-1 1 0 0,-1 1-1 0 0,1-1 0 0 0,0 1 0 0 0,0 0 0 0 0,-1-1 1 0 0,2 1-1 0 0,-1-1 0 0 0,0 1 0 0 0,0-1 0 0 0,1 1 1 0 0,-1-1-1 0 0,1 1 0 0 0,1-4 0 0 0,1-1-71 0 0,1-1 0 0 0,-1 1-1 0 0,1-1 1 0 0,1 1 0 0 0,-1 0-1 0 0,1 0 1 0 0,1 1 0 0 0,-1 0 0 0 0,1 0-1 0 0,0 0 1 0 0,0 0 0 0 0,1 1-1 0 0,0 0 1 0 0,13-7 0 0 0,-2 2 10 0 0,1 0 1 0 0,0 2-1 0 0,1 0 1 0 0,35-8-1 0 0,-41 12 41 0 0,1 2-1 0 0,0 0 1 0 0,0 0-1 0 0,0 2 1 0 0,24 1-1 0 0,-32-1 16 0 0,1 1 0 0 0,0 1-1 0 0,0-1 1 0 0,-1 1-1 0 0,1 1 1 0 0,-1-1 0 0 0,1 1-1 0 0,-1 0 1 0 0,0 1-1 0 0,0 0 1 0 0,-1 0 0 0 0,9 7-1 0 0,-13-10 8 0 0,0 1 1 0 0,-1-1-1 0 0,1 1 0 0 0,-1 0 0 0 0,0-1 0 0 0,1 1 0 0 0,-1 0 0 0 0,0 0 1 0 0,0 0-1 0 0,0 0 0 0 0,0 0 0 0 0,-1 0 0 0 0,1 0 0 0 0,-1 0 0 0 0,1 0 0 0 0,-1 0 1 0 0,1 0-1 0 0,-1 0 0 0 0,0 5 0 0 0,-1-4 6 0 0,1 1 0 0 0,-1 0 0 0 0,0-1 0 0 0,-1 1 0 0 0,1-1 0 0 0,-1 1 0 0 0,1-1 0 0 0,-1 1 0 0 0,0-1 0 0 0,-4 5 0 0 0,-2 2 14 0 0,-2 0-1 0 0,1 0 0 0 0,-1-1 1 0 0,-1 0-1 0 0,-14 10 1 0 0,6-7 30 0 0,-1-1-1 0 0,0 0 1 0 0,-1-1 0 0 0,0-1 0 0 0,0-2-1 0 0,-37 10 1 0 0,43-14-9 0 0,-1 0 1 0 0,0-1-1 0 0,0-1 0 0 0,0 0 1 0 0,0-2-1 0 0,0 1 1 0 0,0-2-1 0 0,0 0 0 0 0,0-1 1 0 0,-18-6-1 0 0,31 9-24 0 0,0-1 0 0 0,1 0 0 0 0,-1 0 0 0 0,0 0 0 0 0,1-1 0 0 0,-1 1 0 0 0,1-1 0 0 0,-1 1 0 0 0,1-1 0 0 0,0 0-1 0 0,-1 0 1 0 0,1 0 0 0 0,0 0 0 0 0,0 0 0 0 0,1 0 0 0 0,-1-1 0 0 0,0 1 0 0 0,1-1 0 0 0,-1 1 0 0 0,1-1 0 0 0,0 1 0 0 0,0-1 0 0 0,0 0 0 0 0,0 0 0 0 0,1 0-1 0 0,-1 1 1 0 0,0-5 0 0 0,1 2 3 0 0,1 0 1 0 0,-1 0-1 0 0,1 0 0 0 0,0 1 0 0 0,0-1 0 0 0,1 0 0 0 0,-1 1 0 0 0,1-1 0 0 0,0 1 1 0 0,0-1-1 0 0,1 1 0 0 0,-1 0 0 0 0,1 0 0 0 0,0 0 0 0 0,5-5 0 0 0,8-7 5 0 0,0 0 0 0 0,2 1 0 0 0,-1 0-1 0 0,2 2 1 0 0,0 0 0 0 0,28-13 0 0 0,-34 19-7 0 0,0 1 0 0 0,0 1 0 0 0,0 0 0 0 0,1 1-1 0 0,-1 1 1 0 0,1 0 0 0 0,0 0 0 0 0,0 2 0 0 0,0-1 0 0 0,0 2 0 0 0,22 1 0 0 0,-33 0-13 0 0,-1-1-1 0 0,1 0 1 0 0,0 1-1 0 0,-1 0 0 0 0,1-1 1 0 0,0 1-1 0 0,-1 0 1 0 0,1 0-1 0 0,-1 1 1 0 0,0-1-1 0 0,1 0 0 0 0,-1 1 1 0 0,0 0-1 0 0,0-1 1 0 0,0 1-1 0 0,0 0 1 0 0,0 0-1 0 0,0 0 0 0 0,0 0 1 0 0,-1 0-1 0 0,1 1 1 0 0,-1-1-1 0 0,0 0 1 0 0,0 1-1 0 0,1-1 0 0 0,-1 1 1 0 0,-1-1-1 0 0,1 1 1 0 0,1 5-1 0 0,-2-3 1 0 0,0 0 0 0 0,0 0 0 0 0,0 0 0 0 0,-1 0 1 0 0,0 0-1 0 0,0 0 0 0 0,0 0 0 0 0,0 0 0 0 0,-1-1 0 0 0,0 1 0 0 0,0 0 0 0 0,0-1 0 0 0,0 0 0 0 0,-1 1 0 0 0,-5 6 0 0 0,-4 3 5 0 0,-1 0 0 0 0,-1 0 0 0 0,0-2-1 0 0,-1 0 1 0 0,0 0 0 0 0,-1-1 0 0 0,0-1 0 0 0,0-1-1 0 0,-2 0 1 0 0,1-1 0 0 0,-1-1 0 0 0,0-1 0 0 0,0 0 0 0 0,0-1-1 0 0,-1-1 1 0 0,0-1 0 0 0,0-1 0 0 0,-34 0 0 0 0,49-2-7 0 0,1 0 0 0 0,0 0 1 0 0,-1 0-1 0 0,1-1 1 0 0,0 0-1 0 0,0 1 1 0 0,0-1-1 0 0,-1 0 1 0 0,1-1-1 0 0,0 1 1 0 0,0-1-1 0 0,0 1 0 0 0,1-1 1 0 0,-1 0-1 0 0,0 0 1 0 0,1 0-1 0 0,-1 0 1 0 0,1 0-1 0 0,-1-1 1 0 0,1 1-1 0 0,0-1 1 0 0,0 0-1 0 0,0 1 0 0 0,1-1 1 0 0,-1 0-1 0 0,1 0 1 0 0,-1 0-1 0 0,1 0 1 0 0,0 0-1 0 0,0-1 1 0 0,1 1-1 0 0,-1 0 0 0 0,0 0 1 0 0,1-1-1 0 0,0 1 1 0 0,0 0-1 0 0,0-1 1 0 0,0 1-1 0 0,1 0 1 0 0,-1 0-1 0 0,1-1 1 0 0,0 1-1 0 0,-1 0 0 0 0,2 0 1 0 0,-1 0-1 0 0,0 0 1 0 0,1 0-1 0 0,-1 0 1 0 0,4-5-1 0 0,2-1-2 0 0,0 0 0 0 0,0 1-1 0 0,1 0 1 0 0,0 0 0 0 0,1 0-1 0 0,-1 1 1 0 0,1 1 0 0 0,1-1-1 0 0,-1 2 1 0 0,1-1 0 0 0,11-3-1 0 0,0 0-2 0 0,1 0-1 0 0,0 2 0 0 0,0 1 1 0 0,32-5-1 0 0,-34 9-8 0 0,0 0-1 0 0,39 1 0 0 0,-52 1 11 0 0,-1 1-1 0 0,0-1 1 0 0,0 1-1 0 0,0 1 1 0 0,0-1-1 0 0,0 1 0 0 0,-1 0 1 0 0,1 0-1 0 0,0 1 1 0 0,-1-1-1 0 0,1 1 1 0 0,-1 1-1 0 0,0-1 1 0 0,5 5-1 0 0,-9-7-3 0 0,0 0-1 0 0,1 1 1 0 0,-1 0-1 0 0,0-1 1 0 0,1 1 0 0 0,-1 0-1 0 0,0-1 1 0 0,0 1-1 0 0,0 0 1 0 0,-1 0-1 0 0,1 0 1 0 0,0 0 0 0 0,-1 0-1 0 0,1 0 1 0 0,-1 0-1 0 0,0 0 1 0 0,0 0-1 0 0,0 0 1 0 0,0 0 0 0 0,0 3-1 0 0,-1-2-1 0 0,0 0 0 0 0,0 1 1 0 0,0-1-1 0 0,0 0 0 0 0,-1 1 0 0 0,1-1 1 0 0,-1 0-1 0 0,0 0 0 0 0,0 0 0 0 0,-5 4 0 0 0,-4 4-3 0 0,0 0 0 0 0,-1-1 0 0 0,-1-1 0 0 0,-14 10 0 0 0,7-8 7 0 0,0-1 0 0 0,0-1 0 0 0,-1-1 1 0 0,0-1-1 0 0,0 0 0 0 0,-1-2 1 0 0,1 0-1 0 0,-1-1 0 0 0,0-2 0 0 0,-1 0 1 0 0,1-2-1 0 0,0 0 0 0 0,-39-6 1 0 0,54 5 7 0 0,0 0 0 0 0,0-1 0 0 0,1 0 1 0 0,-1 0-1 0 0,1-1 0 0 0,-1 0 0 0 0,1 0 0 0 0,0 0 1 0 0,0-1-1 0 0,0 0 0 0 0,1 0 0 0 0,-9-8 1 0 0,12 10 0 0 0,0 0 0 0 0,0 0 0 0 0,0-1 0 0 0,1 1 0 0 0,-1-1 0 0 0,1 0 0 0 0,-1 1 0 0 0,1-1 0 0 0,0 0 0 0 0,0 0 0 0 0,0 0 0 0 0,1 0 0 0 0,-1 0 0 0 0,1 0 0 0 0,-1 0 0 0 0,1 0 0 0 0,0 0 0 0 0,0 0 0 0 0,1 0 0 0 0,-1 0 0 0 0,0 0 0 0 0,1 0 0 0 0,0 0 0 0 0,0 0 0 0 0,0 1 0 0 0,0-1 0 0 0,0 0 0 0 0,0 0 0 0 0,1 1 0 0 0,-1-1 0 0 0,3-2 0 0 0,3-4 5 0 0,0 0 0 0 0,1 0 1 0 0,0 1-1 0 0,0 0 0 0 0,1 0 1 0 0,0 1-1 0 0,0 0 0 0 0,1 1 0 0 0,14-7 1 0 0,5-1-2 0 0,0 1 0 0 0,34-10 0 0 0,-47 18-4 0 0,1 0 0 0 0,0 2 0 0 0,0 0 0 0 0,1 0-1 0 0,23 1 1 0 0,-33 2-2 0 0,0 0 0 0 0,-1 1 0 0 0,1 0 0 0 0,0 0 0 0 0,-1 1 0 0 0,1-1 0 0 0,-1 2 0 0 0,0-1 0 0 0,0 1 0 0 0,0 0 0 0 0,0 1 0 0 0,0-1 0 0 0,0 1 0 0 0,8 7 0 0 0,-13-8-11 0 0,0-1 1 0 0,1 1 0 0 0,-1-1-1 0 0,0 1 1 0 0,0 0-1 0 0,0 0 1 0 0,-1 0-1 0 0,1 0 1 0 0,-1 0 0 0 0,1 0-1 0 0,-1 0 1 0 0,0 1-1 0 0,0-1 1 0 0,-1 0 0 0 0,1 1-1 0 0,-1-1 1 0 0,1 1-1 0 0,-1-1 1 0 0,0 1-1 0 0,-1-1 1 0 0,1 0 0 0 0,0 1-1 0 0,-1-1 1 0 0,0 1-1 0 0,0-1 1 0 0,0 0-1 0 0,0 0 1 0 0,0 0 0 0 0,-1 1-1 0 0,-2 3 1 0 0,-3 5-6 0 0,-1-1-1 0 0,1 0 1 0 0,-2 0 0 0 0,1-1 0 0 0,-1 0-1 0 0,-16 13 1 0 0,9-10 7 0 0,-1-1-1 0 0,0 0 0 0 0,-1-1 0 0 0,0-1 1 0 0,-38 14-1 0 0,43-19 4 0 0,-1 0 0 0 0,0-1 0 0 0,0-1 0 0 0,-1 0 0 0 0,1-1 0 0 0,0-1 0 0 0,-1 0 0 0 0,1-1 0 0 0,-20-2 0 0 0,31 2 11 0 0,1-1 0 0 0,-1 1 1 0 0,0-1-1 0 0,1 1 1 0 0,-1-1-1 0 0,1 0 0 0 0,-1 0 1 0 0,1 0-1 0 0,-1 0 1 0 0,1-1-1 0 0,0 1 0 0 0,-1-1 1 0 0,1 1-1 0 0,0-1 1 0 0,0 0-1 0 0,0 0 0 0 0,0 0 1 0 0,1 0-1 0 0,-1 0 1 0 0,0 0-1 0 0,1 0 0 0 0,-1-1 1 0 0,1 1-1 0 0,0-1 1 0 0,0 1-1 0 0,0-1 0 0 0,0 1 1 0 0,1-1-1 0 0,-1 1 1 0 0,0-1-1 0 0,1 0 0 0 0,0 1 1 0 0,0-5-1 0 0,0 1 2 0 0,0 1 1 0 0,1-1-1 0 0,0 0 1 0 0,0 1-1 0 0,1-1 1 0 0,-1 1-1 0 0,1 0 0 0 0,1 0 1 0 0,-1-1-1 0 0,1 1 1 0 0,-1 0-1 0 0,1 1 0 0 0,1-1 1 0 0,-1 1-1 0 0,6-6 1 0 0,4-2 3 0 0,1 0 1 0 0,1 1-1 0 0,-1 1 1 0 0,2 0-1 0 0,0 1 1 0 0,0 1-1 0 0,0 1 1 0 0,1 0-1 0 0,0 1 1 0 0,0 0 0 0 0,34-5-1 0 0,-22 7 16 0 0,0 1-1 0 0,0 1 0 0 0,0 2 1 0 0,0 0-1 0 0,0 2 1 0 0,48 10-1 0 0,-46-5-9 0 0,50 18 0 0 0,-71-22-15 0 0,-1 1 0 0 0,1 1 0 0 0,-1 0 0 0 0,0 0 0 0 0,0 1 0 0 0,-1 0 0 0 0,1 0 0 0 0,14 15 0 0 0,-22-19-2 0 0,0-1 0 0 0,0 1 0 0 0,0-1-1 0 0,1 1 1 0 0,-1 0 0 0 0,-1-1 0 0 0,1 1 0 0 0,0 0 0 0 0,0 0 0 0 0,-1 0 0 0 0,1 0-1 0 0,-1 0 1 0 0,1 0 0 0 0,-1-1 0 0 0,0 1 0 0 0,0 0 0 0 0,0 0 0 0 0,0 0 0 0 0,0 2 0 0 0,-1 0-2 0 0,0-1 0 0 0,0 0 0 0 0,-1 0 0 0 0,1 0 0 0 0,0 0 1 0 0,-1 0-1 0 0,0 0 0 0 0,0 0 0 0 0,0 0 0 0 0,-3 3 0 0 0,-5 4-24 0 0,0 0 0 0 0,-1-1 0 0 0,-1 0 0 0 0,-13 8 0 0 0,5-5 28 0 0,-1-1 1 0 0,0 0-1 0 0,0-2 1 0 0,-1 0-1 0 0,-1-1 1 0 0,1-2 0 0 0,-1 0-1 0 0,-1-1 1 0 0,1-2-1 0 0,0 0 1 0 0,-1-2 0 0 0,-36-1-1 0 0,57 0 3 0 0,0-1 0 0 0,0 1-1 0 0,1 0 1 0 0,-1-1 0 0 0,0 0 0 0 0,0 0-1 0 0,1 0 1 0 0,-1 0 0 0 0,0 0 0 0 0,1-1-1 0 0,-1 1 1 0 0,1-1 0 0 0,-1 1 0 0 0,1-1-1 0 0,0 0 1 0 0,0 0 0 0 0,-2-2 0 0 0,3 2-5 0 0,0 0 0 0 0,0 0-1 0 0,0 0 1 0 0,0 0 0 0 0,1 0 0 0 0,-1 1 0 0 0,1-1 0 0 0,0 0 0 0 0,-1 0 0 0 0,1 0 0 0 0,0 0 0 0 0,0 0 0 0 0,0-1 0 0 0,1 1 0 0 0,-1 0 0 0 0,0 1 0 0 0,1-1 0 0 0,-1 0 0 0 0,1 0 0 0 0,0 0-1 0 0,-1 0 1 0 0,1 0 0 0 0,0 0 0 0 0,0 1 0 0 0,2-3 0 0 0,4-6 3 0 0,0 0 0 0 0,0 1 0 0 0,1 0-1 0 0,1 0 1 0 0,-1 1 0 0 0,1 0 0 0 0,1 0 0 0 0,18-10 0 0 0,9-3 3 0 0,43-18 0 0 0,-77 37-6 0 0,36-14-13 0 0,0 1 1 0 0,48-12 0 0 0,-64 21 2 0 0,0 2 0 0 0,0 0 0 0 0,0 2 0 0 0,1 0 0 0 0,35 3 0 0 0,-57-1 8 0 0,0 0 0 0 0,0 0 1 0 0,0 0-1 0 0,1 1 1 0 0,-1-1-1 0 0,0 1 1 0 0,0-1-1 0 0,0 1 1 0 0,0 0-1 0 0,0 0 1 0 0,0 0-1 0 0,0 0 1 0 0,0 0-1 0 0,-1 0 0 0 0,1 0 1 0 0,0 1-1 0 0,-1-1 1 0 0,1 1-1 0 0,-1-1 1 0 0,3 3-1 0 0,-4-2 1 0 0,1 0-1 0 0,-1-1 1 0 0,0 1-1 0 0,1 0 1 0 0,-1 0-1 0 0,0 0 1 0 0,0 0-1 0 0,0-1 1 0 0,0 1-1 0 0,0 0 1 0 0,-1 0-1 0 0,1 0 1 0 0,0 0-1 0 0,-1-1 1 0 0,0 1-1 0 0,1 0 1 0 0,-1-1-1 0 0,0 1 1 0 0,0 0-1 0 0,0-1 1 0 0,0 1-1 0 0,0-1 1 0 0,0 1-1 0 0,-2 1 1 0 0,-8 10-2 0 0,-1 1 1 0 0,-1-2 0 0 0,0 1 0 0 0,0-2 0 0 0,-1 0 0 0 0,-1 0 0 0 0,0-1 0 0 0,-29 13 0 0 0,21-12 0 0 0,-1-1-1 0 0,-1-1 1 0 0,0-2 0 0 0,0 0-1 0 0,-37 5 1 0 0,57-11 4 0 0,0-1-1 0 0,0 1 1 0 0,-1-1 0 0 0,1 0-1 0 0,0-1 1 0 0,0 1 0 0 0,0-1-1 0 0,0 0 1 0 0,-8-3 0 0 0,11 3-2 0 0,1 1 0 0 0,0-1 0 0 0,-1 0 0 0 0,1 0 1 0 0,0 0-1 0 0,0 0 0 0 0,0 0 0 0 0,0 0 0 0 0,0 0 1 0 0,0 0-1 0 0,0 0 0 0 0,0-1 0 0 0,0 1 0 0 0,1 0 1 0 0,-1-1-1 0 0,0 1 0 0 0,1 0 0 0 0,-1-1 0 0 0,1 1 1 0 0,-1-1-1 0 0,1 1 0 0 0,0-1 0 0 0,0 1 0 0 0,0-1 1 0 0,0 1-1 0 0,0-1 0 0 0,0 1 0 0 0,0-1 0 0 0,0 1 1 0 0,0-1-1 0 0,1 1 0 0 0,-1-1 0 0 0,1 1 0 0 0,-1-1 1 0 0,1 1-1 0 0,0-2 0 0 0,3-5 13 0 0,-1 1 1 0 0,1-1-1 0 0,1 1 0 0 0,-1 0 1 0 0,1 0-1 0 0,0 0 1 0 0,1 1-1 0 0,0 0 0 0 0,0 0 1 0 0,0 0-1 0 0,1 1 1 0 0,-1 0-1 0 0,1 0 0 0 0,9-4 1 0 0,3-2 0 0 0,2 2-1 0 0,-1 0 1 0 0,1 1 0 0 0,24-7-1 0 0,-22 10 4 0 0,1 0-1 0 0,-1 1 0 0 0,0 1 1 0 0,26 1-1 0 0,-35 2-2 0 0,0 0 1 0 0,0 2-1 0 0,-1 0 1 0 0,1 0-1 0 0,0 1 0 0 0,-1 1 1 0 0,0 0-1 0 0,16 8 1 0 0,-27-12-8 0 0,0 1 1 0 0,1 0-1 0 0,-1 0 1 0 0,0 0 0 0 0,0 0-1 0 0,0 1 1 0 0,0-1 0 0 0,0 0-1 0 0,-1 1 1 0 0,1-1 0 0 0,0 1-1 0 0,-1 0 1 0 0,1 0 0 0 0,-1-1-1 0 0,0 1 1 0 0,1 0-1 0 0,-1 0 1 0 0,0 0 0 0 0,0 1-1 0 0,0-1 1 0 0,0 0 0 0 0,-1 0-1 0 0,1 0 1 0 0,-1 1 0 0 0,1-1-1 0 0,-1 0 1 0 0,0 1 0 0 0,0-1-1 0 0,0 0 1 0 0,0 1-1 0 0,0-1 1 0 0,0 0 0 0 0,-1 1-1 0 0,1-1 1 0 0,-1 0 0 0 0,0 0-1 0 0,0 1 1 0 0,-1 2 0 0 0,-1 1 7 0 0,-1 0 1 0 0,0 0-1 0 0,0 0 0 0 0,-1 0 1 0 0,0-1-1 0 0,0 1 1 0 0,0-1-1 0 0,0-1 1 0 0,-1 1-1 0 0,0-1 1 0 0,-8 5-1 0 0,-6 2 1 0 0,0-1 0 0 0,-1-1 0 0 0,0-1 0 0 0,-1-1 0 0 0,0 0 0 0 0,0-2 0 0 0,-40 5 0 0 0,49-9-20 0 0,-1-1 0 0 0,1 0-1 0 0,-1-1 1 0 0,1-1 0 0 0,0 0 0 0 0,-18-4 0 0 0,23 3-27 0 0,0 0 0 0 0,0 0 0 0 0,0-1 0 0 0,0 0 0 0 0,0 0 0 0 0,1-1 0 0 0,0 0 0 0 0,0 0 0 0 0,0-1 0 0 0,-8-9 0 0 0,12 13 19 0 0,1 0 0 0 0,1 0-1 0 0,-1 0 1 0 0,0-1 0 0 0,0 1-1 0 0,1-1 1 0 0,0 0 0 0 0,-1 1-1 0 0,1-1 1 0 0,0 0 0 0 0,0 0-1 0 0,0 0 1 0 0,1 1 0 0 0,-1-1-1 0 0,1 0 1 0 0,0 0 0 0 0,-1 0-1 0 0,2-4 1 0 0,-1 3 5 0 0,1 1 1 0 0,0-1-1 0 0,0 0 0 0 0,1 0 0 0 0,-1 1 0 0 0,1-1 1 0 0,0 1-1 0 0,0-1 0 0 0,0 1 0 0 0,0 0 1 0 0,0 0-1 0 0,4-4 0 0 0,2 0-7 0 0,0-1-1 0 0,0 1 1 0 0,1 1 0 0 0,0 0-1 0 0,0 0 1 0 0,0 1-1 0 0,1 0 1 0 0,0 0 0 0 0,11-3-1 0 0,0 2-7 0 0,1 1-1 0 0,-1 1 0 0 0,1 1 1 0 0,0 0-1 0 0,-1 2 0 0 0,1 1 1 0 0,0 0-1 0 0,0 2 1 0 0,0 0-1 0 0,0 2 0 0 0,-1 0 1 0 0,0 2-1 0 0,22 7 1 0 0,-37-10 13 0 0,0-1 0 0 0,-1 1 1 0 0,1 1-1 0 0,-1-1 1 0 0,0 1-1 0 0,0 0 1 0 0,0 0-1 0 0,0 0 1 0 0,-1 1-1 0 0,8 9 1 0 0,-11-12-3 0 0,1 0 1 0 0,-1 0 0 0 0,0 0-1 0 0,0 1 1 0 0,0-1 0 0 0,0 0 0 0 0,0 1-1 0 0,0-1 1 0 0,-1 1 0 0 0,1-1-1 0 0,-1 1 1 0 0,0 0 0 0 0,0-1 0 0 0,0 1-1 0 0,0-1 1 0 0,0 1 0 0 0,0-1 0 0 0,-1 1-1 0 0,1-1 1 0 0,-1 1 0 0 0,0-1-1 0 0,0 1 1 0 0,0-1 0 0 0,0 1 0 0 0,0-1-1 0 0,0 0 1 0 0,-1 0 0 0 0,1 0-1 0 0,-3 3 1 0 0,-5 5-12 0 0,0-1-1 0 0,-1 1 1 0 0,0-2 0 0 0,0 1-1 0 0,-1-1 1 0 0,-1-1-1 0 0,-16 9 1 0 0,-1-2 6 0 0,0-2 0 0 0,-32 10 0 0 0,38-15 1 0 0,-44 7-1 0 0,56-13 13 0 0,1 0 0 0 0,0 0-1 0 0,0-1 1 0 0,0 0-1 0 0,-1-1 1 0 0,1 0 0 0 0,-10-3-1 0 0,18 4 12 0 0,0-1-1 0 0,1 1 0 0 0,-1 0 1 0 0,0-1-1 0 0,1 0 0 0 0,-1 1 1 0 0,0-1-1 0 0,1 0 0 0 0,-1 0 1 0 0,1 1-1 0 0,-1-1 0 0 0,1 0 1 0 0,-1-1-1 0 0,1 1 0 0 0,0 0 1 0 0,-1 0-1 0 0,1-1 0 0 0,0 1 0 0 0,0 0 1 0 0,0-1-1 0 0,0 1 0 0 0,0-1 1 0 0,0 0-1 0 0,1 1 0 0 0,-1-1 1 0 0,1 0-1 0 0,-1 1 0 0 0,1-1 1 0 0,-1 0-1 0 0,1 0 0 0 0,0 1 1 0 0,0-1-1 0 0,0 0 0 0 0,0 0 1 0 0,0 1-1 0 0,0-1 0 0 0,0 0 1 0 0,1 0-1 0 0,-1 1 0 0 0,1-1 1 0 0,-1 0-1 0 0,2-2 0 0 0,0-2 14 0 0,1 0 0 0 0,0 1 0 0 0,1-1 0 0 0,0 1 0 0 0,-1-1 0 0 0,2 1 0 0 0,-1 0 0 0 0,0 1 0 0 0,1-1 0 0 0,8-5 0 0 0,4-2 29 0 0,2 0 0 0 0,-1 2 0 0 0,1 0 0 0 0,1 2-1 0 0,26-9 1 0 0,-32 12-18 0 0,0 2 0 0 0,0 0 0 0 0,0 0-1 0 0,1 1 1 0 0,-1 1 0 0 0,1 1 0 0 0,-1 0-1 0 0,26 3 1 0 0,-35-2-25 0 0,-1 0 1 0 0,1 0-1 0 0,-1 0 0 0 0,0 1 0 0 0,0-1 0 0 0,1 1 0 0 0,-1 0 1 0 0,0 0-1 0 0,-1 1 0 0 0,1-1 0 0 0,0 1 0 0 0,5 5 0 0 0,-8-7-4 0 0,0 1-1 0 0,0-1 0 0 0,0 1 0 0 0,0-1 1 0 0,0 1-1 0 0,-1 0 0 0 0,1-1 1 0 0,0 1-1 0 0,-1 0 0 0 0,1 0 0 0 0,-1-1 1 0 0,0 1-1 0 0,1 0 0 0 0,-1 0 0 0 0,0 0 1 0 0,0 0-1 0 0,0-1 0 0 0,-1 1 1 0 0,1 0-1 0 0,0 0 0 0 0,-1 0 0 0 0,1-1 1 0 0,-1 1-1 0 0,1 0 0 0 0,-1-1 0 0 0,0 1 1 0 0,0 0-1 0 0,0-1 0 0 0,0 1 0 0 0,0-1 1 0 0,0 1-1 0 0,0-1 0 0 0,-2 2 1 0 0,-8 9-9 0 0,0-2 0 0 0,0 0 0 0 0,-1 0 0 0 0,0-1 0 0 0,0 0 0 0 0,-1-1 0 0 0,0-1 0 0 0,-1 0 0 0 0,0-1 0 0 0,0 0 0 0 0,0-1 0 0 0,-1-1 0 0 0,1 0 0 0 0,-1-1 0 0 0,-16 2 0 0 0,28-5 8 0 0,0 1 1 0 0,1-1-1 0 0,-1 0 1 0 0,0 0-1 0 0,0 0 1 0 0,1-1-1 0 0,-1 1 1 0 0,0-1-1 0 0,1 1 1 0 0,-1-1-1 0 0,0 0 1 0 0,1 0-1 0 0,-1 0 1 0 0,1 0-1 0 0,-1 0 1 0 0,1-1-1 0 0,0 1 1 0 0,-1-1-1 0 0,1 0 1 0 0,0 1-1 0 0,0-1 1 0 0,0 0-1 0 0,0 0 1 0 0,1 0-1 0 0,-1-1 1 0 0,1 1-1 0 0,-1 0 1 0 0,1-1-1 0 0,-2-4 1 0 0,2 4-7 0 0,0-1 0 0 0,0 0 0 0 0,1 0 0 0 0,-1 0 0 0 0,1 0 0 0 0,0 0 0 0 0,0 0 0 0 0,1 0 0 0 0,-1 0 0 0 0,1 0 0 0 0,0 0 0 0 0,0 0 0 0 0,0 0 0 0 0,0 0 0 0 0,1 1 0 0 0,-1-1 0 0 0,1 1 0 0 0,0-1 0 0 0,5-5 0 0 0,0 0-6 0 0,1 0-1 0 0,0 0 1 0 0,1 1 0 0 0,0 0 0 0 0,1 0-1 0 0,-1 1 1 0 0,1 1 0 0 0,17-9 0 0 0,-19 11 6 0 0,0 0 1 0 0,0 1 0 0 0,1 0 0 0 0,-1 0 0 0 0,0 1-1 0 0,1 0 1 0 0,0 0 0 0 0,-1 1 0 0 0,1 1-1 0 0,0-1 1 0 0,0 1 0 0 0,12 2 0 0 0,-18-2 1 0 0,-1 1 0 0 0,1-1-1 0 0,-1 1 1 0 0,0 0 0 0 0,1 0 0 0 0,-1 0 0 0 0,0 0 0 0 0,0 0-1 0 0,0 0 1 0 0,0 1 0 0 0,0-1 0 0 0,0 0 0 0 0,0 1 0 0 0,0 0-1 0 0,0 0 1 0 0,-1-1 0 0 0,1 1 0 0 0,-1 0 0 0 0,3 4 0 0 0,-3-2-17 0 0,1-1 1 0 0,-1 1 0 0 0,0 0 0 0 0,0 0-1 0 0,0 0 1 0 0,-1 0 0 0 0,1 0-1 0 0,-1 0 1 0 0,0 0 0 0 0,0-1 0 0 0,-1 7-1 0 0,-1 0-23 0 0,0 0 0 0 0,0 0 1 0 0,-1 0-1 0 0,-1 0 0 0 0,0 0 0 0 0,0 0 0 0 0,-1-1 0 0 0,-8 13 0 0 0,3-9 23 0 0,0 0 0 0 0,-1-1 0 0 0,-24 22 0 0 0,28-29 11 0 0,0 1 0 0 0,0-1 0 0 0,0-1-1 0 0,-1 1 1 0 0,1-1 0 0 0,-1-1 0 0 0,0 0 0 0 0,0 0-1 0 0,-11 3 1 0 0,16-6 6 0 0,1 1-1 0 0,-1 0 0 0 0,0-1 1 0 0,0 0-1 0 0,1 0 0 0 0,-1 1 1 0 0,0-2-1 0 0,0 1 0 0 0,0 0 1 0 0,1-1-1 0 0,-1 1 1 0 0,0-1-1 0 0,0 0 0 0 0,1 1 1 0 0,-1-2-1 0 0,1 1 0 0 0,-1 0 1 0 0,1 0-1 0 0,-1-1 0 0 0,1 1 1 0 0,0-1-1 0 0,-1 0 1 0 0,1 0-1 0 0,0 0 0 0 0,0 0 1 0 0,1 0-1 0 0,-1 0 0 0 0,0 0 1 0 0,1-1-1 0 0,-1 1 0 0 0,1 0 1 0 0,0-1-1 0 0,0 0 0 0 0,0 1 1 0 0,0-1-1 0 0,0 0 1 0 0,0 1-1 0 0,1-1 0 0 0,-1 0 1 0 0,1-3-1 0 0,-1-3 16 0 0,0 1-1 0 0,1-1 1 0 0,0 0-1 0 0,1 0 1 0 0,0 0 0 0 0,0 0-1 0 0,1 1 1 0 0,0-1-1 0 0,0 1 1 0 0,1-1 0 0 0,6-12-1 0 0,-3 10 5 0 0,1 1 0 0 0,0 0 0 0 0,1 0-1 0 0,0 1 1 0 0,0 0 0 0 0,18-15 0 0 0,-21 20-16 0 0,0 0 1 0 0,-1 1 0 0 0,2 0-1 0 0,-1-1 1 0 0,0 2-1 0 0,1-1 1 0 0,-1 1 0 0 0,1-1-1 0 0,0 2 1 0 0,0-1 0 0 0,-1 1-1 0 0,1-1 1 0 0,0 2 0 0 0,1-1-1 0 0,8 1 1 0 0,-13 0-1 0 0,0 0-1 0 0,1 0 1 0 0,-1 1 0 0 0,0-1-1 0 0,0 1 1 0 0,0-1 0 0 0,0 1-1 0 0,0 0 1 0 0,0 0 0 0 0,-1 0-1 0 0,1 0 1 0 0,0 0 0 0 0,0 0-1 0 0,-1 1 1 0 0,1-1 0 0 0,0 1-1 0 0,-1-1 1 0 0,1 1 0 0 0,-1-1-1 0 0,0 1 1 0 0,1 2 0 0 0,0-1-4 0 0,-1 0 1 0 0,0 0-1 0 0,0 0 0 0 0,0 1 1 0 0,0-1-1 0 0,-1 0 0 0 0,1 1 1 0 0,-1-1-1 0 0,0 0 1 0 0,0 1-1 0 0,0-1 0 0 0,-1 4 1 0 0,-1 3-17 0 0,0-1 1 0 0,0 1-1 0 0,-1-1 0 0 0,-1 0 1 0 0,1 0-1 0 0,-1 0 0 0 0,-1 0 1 0 0,-6 9-1 0 0,4-10 6 0 0,0 1 0 0 0,0-2 0 0 0,-1 1 0 0 0,0-1 0 0 0,0 0 0 0 0,-18 10 0 0 0,19-13 8 0 0,1 0 0 0 0,0-1 0 0 0,-1 0 1 0 0,0 0-1 0 0,0-1 0 0 0,0 0 0 0 0,0 0 1 0 0,0 0-1 0 0,0-1 0 0 0,-1 0 1 0 0,-7-1-1 0 0,13 0 3 0 0,0 0 0 0 0,1 0 0 0 0,-1 0 0 0 0,1 0 0 0 0,-1-1 0 0 0,1 1 0 0 0,-1-1 0 0 0,1 1 0 0 0,-1-1 0 0 0,1 0 0 0 0,0 1 0 0 0,-1-1 0 0 0,1 0 0 0 0,0 0 0 0 0,-1 0 0 0 0,1 0 0 0 0,0 0 0 0 0,0 0 0 0 0,0 0 1 0 0,0 0-1 0 0,-1-2 0 0 0,1 0 13 0 0,-1 0 1 0 0,1 0 0 0 0,0 0 0 0 0,0 1 0 0 0,0-1 0 0 0,1 0 0 0 0,-1 0-1 0 0,1 0 1 0 0,0 0 0 0 0,0-5 0 0 0,0-2 48 0 0,1 0 1 0 0,1-1-1 0 0,0 1 0 0 0,0 0 1 0 0,6-15-1 0 0,-3 14-37 0 0,0 0-1 0 0,1 0 1 0 0,0 1 0 0 0,0 0 0 0 0,1 0 0 0 0,1 1-1 0 0,0-1 1 0 0,0 2 0 0 0,1-1 0 0 0,11-8-1 0 0,-14 12-16 0 0,1 0 0 0 0,0 0-1 0 0,1 0 1 0 0,-1 1 0 0 0,1 0-1 0 0,0 1 1 0 0,0 0 0 0 0,0 0-1 0 0,0 0 1 0 0,1 1 0 0 0,-1 1-1 0 0,0-1 1 0 0,1 1 0 0 0,16 0-1 0 0,-21 2-14 0 0,0-1 0 0 0,-1 1 0 0 0,1 0 0 0 0,-1 0-1 0 0,1 0 1 0 0,-1 0 0 0 0,0 1 0 0 0,1-1 0 0 0,-1 1 0 0 0,0 0 0 0 0,0 0-1 0 0,0 0 1 0 0,0 0 0 0 0,0 1 0 0 0,-1-1 0 0 0,1 1 0 0 0,-1 0 0 0 0,1-1-1 0 0,-1 1 1 0 0,0 0 0 0 0,0 1 0 0 0,0-1 0 0 0,-1 0 0 0 0,1 0-1 0 0,-1 1 1 0 0,0-1 0 0 0,0 1 0 0 0,0-1 0 0 0,0 1 0 0 0,0-1 0 0 0,-1 1-1 0 0,0 0 1 0 0,0-1 0 0 0,0 1 0 0 0,0 0 0 0 0,0-1 0 0 0,-1 1 0 0 0,0 0-1 0 0,1-1 1 0 0,-1 1 0 0 0,-1-1 0 0 0,1 0 0 0 0,0 1 0 0 0,-1-1 0 0 0,0 0-1 0 0,1 0 1 0 0,-1 1 0 0 0,-1-2 0 0 0,1 1 0 0 0,0 0 0 0 0,-1 0-1 0 0,1-1 1 0 0,-5 4 0 0 0,-5 2-1 0 0,0-1 1 0 0,0-1-1 0 0,-1 0 0 0 0,0-1 0 0 0,0 0 1 0 0,0-1-1 0 0,0 0 0 0 0,-1-1 0 0 0,0-1 1 0 0,1 0-1 0 0,-16 0 0 0 0,21-2 8 0 0,-1 0 1 0 0,1 0-1 0 0,0-1 0 0 0,0 0 0 0 0,-1 0 1 0 0,1-1-1 0 0,0 0 0 0 0,0-1 0 0 0,1 0 1 0 0,-1 0-1 0 0,0 0 0 0 0,1-1 0 0 0,0 0 1 0 0,0-1-1 0 0,0 0 0 0 0,0 0 0 0 0,1 0 1 0 0,0-1-1 0 0,-10-10 0 0 0,14 12 2 0 0,-1 1 1 0 0,1-1-1 0 0,0 0 0 0 0,0 0 0 0 0,0 0 0 0 0,0 0 1 0 0,1 0-1 0 0,-1 0 0 0 0,1 0 0 0 0,0-1 1 0 0,1 1-1 0 0,-1 0 0 0 0,1-1 0 0 0,-1 1 0 0 0,1-1 1 0 0,1 1-1 0 0,-1 0 0 0 0,1-1 0 0 0,-1 1 0 0 0,1 0 1 0 0,1 0-1 0 0,-1-1 0 0 0,0 1 0 0 0,1 0 0 0 0,0 0 1 0 0,0 0-1 0 0,0 1 0 0 0,1-1 0 0 0,-1 0 1 0 0,1 1-1 0 0,4-5 0 0 0,0 0 3 0 0,0 1 1 0 0,0 0-1 0 0,1 1 1 0 0,0-1-1 0 0,0 2 0 0 0,0-1 1 0 0,1 1-1 0 0,0 0 1 0 0,0 1-1 0 0,0 0 0 0 0,1 0 1 0 0,16-3-1 0 0,-17 5 9 0 0,1 1 1 0 0,-1 0-1 0 0,1 0 0 0 0,-1 1 1 0 0,1 1-1 0 0,-1 0 0 0 0,1 0 0 0 0,-1 0 1 0 0,0 1-1 0 0,1 1 0 0 0,-1 0 0 0 0,0 0 1 0 0,-1 1-1 0 0,17 8 0 0 0,-18-8-8 0 0,-1 1 0 0 0,0-1 0 0 0,0 1-1 0 0,0 1 1 0 0,-1-1 0 0 0,1 1 0 0 0,-1 0-1 0 0,-1 0 1 0 0,1 0 0 0 0,-1 1 0 0 0,0-1-1 0 0,0 1 1 0 0,-1 0 0 0 0,0 0 0 0 0,0 0-1 0 0,-1 1 1 0 0,0-1 0 0 0,2 14 0 0 0,-3-17-5 0 0,-1 0 1 0 0,0 0 0 0 0,0 0 0 0 0,0 0 0 0 0,0-1 0 0 0,-1 1 0 0 0,0 0-1 0 0,0 0 1 0 0,0 0 0 0 0,0 0 0 0 0,0-1 0 0 0,-1 1 0 0 0,1 0 0 0 0,-1-1 0 0 0,-3 5-1 0 0,1-3 2 0 0,0-1-1 0 0,0 1 0 0 0,-1 0 1 0 0,1-1-1 0 0,-1 0 0 0 0,0 0 0 0 0,0-1 1 0 0,0 1-1 0 0,-7 2 0 0 0,3-2 4 0 0,0 1 0 0 0,0-2 0 0 0,-1 0 0 0 0,1 0 0 0 0,-1 0 0 0 0,0-1 0 0 0,0-1 0 0 0,0 0 0 0 0,0 0 0 0 0,0-1 0 0 0,-18-1 0 0 0,22 0 0 0 0,1 0-1 0 0,0-1 1 0 0,0 1-1 0 0,0-1 1 0 0,0 0-1 0 0,0 0 1 0 0,0-1-1 0 0,1 1 1 0 0,-1-1-1 0 0,1 0 1 0 0,-1 0-1 0 0,1-1 1 0 0,0 1-1 0 0,1-1 1 0 0,-1 0-1 0 0,-4-6 1 0 0,6 7-5 0 0,0 0 1 0 0,1 0-1 0 0,-1 0 1 0 0,1-1-1 0 0,0 1 1 0 0,0 0-1 0 0,0-1 1 0 0,0 1-1 0 0,1 0 1 0 0,-1-1-1 0 0,1 1 1 0 0,0-1-1 0 0,0 1 0 0 0,0-1 1 0 0,1 1-1 0 0,-1 0 1 0 0,1-1-1 0 0,0 1 1 0 0,0-1-1 0 0,0 1 1 0 0,0 0-1 0 0,0 0 1 0 0,1 0-1 0 0,0 0 1 0 0,-1 0-1 0 0,4-4 1 0 0,2-1-7 0 0,0 0 0 0 0,0 1 1 0 0,0-1-1 0 0,1 1 1 0 0,0 1-1 0 0,1 0 0 0 0,-1 0 1 0 0,1 1-1 0 0,0 0 1 0 0,1 0-1 0 0,-1 1 1 0 0,1 0-1 0 0,19-5 0 0 0,-3 3-34 0 0,0 1-1 0 0,0 1 0 0 0,0 2 1 0 0,38 0-1 0 0,-50 2 48 0 0,0 0 0 0 0,1 1 0 0 0,-1 1-1 0 0,0 1 1 0 0,0 0 0 0 0,0 0 0 0 0,-1 1-1 0 0,1 1 1 0 0,-1 1 0 0 0,0 0 0 0 0,0 0-1 0 0,16 12 1 0 0,-27-17-5 0 0,0 1-1 0 0,0-1 1 0 0,0 1-1 0 0,0 0 1 0 0,-1 0-1 0 0,1 0 1 0 0,0 0-1 0 0,-1 0 1 0 0,1 0-1 0 0,-1 0 1 0 0,0 0-1 0 0,0 0 1 0 0,0 1-1 0 0,0-1 1 0 0,0 0 0 0 0,0 1-1 0 0,-1-1 1 0 0,1 1-1 0 0,-1-1 1 0 0,0 1-1 0 0,0-1 1 0 0,1 1-1 0 0,-2-1 1 0 0,1 5-1 0 0,-1-3-11 0 0,0 0 0 0 0,-1-1 0 0 0,1 1 0 0 0,-1 0 0 0 0,0-1 0 0 0,0 1 0 0 0,0-1 0 0 0,-1 1 0 0 0,1-1 0 0 0,-1 0 0 0 0,0 0 0 0 0,0 0 0 0 0,0 0 0 0 0,-5 3 0 0 0,-10 7-2 0 0,0-2-1 0 0,-1 0 1 0 0,-1 0 0 0 0,0-2-1 0 0,0-1 1 0 0,-1 0-1 0 0,1-2 1 0 0,-2 0-1 0 0,1-1 1 0 0,-1-1 0 0 0,1-2-1 0 0,-1 0 1 0 0,0-1-1 0 0,0-1 1 0 0,-38-5 0 0 0,55 5 10 0 0,-1-2 1 0 0,1 1 0 0 0,0 0 0 0 0,0-1-1 0 0,0 0 1 0 0,0 0 0 0 0,1-1 0 0 0,-1 1 0 0 0,-6-6-1 0 0,9 7 3 0 0,1 0 0 0 0,0 0-1 0 0,-1 0 1 0 0,1 0-1 0 0,0-1 1 0 0,0 1 0 0 0,0-1-1 0 0,0 1 1 0 0,1 0-1 0 0,-1-1 1 0 0,0 1 0 0 0,0-1-1 0 0,1 0 1 0 0,-1 1-1 0 0,1-1 1 0 0,0 0-1 0 0,-1 1 1 0 0,1-1 0 0 0,0 0-1 0 0,0 1 1 0 0,0-1-1 0 0,0 0 1 0 0,0 1 0 0 0,0-1-1 0 0,1 0 1 0 0,-1 1-1 0 0,1-1 1 0 0,-1 0 0 0 0,1 1-1 0 0,-1-1 1 0 0,1 1-1 0 0,0-1 1 0 0,1-1 0 0 0,3-5 2 0 0,1 0 0 0 0,0 1 1 0 0,0 0-1 0 0,1 0 1 0 0,0 1-1 0 0,0 0 1 0 0,0 0-1 0 0,1 0 1 0 0,0 1-1 0 0,0 1 0 0 0,0-1 1 0 0,0 1-1 0 0,1 0 1 0 0,16-4-1 0 0,5-1-2 0 0,0 2 0 0 0,1 1 0 0 0,34-2 1 0 0,-29 5 16 0 0,61 2 0 0 0,-84 2-10 0 0,0 0-1 0 0,0 1 0 0 0,-1 0 1 0 0,1 1-1 0 0,-1 1 0 0 0,1 0 1 0 0,-1 0-1 0 0,15 9 0 0 0,-25-12 3 0 0,-1 0 1 0 0,1 0-1 0 0,0 0 0 0 0,-1 0 1 0 0,1 0-1 0 0,0 0 0 0 0,-1 1 0 0 0,0-1 1 0 0,1 1-1 0 0,-1-1 0 0 0,0 1 1 0 0,0-1-1 0 0,1 1 0 0 0,-1 0 0 0 0,-1 0 1 0 0,1-1-1 0 0,0 1 0 0 0,0 0 1 0 0,-1 0-1 0 0,1 0 0 0 0,-1 0 0 0 0,1 0 1 0 0,-1 0-1 0 0,0 3 0 0 0,0-2 7 0 0,-1 0-1 0 0,0 0 0 0 0,1 0 1 0 0,-1 0-1 0 0,-1-1 0 0 0,1 1 1 0 0,0 0-1 0 0,-1-1 0 0 0,1 1 1 0 0,-1-1-1 0 0,0 1 0 0 0,0-1 1 0 0,0 0-1 0 0,0 0 0 0 0,0 0 1 0 0,-3 2-1 0 0,-9 7-5 0 0,0 0 1 0 0,-1-1 0 0 0,0-1-1 0 0,-1-1 1 0 0,0 0-1 0 0,0-1 1 0 0,-1 0 0 0 0,0-2-1 0 0,0 0 1 0 0,0-1-1 0 0,-1 0 1 0 0,1-2-1 0 0,-1 0 1 0 0,0-1 0 0 0,-20-1-1 0 0,36 0-27 0 0,-1 0 0 0 0,1 0 1 0 0,-1-1-1 0 0,1 1 0 0 0,0 0 0 0 0,0-1 0 0 0,-1 0 0 0 0,1 1 1 0 0,0-1-1 0 0,0 0 0 0 0,0 0 0 0 0,0-1 0 0 0,0 1 0 0 0,0 0 0 0 0,0 0 1 0 0,0-1-1 0 0,0 0 0 0 0,0 1 0 0 0,1-1 0 0 0,-1 0 0 0 0,1 0 1 0 0,-1 1-1 0 0,1-1 0 0 0,0 0 0 0 0,0 0 0 0 0,0-1 0 0 0,0 1 1 0 0,0 0-1 0 0,0 0 0 0 0,1 0 0 0 0,-1-1 0 0 0,1 1 0 0 0,-1 0 0 0 0,1-1 1 0 0,0 1-1 0 0,0 0 0 0 0,0-1 0 0 0,0 1 0 0 0,0 0 0 0 0,1-1 1 0 0,-1 1-1 0 0,1 0 0 0 0,-1-1 0 0 0,1 1 0 0 0,0 0 0 0 0,0 0 0 0 0,0 0 1 0 0,0 0-1 0 0,1 0 0 0 0,-1 0 0 0 0,3-3 0 0 0,3-4-10 0 0,1 0 0 0 0,0 1 0 0 0,0 0-1 0 0,1 0 1 0 0,0 1 0 0 0,0 0 0 0 0,1 0 0 0 0,0 1 0 0 0,0 1-1 0 0,0 0 1 0 0,16-6 0 0 0,-1 3-45 0 0,0 0-1 0 0,1 1 1 0 0,49-5-1 0 0,-71 11 63 0 0,19-1-109 0 0,36 0-1 0 0,-54 2 106 0 0,1 0-1 0 0,0 1 0 0 0,-1-1 1 0 0,1 1-1 0 0,-1 1 0 0 0,1-1 0 0 0,-1 1 1 0 0,0 0-1 0 0,0 0 0 0 0,1 0 1 0 0,-2 1-1 0 0,7 3 0 0 0,-9-4 12 0 0,0-1-1 0 0,-1 1 1 0 0,1 0-1 0 0,-1 0 1 0 0,1-1-1 0 0,-1 1 1 0 0,1 0-1 0 0,-1 0 1 0 0,0 0 0 0 0,0 1-1 0 0,0-1 1 0 0,0 0-1 0 0,0 0 1 0 0,-1 0-1 0 0,1 1 1 0 0,0 3-1 0 0,-1-1-1 0 0,0-1 0 0 0,0 1 0 0 0,-1-1-1 0 0,1 1 1 0 0,-1-1 0 0 0,0 0 0 0 0,0 1-1 0 0,-3 5 1 0 0,-1 1-6 0 0,0 0-1 0 0,-1-1 0 0 0,0 1 1 0 0,-1-1-1 0 0,-14 16 0 0 0,7-12-1 0 0,0 0 1 0 0,-1-1-1 0 0,-1 0 0 0 0,0-1 0 0 0,-34 18 0 0 0,39-24 10 0 0,-1-1 0 0 0,1 1 0 0 0,-1-2 0 0 0,-1 0 0 0 0,1 0-1 0 0,-1-1 1 0 0,1-1 0 0 0,-1 0 0 0 0,0-1 0 0 0,-15 0 0 0 0,26-1 3 0 0,0 0 1 0 0,0 0-1 0 0,0 0 1 0 0,0 0-1 0 0,0-1 1 0 0,-1 1-1 0 0,1-1 1 0 0,0 0-1 0 0,0 0 1 0 0,0 0-1 0 0,0 0 1 0 0,1 0-1 0 0,-1 0 1 0 0,0 0-1 0 0,0 0 1 0 0,1-1-1 0 0,-1 1 1 0 0,0-1-1 0 0,1 1 1 0 0,-2-3-1 0 0,1 1 1 0 0,1 1 0 0 0,0-1 1 0 0,0 0-1 0 0,0 0 0 0 0,0 1 0 0 0,1-1 0 0 0,-1 0 0 0 0,1 0 0 0 0,0 0 0 0 0,-1 0 1 0 0,1 0-1 0 0,1 0 0 0 0,-1-3 0 0 0,2-4 4 0 0,0 0 0 0 0,1 0 0 0 0,0 0 1 0 0,0 0-1 0 0,1 1 0 0 0,1 0 0 0 0,7-14 0 0 0,-2 10-3 0 0,0 0 0 0 0,1 0-1 0 0,0 1 1 0 0,1 0 0 0 0,0 1-1 0 0,1 0 1 0 0,0 1 0 0 0,1 1-1 0 0,0 0 1 0 0,16-7 0 0 0,-17 9 7 0 0,0 1 0 0 0,1 1 1 0 0,0 0-1 0 0,0 1 0 0 0,1 0 1 0 0,-1 1-1 0 0,1 1 0 0 0,-1 0 1 0 0,1 1-1 0 0,0 1 0 0 0,23 2 1 0 0,-35-2-2 0 0,0 1 0 0 0,0-1 1 0 0,0 1-1 0 0,0 0 0 0 0,-1 0 1 0 0,1 0-1 0 0,0 0 0 0 0,0 0 1 0 0,0 1-1 0 0,-1-1 0 0 0,1 1 1 0 0,-1-1-1 0 0,1 1 0 0 0,-1 0 1 0 0,0 0-1 0 0,0 1 1 0 0,0-1-1 0 0,0 0 0 0 0,0 1 1 0 0,0-1-1 0 0,0 1 0 0 0,-1-1 1 0 0,0 1-1 0 0,1 0 0 0 0,-1 0 1 0 0,0 0-1 0 0,0-1 0 0 0,1 7 1 0 0,-2-5 14 0 0,0 0 0 0 0,0 0 1 0 0,0 0-1 0 0,0 1 1 0 0,0-1-1 0 0,-1 0 0 0 0,0 0 1 0 0,0 0-1 0 0,0 0 0 0 0,0 0 1 0 0,-1 0-1 0 0,1 0 0 0 0,-1 0 1 0 0,0-1-1 0 0,0 1 0 0 0,-1 0 1 0 0,1-1-1 0 0,-1 0 0 0 0,0 0 1 0 0,-4 5-1 0 0,0-2 23 0 0,-1-1 0 0 0,1 1 0 0 0,-2-1 1 0 0,1-1-1 0 0,0 0 0 0 0,-1 0 0 0 0,0 0 0 0 0,1-1 0 0 0,-1 0 0 0 0,-1-1 0 0 0,-9 2 0 0 0,0-2 21 0 0,1 0 0 0 0,0-2 0 0 0,0 0-1 0 0,-33-4 1 0 0,46 4-49 0 0,1-1-1 0 0,-1 0 0 0 0,1 0 1 0 0,0 0-1 0 0,-1-1 1 0 0,1 1-1 0 0,0-1 1 0 0,0 0-1 0 0,0 0 1 0 0,0-1-1 0 0,0 1 0 0 0,1-1 1 0 0,-1 0-1 0 0,1 0 1 0 0,0 0-1 0 0,0 0 1 0 0,0 0-1 0 0,0-1 1 0 0,-3-4-1 0 0,4 4-2 0 0,0 0 1 0 0,1 0-1 0 0,-1 0 1 0 0,1 0-1 0 0,0 0 0 0 0,1 0 1 0 0,-1 0-1 0 0,0 0 0 0 0,1 0 1 0 0,0 0-1 0 0,0-1 1 0 0,1 1-1 0 0,-1 0 0 0 0,1 0 1 0 0,-1 0-1 0 0,1 0 1 0 0,1 0-1 0 0,-1 0 0 0 0,1 0 1 0 0,-1 0-1 0 0,3-4 0 0 0,2 0-8 0 0,-1-1-1 0 0,1 1 0 0 0,0 0 0 0 0,1 1 0 0 0,0 0 0 0 0,0 0 0 0 0,1 0 0 0 0,0 1 0 0 0,0 0 0 0 0,0 0 0 0 0,1 1 0 0 0,0 0 0 0 0,0 1 0 0 0,19-7 0 0 0,-10 5-29 0 0,0 0 0 0 0,1 2 0 0 0,0 0 0 0 0,0 1 0 0 0,0 1 0 0 0,38 1 0 0 0,-45 2 10 0 0,1 1 0 0 0,0 0-1 0 0,-1 0 1 0 0,1 1 0 0 0,-1 1-1 0 0,0 0 1 0 0,0 1-1 0 0,0 0 1 0 0,14 9 0 0 0,-22-12 10 0 0,-1 0-1 0 0,1 0 1 0 0,-1 1 0 0 0,0-1 0 0 0,0 1 0 0 0,0-1 0 0 0,0 1 0 0 0,-1 0 0 0 0,1 0 0 0 0,-1 1 0 0 0,0-1 0 0 0,0 0 0 0 0,0 1-1 0 0,0-1 1 0 0,0 1 0 0 0,-1 0 0 0 0,0-1 0 0 0,0 1 0 0 0,0 0 0 0 0,0 0 0 0 0,0 0 0 0 0,-1 0 0 0 0,0 0 0 0 0,1 0 0 0 0,-2 0-1 0 0,1 0 1 0 0,0-1 0 0 0,-1 1 0 0 0,0 0 0 0 0,0 0 0 0 0,0 0 0 0 0,0 0 0 0 0,-3 6 0 0 0,0-3-6 0 0,0-1 0 0 0,0 0 0 0 0,0 0 0 0 0,-1 0 0 0 0,0 0 1 0 0,0-1-1 0 0,0 1 0 0 0,-1-1 0 0 0,0-1 0 0 0,0 1 0 0 0,-9 5 0 0 0,0-2-28 0 0,0 0-1 0 0,0-1 1 0 0,-1-1-1 0 0,-17 6 1 0 0,23-9 13 0 0,-1-1 0 0 0,0 1 0 0 0,1-2 1 0 0,-1 1-1 0 0,0-1 0 0 0,0-1 0 0 0,0 0 1 0 0,0-1-1 0 0,0 0 0 0 0,0 0 0 0 0,0-2 1 0 0,0 1-1 0 0,1-1 0 0 0,-1 0 0 0 0,1-1 1 0 0,-10-6-1 0 0,17 9 13 0 0,0-1 1 0 0,0 1-1 0 0,1-1 1 0 0,-1 0-1 0 0,1 0 0 0 0,-1 0 1 0 0,1 0-1 0 0,-1-1 1 0 0,1 1-1 0 0,0-1 0 0 0,0 1 1 0 0,1-1-1 0 0,-1 0 1 0 0,0 0-1 0 0,1 0 1 0 0,0 1-1 0 0,-1-2 0 0 0,1 1 1 0 0,0 0-1 0 0,1 0 1 0 0,-1 0-1 0 0,0 0 1 0 0,1-1-1 0 0,0 1 0 0 0,0 0 1 0 0,0 0-1 0 0,0-1 1 0 0,0 1-1 0 0,1 0 0 0 0,0 0 1 0 0,-1 0-1 0 0,1 0 1 0 0,0-1-1 0 0,2-2 1 0 0,1-2-19 0 0,0-1 0 0 0,0 1 0 0 0,1 1 0 0 0,0-1 0 0 0,1 1 0 0 0,-1 0 0 0 0,1 0 0 0 0,1 0 0 0 0,-1 1 0 0 0,1 0 0 0 0,9-6 0 0 0,-2 4 3 0 0,0-1-1 0 0,1 2 0 0 0,0 0 0 0 0,0 0 1 0 0,1 2-1 0 0,-1 0 0 0 0,1 0 1 0 0,1 2-1 0 0,-1 0 0 0 0,0 1 1 0 0,1 0-1 0 0,-1 2 0 0 0,1 0 1 0 0,-1 1-1 0 0,1 0 0 0 0,-1 1 1 0 0,1 1-1 0 0,22 7 0 0 0,-35-9 20 0 0,0 1-1 0 0,1 0 0 0 0,-1 0 1 0 0,0 0-1 0 0,0 0 1 0 0,0 1-1 0 0,0-1 1 0 0,0 1-1 0 0,-1 0 0 0 0,1 0 1 0 0,-1 1-1 0 0,0-1 1 0 0,0 1-1 0 0,4 5 1 0 0,-5-6 3 0 0,-1 0 1 0 0,0 0 0 0 0,0 0 0 0 0,0 0 0 0 0,0 0-1 0 0,0 0 1 0 0,-1 0 0 0 0,0 0 0 0 0,1 0-1 0 0,-1 0 1 0 0,0 0 0 0 0,0 0 0 0 0,-1 0-1 0 0,1 0 1 0 0,0 0 0 0 0,-1 0 0 0 0,0 0 0 0 0,0 0-1 0 0,0 0 1 0 0,0 0 0 0 0,0-1 0 0 0,-1 1-1 0 0,-1 3 1 0 0,-4 4-2 0 0,-1 0 0 0 0,1 0-1 0 0,-1-1 1 0 0,-1 0-1 0 0,0-1 1 0 0,0 1 0 0 0,-1-2-1 0 0,0 1 1 0 0,0-2 0 0 0,-1 1-1 0 0,-14 6 1 0 0,8-6 11 0 0,0 0 1 0 0,0-1-1 0 0,0 0 0 0 0,-1-1 0 0 0,0-2 1 0 0,-36 4-1 0 0,50-6-4 0 0,0-1 1 0 0,-1 0-1 0 0,1-1 0 0 0,0 1 1 0 0,0-1-1 0 0,0 0 0 0 0,0 0 1 0 0,0 0-1 0 0,0 0 1 0 0,0-1-1 0 0,0 1 0 0 0,0-1 1 0 0,0 0-1 0 0,1 0 0 0 0,-1-1 1 0 0,-4-3-1 0 0,6 4-1 0 0,0 0 0 0 0,0 0-1 0 0,1-1 1 0 0,-1 1 0 0 0,1 0 0 0 0,0 0-1 0 0,0-1 1 0 0,0 1 0 0 0,0-1 0 0 0,0 1 0 0 0,0-1-1 0 0,1 0 1 0 0,-1 1 0 0 0,1-1 0 0 0,-1 1-1 0 0,1-1 1 0 0,0 0 0 0 0,0 1 0 0 0,0-1-1 0 0,1 0 1 0 0,-1 1 0 0 0,1-1 0 0 0,-1 0-1 0 0,1 1 1 0 0,0-1 0 0 0,0 1 0 0 0,1-3 0 0 0,3-3 10 0 0,-1-1 0 0 0,2 1 0 0 0,-1 0 0 0 0,1 1 1 0 0,0-1-1 0 0,0 1 0 0 0,1 0 0 0 0,0 1 0 0 0,0 0 1 0 0,1 0-1 0 0,0 0 0 0 0,0 1 0 0 0,0 0 0 0 0,1 1 1 0 0,11-5-1 0 0,-3 2 41 0 0,1 1 1 0 0,-1 0 0 0 0,1 2-1 0 0,0 0 1 0 0,0 1-1 0 0,1 1 1 0 0,19 0 0 0 0,-33 2-43 0 0,0 0 0 0 0,-1 0 0 0 0,1 1 0 0 0,0-1 0 0 0,-1 1 0 0 0,1 0 0 0 0,-1 0 0 0 0,1 1 0 0 0,7 3 1 0 0,-11-4-10 0 0,1 0 1 0 0,0 0-1 0 0,-1 0 1 0 0,1 1-1 0 0,-1-1 1 0 0,0 1-1 0 0,1-1 1 0 0,-1 1-1 0 0,0-1 1 0 0,0 1 0 0 0,0 0-1 0 0,0 0 1 0 0,0-1-1 0 0,0 1 1 0 0,0 0-1 0 0,-1 0 1 0 0,1 0-1 0 0,-1 0 1 0 0,1 0-1 0 0,-1 0 1 0 0,0 0 0 0 0,0 0-1 0 0,0 0 1 0 0,0 3-1 0 0,-1 2-11 0 0,-1 0-1 0 0,1 0 1 0 0,-1-1 0 0 0,0 1-1 0 0,-1-1 1 0 0,1 1-1 0 0,-1-1 1 0 0,-1 0 0 0 0,1 0-1 0 0,-1 0 1 0 0,0-1-1 0 0,0 1 1 0 0,-1-1 0 0 0,0 0-1 0 0,0 0 1 0 0,-7 5-1 0 0,1-1-15 0 0,-1 0 0 0 0,0-1 0 0 0,0 0 0 0 0,-1 0 1 0 0,0-2-1 0 0,-23 9 0 0 0,32-13 2 0 0,-1-1 0 0 0,1 0 1 0 0,0 0-1 0 0,-1 0 1 0 0,1 0-1 0 0,-1-1 1 0 0,1 0-1 0 0,-1 0 1 0 0,1 0-1 0 0,-1 0 0 0 0,1-1 1 0 0,-1 0-1 0 0,-8-2 1 0 0,11 2 5 0 0,0 0 0 0 0,0 0 0 0 0,1-1 0 0 0,-1 1 0 0 0,0 0 0 0 0,0-1 0 0 0,1 1 0 0 0,-1-1 0 0 0,1 0 0 0 0,-1 1 0 0 0,1-1 0 0 0,0 0 0 0 0,-1 0 0 0 0,1 0 0 0 0,0 0 0 0 0,0 0 0 0 0,1 0 0 0 0,-1 0 0 0 0,0 0 0 0 0,1 0 0 0 0,-1-1 0 0 0,1 1 0 0 0,0 0 0 0 0,-1 0 0 0 0,1-1 0 0 0,0 1 0 0 0,1 0 0 0 0,-1 0 0 0 0,1-4 0 0 0,0-2-8 0 0,1 1 1 0 0,0-1-1 0 0,0 1 0 0 0,1 0 1 0 0,0 0-1 0 0,0 0 0 0 0,1 0 0 0 0,0 0 1 0 0,0 1-1 0 0,0 0 0 0 0,1 0 1 0 0,0 0-1 0 0,0 0 0 0 0,1 1 0 0 0,-1 0 1 0 0,1 0-1 0 0,9-6 0 0 0,-5 4 9 0 0,0 1 0 0 0,1 0-1 0 0,0 0 1 0 0,0 1 0 0 0,1 0-1 0 0,-1 1 1 0 0,1 1 0 0 0,0 0 0 0 0,24-3-1 0 0,-33 5 5 0 0,0 1 0 0 0,0-1 0 0 0,0 1 0 0 0,0 0 0 0 0,0 1 0 0 0,0-1 0 0 0,0 0 0 0 0,0 1-1 0 0,0 0 1 0 0,0-1 0 0 0,0 1 0 0 0,0 0 0 0 0,-1 1 0 0 0,1-1 0 0 0,0 0 0 0 0,-1 1 0 0 0,1 0 0 0 0,-1-1 0 0 0,1 1-1 0 0,-1 0 1 0 0,3 4 0 0 0,-3-3 7 0 0,0 0 0 0 0,-1 0 0 0 0,0 0 0 0 0,0 0 0 0 0,0 0 0 0 0,0 0 0 0 0,0 0 0 0 0,0 0 0 0 0,-1 1 0 0 0,1-1 0 0 0,-1 0 0 0 0,0 0 0 0 0,0 1 0 0 0,-1-1 0 0 0,1 0 0 0 0,-1 0 0 0 0,1 1 0 0 0,-1-1 0 0 0,-2 5 0 0 0,-1 2 3 0 0,0 0 1 0 0,-1 0-1 0 0,0 0 1 0 0,-1 0-1 0 0,0-1 1 0 0,0 0-1 0 0,-1 0 1 0 0,-1 0-1 0 0,1-1 1 0 0,-15 12-1 0 0,7-8-14 0 0,0-1 0 0 0,-1 0 0 0 0,0-1 0 0 0,0-1-1 0 0,-27 11 1 0 0,34-16 20 0 0,1-2-1 0 0,-1 1 1 0 0,1-1-1 0 0,-1-1 1 0 0,0 1-1 0 0,1-1 0 0 0,-1-1 1 0 0,0 0-1 0 0,0 0 1 0 0,-13-2-1 0 0,19 1-4 0 0,-1 0-1 0 0,1 0 0 0 0,0 0 0 0 0,-1 0 0 0 0,1 0 1 0 0,0 0-1 0 0,0-1 0 0 0,0 0 0 0 0,0 1 0 0 0,0-1 1 0 0,0 0-1 0 0,0-1 0 0 0,1 1 0 0 0,-1 0 0 0 0,1-1 0 0 0,-1 0 1 0 0,1 1-1 0 0,0-1 0 0 0,0 0 0 0 0,0 0 0 0 0,1 0 1 0 0,-1 0-1 0 0,1-1 0 0 0,-1 1 0 0 0,1 0 0 0 0,0-1 1 0 0,0 1-1 0 0,1 0 0 0 0,-1-5 0 0 0,1 2-1 0 0,0 1 0 0 0,0-1 0 0 0,1 0 0 0 0,0 1 0 0 0,0-1 0 0 0,0 1 0 0 0,1-1 0 0 0,-1 1 0 0 0,1 0 0 0 0,1 0 0 0 0,-1 0 0 0 0,1 0 0 0 0,0 0 0 0 0,0 0 0 0 0,0 1 0 0 0,1-1 0 0 0,-1 1 0 0 0,1 0 1 0 0,0 0-1 0 0,1 0 0 0 0,6-4 0 0 0,-2 1-6 0 0,1 0 1 0 0,0 1-1 0 0,0 0 1 0 0,1 0-1 0 0,0 1 1 0 0,0 1-1 0 0,0 0 1 0 0,0 1-1 0 0,16-4 1 0 0,-15 6-3 0 0,0 0 0 0 0,0 1 0 0 0,0 0 0 0 0,0 0 0 0 0,0 1 0 0 0,0 1 0 0 0,13 3 0 0 0,-19-3 9 0 0,0-1 0 0 0,-1 1-1 0 0,1 0 1 0 0,-1 0-1 0 0,0 1 1 0 0,0 0 0 0 0,1 0-1 0 0,-2 0 1 0 0,1 0-1 0 0,0 1 1 0 0,-1-1 0 0 0,1 1-1 0 0,-1 1 1 0 0,0-1-1 0 0,-1 0 1 0 0,6 9 0 0 0,-7-10-4 0 0,-1-1 1 0 0,0 1 0 0 0,1 0 0 0 0,-1 0 0 0 0,-1 0-1 0 0,1 0 1 0 0,0 0 0 0 0,-1 0 0 0 0,1 0-1 0 0,-1 0 1 0 0,0 0 0 0 0,0 0 0 0 0,0 0 0 0 0,-1 0-1 0 0,1 0 1 0 0,-1 0 0 0 0,1 0 0 0 0,-2 3-1 0 0,0-1-11 0 0,-1 0 0 0 0,1-1-1 0 0,-1 0 1 0 0,0 1-1 0 0,0-1 1 0 0,0 0-1 0 0,0 0 1 0 0,-1-1-1 0 0,0 1 1 0 0,-4 2-1 0 0,-3 3-12 0 0,-1-1-1 0 0,-1 0 1 0 0,0-2-1 0 0,0 1 0 0 0,0-1 1 0 0,-24 6-1 0 0,17-6 31 0 0,-1-2 0 0 0,0-1 0 0 0,1 0 0 0 0,-1-1 0 0 0,0-2 0 0 0,0 0-1 0 0,0-1 1 0 0,0-1 0 0 0,0-1 0 0 0,-32-9 0 0 0,47 10 3 0 0,0 0 1 0 0,-1 0 0 0 0,1-1-1 0 0,0 0 1 0 0,0-1-1 0 0,1 1 1 0 0,-1-1-1 0 0,1 0 1 0 0,0 0-1 0 0,0-1 1 0 0,-8-9-1 0 0,11 12-5 0 0,0-1-1 0 0,0 1 0 0 0,1-1 1 0 0,0 1-1 0 0,-1-1 0 0 0,1 0 0 0 0,0 1 1 0 0,0-1-1 0 0,0 0 0 0 0,1 0 1 0 0,-1 0-1 0 0,1 1 0 0 0,-1-1 0 0 0,1 0 1 0 0,0 0-1 0 0,0 0 0 0 0,1 0 1 0 0,-1 0-1 0 0,0 0 0 0 0,1 0 1 0 0,0 1-1 0 0,-1-1 0 0 0,1 0 0 0 0,0 0 1 0 0,1 1-1 0 0,-1-1 0 0 0,0 0 1 0 0,1 1-1 0 0,2-4 0 0 0,5-5 1 0 0,1 1-1 0 0,0 0 0 0 0,0 0 1 0 0,1 1-1 0 0,0 1 1 0 0,1 0-1 0 0,0 0 0 0 0,0 1 1 0 0,1 0-1 0 0,0 1 0 0 0,0 1 1 0 0,0 0-1 0 0,25-5 1 0 0,-8 3 14 0 0,-1 2 1 0 0,1 1-1 0 0,1 1 1 0 0,-1 2-1 0 0,43 3 1 0 0,-61-1-5 0 0,-1 0 1 0 0,0 1-1 0 0,0 0 1 0 0,0 1-1 0 0,0 0 0 0 0,-1 0 1 0 0,14 7-1 0 0,-21-8-5 0 0,-1-1 0 0 0,1 1 1 0 0,-1-1-1 0 0,1 1 0 0 0,-1 0 0 0 0,0 0 0 0 0,1 0 1 0 0,-1 0-1 0 0,0 0 0 0 0,0 1 0 0 0,-1-1 0 0 0,1 1 1 0 0,0-1-1 0 0,-1 1 0 0 0,1-1 0 0 0,-1 1 0 0 0,0 0 1 0 0,0 0-1 0 0,0 0 0 0 0,0 0 0 0 0,-1 0 0 0 0,1 0 1 0 0,-1 0-1 0 0,0 0 0 0 0,0 0 0 0 0,0 0 0 0 0,0 0 0 0 0,0 0 1 0 0,-1 0-1 0 0,1-1 0 0 0,-2 6 0 0 0,-1 1 52 0 0,-1 0-1 0 0,1 0 0 0 0,-2-1 1 0 0,1 1-1 0 0,-1-1 0 0 0,-1 0 1 0 0,1 0-1 0 0,-1 0 1 0 0,-1-1-1 0 0,0 0 0 0 0,-9 8 1 0 0,3-4 59 0 0,0-1 0 0 0,-1 0 0 0 0,0-1 0 0 0,0 0 0 0 0,-27 10 1 0 0,33-16-90 0 0,0 0 0 0 0,1-1 1 0 0,-1 1-1 0 0,0-2 0 0 0,-1 1 0 0 0,1-1 1 0 0,0-1-1 0 0,-11 1 0 0 0,17-1-10 0 0,-1-1 0 0 0,1 1-1 0 0,-1 0 1 0 0,1-1-1 0 0,-1 0 1 0 0,1 1 0 0 0,0-1-1 0 0,-1 0 1 0 0,1 0-1 0 0,0-1 1 0 0,-1 1-1 0 0,1 0 1 0 0,0-1 0 0 0,0 1-1 0 0,0-1 1 0 0,0 0-1 0 0,1 0 1 0 0,-1 1 0 0 0,0-1-1 0 0,1 0 1 0 0,-1-1-1 0 0,1 1 1 0 0,0 0-1 0 0,-1 0 1 0 0,1 0 0 0 0,0-1-1 0 0,1 1 1 0 0,-1-1-1 0 0,0 1 1 0 0,0-4 0 0 0,0-3 8 0 0,0 1 0 0 0,1-1 0 0 0,0 1 0 0 0,0-1 0 0 0,1 1 1 0 0,0-1-1 0 0,0 1 0 0 0,1 0 0 0 0,1-1 0 0 0,4-11 0 0 0,-2 7-12 0 0,1 0 0 0 0,0 0 0 0 0,1 1 0 0 0,1 0 0 0 0,14-18 0 0 0,-11 18 16 0 0,0 1 1 0 0,0 0-1 0 0,1 1 1 0 0,0 0-1 0 0,1 0 1 0 0,0 2 0 0 0,1 0-1 0 0,0 0 1 0 0,0 1-1 0 0,1 1 1 0 0,-1 0 0 0 0,17-3-1 0 0,-29 8-23 0 0,1 0-1 0 0,-1 1 0 0 0,0-1 1 0 0,1 1-1 0 0,-1 0 0 0 0,0 0 1 0 0,1 0-1 0 0,-1 0 0 0 0,0 0 1 0 0,1 0-1 0 0,-1 1 0 0 0,0-1 1 0 0,0 1-1 0 0,1 0 0 0 0,-1-1 1 0 0,0 1-1 0 0,0 0 0 0 0,0 0 1 0 0,0 0-1 0 0,0 1 0 0 0,0-1 1 0 0,0 0-1 0 0,0 1 0 0 0,0 0 1 0 0,-1-1-1 0 0,3 4 0 0 0,-2-2 0 0 0,0 0 0 0 0,0 1-1 0 0,-1-1 1 0 0,1 0-1 0 0,-1 1 1 0 0,0 0 0 0 0,0-1-1 0 0,-1 1 1 0 0,1 0 0 0 0,-1-1-1 0 0,1 1 1 0 0,-1 0-1 0 0,0 0 1 0 0,-1-1 0 0 0,1 1-1 0 0,-1 4 1 0 0,-2 5-26 0 0,-1 1 1 0 0,0-1-1 0 0,-1 0 0 0 0,0 0 1 0 0,-1 0-1 0 0,0-1 0 0 0,-1 0 1 0 0,0 0-1 0 0,-12 13 0 0 0,11-15 14 0 0,0-1 0 0 0,0-1 0 0 0,-1 1 0 0 0,0-2 0 0 0,0 1 0 0 0,-1-1 0 0 0,0 0 0 0 0,0-1 0 0 0,0-1 0 0 0,-1 1 0 0 0,-12 3 0 0 0,20-8 8 0 0,1 0 1 0 0,-1 0-1 0 0,0 0 0 0 0,1-1 0 0 0,-1 1 0 0 0,0-1 0 0 0,0 1 0 0 0,0-1 1 0 0,1 0-1 0 0,-1 0 0 0 0,0-1 0 0 0,0 1 0 0 0,1 0 0 0 0,-1-1 0 0 0,0 0 1 0 0,0 1-1 0 0,1-1 0 0 0,-1 0 0 0 0,1-1 0 0 0,-1 1 0 0 0,1 0 1 0 0,-1-1-1 0 0,1 1 0 0 0,0-1 0 0 0,0 0 0 0 0,0 0 0 0 0,0 0 0 0 0,0 0 1 0 0,0 0-1 0 0,0 0 0 0 0,1 0 0 0 0,-1-1 0 0 0,1 1 0 0 0,-1-1 0 0 0,0-3 1 0 0,-1 0-3 0 0,1 0 0 0 0,1 0 0 0 0,-1-1 1 0 0,1 1-1 0 0,0 0 0 0 0,0-1 0 0 0,1 1 1 0 0,0-1-1 0 0,0 1 0 0 0,1-1 0 0 0,0 1 1 0 0,0 0-1 0 0,0-1 0 0 0,4-9 0 0 0,0 3-5 0 0,1 0 0 0 0,1 0-1 0 0,0 0 1 0 0,1 1 0 0 0,1 0-1 0 0,0 1 1 0 0,0 0 0 0 0,1 0-1 0 0,17-14 1 0 0,-20 18 7 0 0,1 1-1 0 0,-1 1 1 0 0,1-1 0 0 0,1 2 0 0 0,-1-1 0 0 0,1 1-1 0 0,-1 0 1 0 0,1 1 0 0 0,0 0 0 0 0,1 0 0 0 0,-1 1-1 0 0,0 0 1 0 0,1 0 0 0 0,-1 1 0 0 0,15 1 0 0 0,-20 0 3 0 0,0 0 0 0 0,-1 1 0 0 0,1 0 0 0 0,0 0 0 0 0,-1 0 0 0 0,1 0 0 0 0,0 0 0 0 0,-1 1 0 0 0,1-1 0 0 0,-1 1 0 0 0,0 0 0 0 0,0 0 0 0 0,0 0 0 0 0,0 1 0 0 0,0-1 0 0 0,0 1 0 0 0,0 0 0 0 0,-1 0 0 0 0,1-1 0 0 0,-1 2 0 0 0,0-1 0 0 0,0 0 0 0 0,0 0 0 0 0,-1 1 0 0 0,1-1 0 0 0,-1 1 0 0 0,1-1 0 0 0,0 6 0 0 0,-1-3 0 0 0,0 0 1 0 0,0 0-1 0 0,-1 0 0 0 0,1 0 0 0 0,-1 0 1 0 0,-1 0-1 0 0,1 0 0 0 0,-1 0 0 0 0,0 0 0 0 0,-1 0 1 0 0,1-1-1 0 0,-1 1 0 0 0,0 0 0 0 0,-1-1 1 0 0,1 1-1 0 0,-1-1 0 0 0,-5 7 0 0 0,0-2-7 0 0,-1 0-1 0 0,-1 0 1 0 0,1-1-1 0 0,-2-1 1 0 0,1 0-1 0 0,-1 0 1 0 0,0-1-1 0 0,-1 0 1 0 0,1-1-1 0 0,-1-1 1 0 0,-1 1-1 0 0,1-2 1 0 0,-1 0-1 0 0,0 0 1 0 0,-15 1-1 0 0,18-3 14 0 0,1 0 0 0 0,-1-1 0 0 0,0-1-1 0 0,0 0 1 0 0,0 0 0 0 0,0-1 0 0 0,0 0-1 0 0,0 0 1 0 0,1-1 0 0 0,-1-1 0 0 0,0 1-1 0 0,1-2 1 0 0,0 1 0 0 0,0-1-1 0 0,0-1 1 0 0,0 0 0 0 0,1 0 0 0 0,-1 0-1 0 0,1-1 1 0 0,-13-13 0 0 0,19 17-6 0 0,0 0 0 0 0,0 0 1 0 0,0-1-1 0 0,0 1 0 0 0,0-1 1 0 0,0 0-1 0 0,1 1 0 0 0,-1-1 0 0 0,1 0 1 0 0,0 0-1 0 0,0 0 0 0 0,0 0 0 0 0,0 0 1 0 0,1 0-1 0 0,-1 0 0 0 0,1 0 1 0 0,-1-1-1 0 0,1 1 0 0 0,0 0 0 0 0,1 0 1 0 0,-1 0-1 0 0,0 0 0 0 0,1 0 0 0 0,0-1 1 0 0,-1 1-1 0 0,1 0 0 0 0,1 0 1 0 0,-1 1-1 0 0,0-1 0 0 0,1 0 0 0 0,-1 0 1 0 0,1 1-1 0 0,0-1 0 0 0,0 0 1 0 0,0 1-1 0 0,0 0 0 0 0,0 0 0 0 0,4-3 1 0 0,2-2-7 0 0,1-1 0 0 0,0 2 0 0 0,1-1 0 0 0,-1 2 0 0 0,1-1 0 0 0,1 1 0 0 0,-1 0 0 0 0,1 1 0 0 0,16-4 0 0 0,-5 3-9 0 0,1 1 0 0 0,0 1 0 0 0,41-1 0 0 0,-56 4 10 0 0,0 1 0 0 0,0-1 0 0 0,0 1 0 0 0,0 1 1 0 0,0-1-1 0 0,0 1 0 0 0,0 1 0 0 0,0-1 0 0 0,-1 2 0 0 0,0-1 0 0 0,1 1 0 0 0,-1 0 0 0 0,0 0 0 0 0,8 7 0 0 0,-13-9-3 0 0,0 0 0 0 0,0 0 0 0 0,0 0 1 0 0,0 0-1 0 0,0 1 0 0 0,0-1 0 0 0,-1 1 0 0 0,1-1 0 0 0,-1 1 0 0 0,0 0 0 0 0,0-1 0 0 0,0 1 1 0 0,0 0-1 0 0,0 0 0 0 0,-1 0 0 0 0,1 0 0 0 0,-1 0 0 0 0,1 4 0 0 0,-2-3-15 0 0,0 0 1 0 0,1 1-1 0 0,-1-1 1 0 0,-1 0-1 0 0,1 0 0 0 0,0 0 1 0 0,-1 0-1 0 0,0 0 0 0 0,0 0 1 0 0,0-1-1 0 0,-5 6 1 0 0,0 1-27 0 0,-2-1 1 0 0,0 0 0 0 0,0-1 0 0 0,0 1 0 0 0,-1-2-1 0 0,0 1 1 0 0,-20 9 0 0 0,15-9 30 0 0,-1-2 1 0 0,1 0-1 0 0,-1 0 1 0 0,0-2-1 0 0,-1 0 1 0 0,-19 2-1 0 0,30-5 9 0 0,0 0 1 0 0,0 0-1 0 0,-1-1 1 0 0,1 0-1 0 0,0-1 1 0 0,0 1-1 0 0,-1-1 1 0 0,1-1-1 0 0,0 1 0 0 0,0-1 1 0 0,0 0-1 0 0,0 0 1 0 0,1 0-1 0 0,-1-1 1 0 0,0 0-1 0 0,1 0 1 0 0,0-1-1 0 0,0 0 0 0 0,-8-7 1 0 0,10 9 2 0 0,1 0 1 0 0,1 0-1 0 0,-1 0 1 0 0,0-1-1 0 0,0 1 1 0 0,1-1-1 0 0,-1 1 0 0 0,1-1 1 0 0,0 0-1 0 0,0 1 1 0 0,0-1-1 0 0,0 0 1 0 0,1 0-1 0 0,-1 0 1 0 0,1 0-1 0 0,-1 1 0 0 0,1-1 1 0 0,0 0-1 0 0,0 0 1 0 0,0 0-1 0 0,1 0 1 0 0,-1 0-1 0 0,1 0 1 0 0,-1 0-1 0 0,1 1 1 0 0,0-1-1 0 0,0 0 0 0 0,0 1 1 0 0,1-1-1 0 0,-1 0 1 0 0,1 1-1 0 0,-1-1 1 0 0,1 1-1 0 0,0 0 1 0 0,0 0-1 0 0,0 0 0 0 0,3-3 1 0 0,3-3 1 0 0,1 1 0 0 0,0 0 0 0 0,1 1 0 0 0,0 0 0 0 0,0 0 0 0 0,0 1 0 0 0,0 0 0 0 0,15-4 0 0 0,-6 3-41 0 0,1 1 1 0 0,-1 1 0 0 0,1 0-1 0 0,0 1 1 0 0,0 2 0 0 0,0 0-1 0 0,0 1 1 0 0,-1 0 0 0 0,1 2-1 0 0,0 1 1 0 0,21 5 0 0 0,-37-7 31 0 0,-1 0 1 0 0,1 0 0 0 0,-1 0 0 0 0,0 1 0 0 0,0-1 0 0 0,0 1 0 0 0,0 0-1 0 0,0 0 1 0 0,0 0 0 0 0,0 0 0 0 0,0 0 0 0 0,-1 1 0 0 0,1-1 0 0 0,-1 1-1 0 0,0 0 1 0 0,0 0 0 0 0,0 0 0 0 0,0 0 0 0 0,0 0 0 0 0,-1 0-1 0 0,1 0 1 0 0,-1 1 0 0 0,0-1 0 0 0,0 0 0 0 0,0 1 0 0 0,-1-1 0 0 0,1 1-1 0 0,-1-1 1 0 0,0 1 0 0 0,0-1 0 0 0,0 1 0 0 0,-1 5 0 0 0,0-1-15 0 0,0 0 0 0 0,-1 0 0 0 0,-1 0 1 0 0,1-1-1 0 0,-1 1 0 0 0,0-1 0 0 0,-1 0 1 0 0,0 1-1 0 0,0-2 0 0 0,0 1 1 0 0,-1 0-1 0 0,0-1 0 0 0,-8 8 0 0 0,-3 0-37 0 0,0 0 1 0 0,-1-2-1 0 0,0 0 0 0 0,-1 0 0 0 0,-32 14 1 0 0,36-20 19 0 0,0-1 1 0 0,-1 0 0 0 0,1-1-1 0 0,-1 0 1 0 0,0-1 0 0 0,0-1-1 0 0,0 0 1 0 0,-25-1 0 0 0,36-1 36 0 0,0 0 0 0 0,0-1 0 0 0,0 1 0 0 0,0-1 0 0 0,0 0 0 0 0,0 0 0 0 0,0-1 0 0 0,1 1 1 0 0,-1-1-1 0 0,1 0 0 0 0,-1 0 0 0 0,1 0 0 0 0,-1 0 0 0 0,1 0 0 0 0,0-1 0 0 0,0 0 0 0 0,0 1 1 0 0,-4-7-1 0 0,5 7 11 0 0,1-1 1 0 0,-1 0 0 0 0,1 0 0 0 0,0 0 0 0 0,0 1 0 0 0,0-1-1 0 0,0 0 1 0 0,0 0 0 0 0,1 0 0 0 0,-1 0 0 0 0,1-1-1 0 0,0 1 1 0 0,0 0 0 0 0,0 0 0 0 0,0 0 0 0 0,1 0-1 0 0,-1 0 1 0 0,1 0 0 0 0,0 0 0 0 0,0 0 0 0 0,0 0 0 0 0,0 0-1 0 0,0 1 1 0 0,4-6 0 0 0,0 0 88 0 0,1 0 0 0 0,0 0 0 0 0,1 1 0 0 0,0 0 0 0 0,0 1 0 0 0,0-1 0 0 0,1 1 1 0 0,0 1-1 0 0,0-1 0 0 0,1 1 0 0 0,-1 1 0 0 0,14-6 0 0 0,-3 3 116 0 0,1 0-1 0 0,0 1 1 0 0,0 1 0 0 0,38-5-1 0 0,-38 8-119 0 0,-1 1 0 0 0,21 2 0 0 0,-34-1-60 0 0,-1 1-1 0 0,1 0 1 0 0,-1-1-1 0 0,0 2 1 0 0,1-1 0 0 0,-1 1-1 0 0,0 0 1 0 0,0 0-1 0 0,0 0 1 0 0,0 1 0 0 0,0 0-1 0 0,4 3 1 0 0,-7-5-15 0 0,-1 0 0 0 0,0 1-1 0 0,0-1 1 0 0,0 1 0 0 0,0-1 0 0 0,0 1 0 0 0,0 0 0 0 0,0-1 0 0 0,0 1 0 0 0,-1 0-1 0 0,1 0 1 0 0,-1 0 0 0 0,1-1 0 0 0,-1 1 0 0 0,0 0 0 0 0,1 0 0 0 0,-1 0-1 0 0,0 0 1 0 0,0 0 0 0 0,-1-1 0 0 0,1 1 0 0 0,0 0 0 0 0,-1 0 0 0 0,1 0 0 0 0,-1-1-1 0 0,1 1 1 0 0,-1 0 0 0 0,0 0 0 0 0,0-1 0 0 0,0 1 0 0 0,0 0 0 0 0,-1 1-1 0 0,-3 5 30 0 0,0-1 0 0 0,-1 0 0 0 0,1 0 0 0 0,-2-1 0 0 0,-9 9 0 0 0,1-3 11 0 0,-1 0-1 0 0,0-1 0 0 0,-1-1 1 0 0,0-1-1 0 0,-1 0 0 0 0,0-1 1 0 0,0-1-1 0 0,-1-1 1 0 0,0 0-1 0 0,0-2 0 0 0,0 0 1 0 0,-28 2-1 0 0,43-6-30 0 0,-1-1 0 0 0,1 1-1 0 0,0 0 1 0 0,-1-1 0 0 0,1 0-1 0 0,-1 0 1 0 0,1-1 0 0 0,-4-1 0 0 0,7 3-20 0 0,0 0 1 0 0,0-1 0 0 0,0 1-1 0 0,0-1 1 0 0,1 1 0 0 0,-1-1-1 0 0,0 1 1 0 0,0-1 0 0 0,1 1-1 0 0,-1-1 1 0 0,0 0-1 0 0,1 1 1 0 0,-1-1 0 0 0,1 0-1 0 0,-1 0 1 0 0,1 1 0 0 0,-1-1-1 0 0,1 0 1 0 0,0 0 0 0 0,-1 0-1 0 0,1 0 1 0 0,0 0 0 0 0,-1 1-1 0 0,1-1 1 0 0,0 0 0 0 0,0 0-1 0 0,0 0 1 0 0,0 0 0 0 0,0 0-1 0 0,0 0 1 0 0,0 0 0 0 0,0 0-1 0 0,1 0 1 0 0,-1 1 0 0 0,0-1-1 0 0,0 0 1 0 0,1 0 0 0 0,-1 0-1 0 0,0 0 1 0 0,1 1-1 0 0,-1-1 1 0 0,1 0 0 0 0,-1 0-1 0 0,1 1 1 0 0,0-2 0 0 0,5-5 5 0 0,0 0 0 0 0,0 1 0 0 0,0 0 0 0 0,1 0 0 0 0,0 0 0 0 0,0 1 0 0 0,0 0 1 0 0,14-7-1 0 0,3 0 13 0 0,41-14 0 0 0,-60 24-22 0 0,18-6 17 0 0,30-6 0 0 0,-47 13-16 0 0,0 0 0 0 0,1 0 0 0 0,-1 0 0 0 0,0 1 0 0 0,1 0 0 0 0,-1 0 0 0 0,0 1 0 0 0,1 0 0 0 0,-1 0 0 0 0,7 2 0 0 0,-11-3-2 0 0,-1 1-1 0 0,0-1 1 0 0,0 1-1 0 0,0-1 1 0 0,0 1 0 0 0,0-1-1 0 0,0 1 1 0 0,0-1-1 0 0,0 1 1 0 0,0 0 0 0 0,0 0-1 0 0,0 0 1 0 0,-1-1-1 0 0,1 1 1 0 0,0 0-1 0 0,0 0 1 0 0,-1 0 0 0 0,1 0-1 0 0,-1 0 1 0 0,1 0-1 0 0,-1 1 1 0 0,1-1-1 0 0,-1 0 1 0 0,1 1 0 0 0,-1 0-7 0 0,0 1 0 0 0,0-1 0 0 0,0 0 1 0 0,-1 0-1 0 0,1 0 0 0 0,-1 0 0 0 0,1 0 0 0 0,-1 0 1 0 0,1 0-1 0 0,-1 0 0 0 0,0 0 0 0 0,-2 3 1 0 0,-1 1-25 0 0,1-1 0 0 0,-2 1 1 0 0,1-1-1 0 0,-1 1 1 0 0,0-2-1 0 0,0 1 0 0 0,-8 6 1 0 0,-3-1-40 0 0,0 0 0 0 0,-1-1-1 0 0,-36 13 1 0 0,47-20 48 0 0,-1 0-1 0 0,1 0 1 0 0,-1-1-1 0 0,1 1 1 0 0,-1-2-1 0 0,1 1 0 0 0,-1-1 1 0 0,0 0-1 0 0,1 0 1 0 0,-1 0-1 0 0,1-1 1 0 0,-1 0-1 0 0,1-1 1 0 0,-1 1-1 0 0,-6-4 1 0 0,12 5 12 0 0,0-1 1 0 0,-1 1 0 0 0,1-1-1 0 0,0 0 1 0 0,0 0 0 0 0,-1 1-1 0 0,1-1 1 0 0,0 0 0 0 0,0 0 0 0 0,0 0-1 0 0,0 0 1 0 0,0 0 0 0 0,0 0-1 0 0,1 0 1 0 0,-1-1 0 0 0,0 1-1 0 0,0 0 1 0 0,1 0 0 0 0,-1-1 0 0 0,1 1-1 0 0,-1 0 1 0 0,1-1 0 0 0,-1-1-1 0 0,1 1-2 0 0,1 0 1 0 0,-1 0-1 0 0,0-1 0 0 0,0 1 0 0 0,1 0 0 0 0,0 0 0 0 0,-1 0 0 0 0,1 0 0 0 0,0 0 0 0 0,0 0 1 0 0,0 0-1 0 0,0 0 0 0 0,2-2 0 0 0,3-4-7 0 0,0 1 1 0 0,0 1-1 0 0,0-1 1 0 0,1 1-1 0 0,0 0 0 0 0,8-5 1 0 0,3-1 6 0 0,1 0 0 0 0,0 1 0 0 0,1 2 0 0 0,0 0 0 0 0,1 1-1 0 0,0 0 1 0 0,0 2 0 0 0,0 1 0 0 0,30-4 0 0 0,-50 9 11 0 0,0 0 0 0 0,0-1 0 0 0,-1 1-1 0 0,1 0 1 0 0,0 0 0 0 0,0 0 0 0 0,0 0-1 0 0,0 0 1 0 0,0 1 0 0 0,0-1 0 0 0,0 0 0 0 0,0 0-1 0 0,-1 1 1 0 0,1-1 0 0 0,0 0 0 0 0,0 1 0 0 0,0-1-1 0 0,0 1 1 0 0,-1-1 0 0 0,1 1 0 0 0,0-1-1 0 0,-1 1 1 0 0,1 0 0 0 0,0-1 0 0 0,-1 1 0 0 0,1 0-1 0 0,0 1 1 0 0,0-1 0 0 0,-1 1-1 0 0,1 0 0 0 0,-1 0 1 0 0,0-1-1 0 0,0 1 1 0 0,0 0-1 0 0,0 0 1 0 0,0 0-1 0 0,0-1 0 0 0,0 1 1 0 0,0 0-1 0 0,-1 0 1 0 0,0 1-1 0 0,-1 5 0 0 0,-1 0-1 0 0,0-1 0 0 0,0 1 1 0 0,-1-1-1 0 0,-6 9 0 0 0,-2 0-14 0 0,0-1 0 0 0,-2-1 0 0 0,1 0 0 0 0,-2 0 0 0 0,0-2 0 0 0,-1 0 0 0 0,0-1 0 0 0,0 0 0 0 0,-1-1 0 0 0,-1-1 0 0 0,-30 11 0 0 0,44-18 21 0 0,1-1-1 0 0,-1 0 1 0 0,1-1-1 0 0,-1 1 1 0 0,1-1 0 0 0,-1 1-1 0 0,0-1 1 0 0,1 0-1 0 0,-1 0 1 0 0,1-1-1 0 0,-1 1 1 0 0,0-1 0 0 0,1 0-1 0 0,-1 0 1 0 0,-3-1-1 0 0,5 1-7 0 0,0 0-1 0 0,0 0 1 0 0,1-1 0 0 0,-1 1-1 0 0,1 0 1 0 0,-1-1 0 0 0,1 1-1 0 0,-1-1 1 0 0,1 1 0 0 0,0-1-1 0 0,0 0 1 0 0,0 1 0 0 0,0-1-1 0 0,0 0 1 0 0,0 0 0 0 0,0 0-1 0 0,1 0 1 0 0,-1 0 0 0 0,1 0-1 0 0,-1 0 1 0 0,1 0 0 0 0,0 0-1 0 0,0 0 1 0 0,-1 0 0 0 0,2 0-1 0 0,-1 0 1 0 0,0 0 0 0 0,1-2-1 0 0,0-5 0 0 0,1 0-1 0 0,0 0 1 0 0,1 0-1 0 0,0 1 1 0 0,0-1 0 0 0,1 1-1 0 0,0 0 1 0 0,1 0-1 0 0,-1 1 1 0 0,1-1-1 0 0,1 1 1 0 0,0 0 0 0 0,0 0-1 0 0,13-11 1 0 0,-11 11 13 0 0,1 0 0 0 0,0 1 0 0 0,1 0 0 0 0,0 0 0 0 0,-1 1 0 0 0,2 0 0 0 0,-1 1 0 0 0,0 0 0 0 0,1 0 0 0 0,0 2 0 0 0,18-4 0 0 0,-25 6-5 0 0,0 0 0 0 0,0 0 0 0 0,0 0 1 0 0,0 0-1 0 0,0 1 0 0 0,-1 0 0 0 0,1 0 1 0 0,0 0-1 0 0,0 0 0 0 0,-1 0 0 0 0,1 1 1 0 0,-1-1-1 0 0,1 1 0 0 0,-1 0 1 0 0,0 0-1 0 0,0 1 0 0 0,6 4 0 0 0,-8-6-3 0 0,0 0 0 0 0,0 1-1 0 0,0-1 1 0 0,0 1-1 0 0,0-1 1 0 0,0 1 0 0 0,0-1-1 0 0,0 1 1 0 0,-1-1-1 0 0,1 1 1 0 0,-1 0 0 0 0,1-1-1 0 0,-1 1 1 0 0,0 0 0 0 0,1-1-1 0 0,-1 1 1 0 0,0 2-1 0 0,-1-2 2 0 0,1 0-1 0 0,-1 0 0 0 0,1 0 1 0 0,-1 0-1 0 0,0 0 0 0 0,0 0 1 0 0,0 0-1 0 0,0 0 0 0 0,0 0 1 0 0,0 0-1 0 0,-1 0 0 0 0,1 0 1 0 0,0-1-1 0 0,-1 1 0 0 0,0 0 1 0 0,-2 1-1 0 0,-4 3 5 0 0,0-1-1 0 0,0 0 1 0 0,-1 0 0 0 0,0-1-1 0 0,0 0 1 0 0,0 0-1 0 0,-1-1 1 0 0,-18 4 0 0 0,0-2-3 0 0,-52 2 1 0 0,49-5-40 0 0,0-2 0 0 0,1-2 0 0 0,-1 0 0 0 0,1-2 1 0 0,-1-2-1 0 0,1 0 0 0 0,1-2 0 0 0,-1-1 0 0 0,2-2 1 0 0,-1-1-1 0 0,1-1 0 0 0,-28-18 0 0 0,53 30 33 0 0,1-1 1 0 0,-1 0-1 0 0,0 0 0 0 0,1 1 0 0 0,0-1 1 0 0,-1-1-1 0 0,1 1 0 0 0,0 0 0 0 0,0 0 1 0 0,1-1-1 0 0,-1 1 0 0 0,0-1 0 0 0,1 0 1 0 0,-1 0-1 0 0,1 1 0 0 0,0-1 0 0 0,0 0 0 0 0,-1-5 1 0 0,2 5-1 0 0,0 0 1 0 0,1 0-1 0 0,-1 0 1 0 0,1 0-1 0 0,-1 0 1 0 0,1 0-1 0 0,0 1 1 0 0,0-1-1 0 0,0 0 1 0 0,1 0-1 0 0,-1 1 1 0 0,1-1-1 0 0,-1 1 1 0 0,1-1-1 0 0,0 1 1 0 0,0 0-1 0 0,0-1 1 0 0,0 1-1 0 0,3-2 1 0 0,10-9-8 0 0,1 1 1 0 0,0 1 0 0 0,1 0 0 0 0,0 1-1 0 0,0 1 1 0 0,1 1 0 0 0,31-10 0 0 0,-17 8-27 0 0,1 1-1 0 0,0 2 1 0 0,56-4 0 0 0,-57 8-14 0 0,47 4-1 0 0,-69-1 38 0 0,-1 1 0 0 0,1 1 1 0 0,-1 0-1 0 0,1 0 0 0 0,-1 1 0 0 0,0 0 0 0 0,0 0 0 0 0,0 1 0 0 0,11 6 1 0 0,-19-9 7 0 0,1 0 1 0 0,-1 0-1 0 0,0 0 1 0 0,1 0 0 0 0,-1 0-1 0 0,0 0 1 0 0,0 0 0 0 0,0 0-1 0 0,1 1 1 0 0,-1-1 0 0 0,0 0-1 0 0,-1 1 1 0 0,1-1 0 0 0,0 1-1 0 0,0-1 1 0 0,-1 1-1 0 0,1-1 1 0 0,-1 1 0 0 0,1-1-1 0 0,-1 1 1 0 0,1 0 0 0 0,-1-1-1 0 0,0 1 1 0 0,0 0 0 0 0,0-1-1 0 0,0 1 1 0 0,0 0-1 0 0,0-1 1 0 0,-1 1 0 0 0,1 0-1 0 0,-1-1 1 0 0,1 1 0 0 0,-1-1-1 0 0,1 1 1 0 0,-1-1 0 0 0,0 1-1 0 0,0-1 1 0 0,1 1 0 0 0,-1-1-1 0 0,0 0 1 0 0,0 1-1 0 0,-2 1 1 0 0,-3 4-39 0 0,-1-1 0 0 0,0 1 0 0 0,0-1 0 0 0,0 0-1 0 0,-1-1 1 0 0,-10 6 0 0 0,-16 7-10 0 0,-1-2 0 0 0,-1-2 0 0 0,0-1 0 0 0,-1-1 0 0 0,0-3 0 0 0,-1 0 0 0 0,0-3 0 0 0,0-1-1 0 0,0-2 1 0 0,-40-2 0 0 0,57-2 39 0 0,0 0 1 0 0,-20-5-1 0 0,35 5 9 0 0,1 0 1 0 0,-1-1 0 0 0,1 1 0 0 0,0-1-1 0 0,-1 0 1 0 0,1-1 0 0 0,0 1-1 0 0,1-1 1 0 0,-1 0 0 0 0,0 0 0 0 0,1 0-1 0 0,-8-8 1 0 0,10 8 2 0 0,1 1 0 0 0,-1-1-1 0 0,1 0 1 0 0,0 0 0 0 0,0 1 0 0 0,0-1-1 0 0,0 0 1 0 0,0 0 0 0 0,1 0 0 0 0,-1 0 0 0 0,1 0-1 0 0,0 0 1 0 0,0 0 0 0 0,0 0 0 0 0,0 0 0 0 0,0 0-1 0 0,1 0 1 0 0,-1 0 0 0 0,1 0 0 0 0,0 0 0 0 0,0 1-1 0 0,0-1 1 0 0,0 0 0 0 0,1 0 0 0 0,-1 1-1 0 0,3-5 1 0 0,3-3-4 0 0,0-1 1 0 0,1 1-1 0 0,0 1 0 0 0,0-1 0 0 0,11-8 0 0 0,3 0 6 0 0,1 2 0 0 0,0 0 0 0 0,2 1 0 0 0,0 2 0 0 0,0 0 0 0 0,1 2 0 0 0,0 0 0 0 0,1 2 0 0 0,1 1 0 0 0,48-7 0 0 0,-69 14 3 0 0,0 0 1 0 0,0 1-1 0 0,1 0 0 0 0,-1 0 0 0 0,0 0 0 0 0,1 1 0 0 0,-1 0 1 0 0,12 4-1 0 0,-18-5-2 0 0,1 1 0 0 0,0 0 0 0 0,-1 0 0 0 0,1-1 0 0 0,-1 1 0 0 0,1 0 0 0 0,-1 0 0 0 0,1 1 0 0 0,-1-1 0 0 0,0 0 0 0 0,1 0 0 0 0,-1 1 0 0 0,0-1 0 0 0,0 0 0 0 0,0 1 0 0 0,1 2 0 0 0,-1-2 0 0 0,-1 0 0 0 0,1 0-1 0 0,-1 1 1 0 0,1-1 0 0 0,-1 0-1 0 0,0 0 1 0 0,0 0 0 0 0,0 1-1 0 0,0-1 1 0 0,-1 0 0 0 0,1 0-1 0 0,-1 0 1 0 0,1 1 0 0 0,-1-1-1 0 0,0 0 1 0 0,-1 3 0 0 0,-3 5 8 0 0,-1 0 0 0 0,0-1 1 0 0,0 0-1 0 0,-1-1 1 0 0,0 1-1 0 0,0-1 1 0 0,-1 0-1 0 0,0-1 0 0 0,-1 0 1 0 0,0 0-1 0 0,0-1 1 0 0,-17 9-1 0 0,3-3 40 0 0,-1-1 0 0 0,0-1 0 0 0,-1-1 0 0 0,-30 7 1 0 0,17-7-4 0 0,1-2 1 0 0,-45 2 0 0 0,67-8-15 0 0,0 0 0 0 0,0-2 1 0 0,1 0-1 0 0,-1-1 0 0 0,1 0 0 0 0,-1-1 1 0 0,1 0-1 0 0,-25-11 0 0 0,37 13-15 0 0,-1 0 1 0 0,1 0-1 0 0,-1 0 0 0 0,1-1 0 0 0,-1 1 0 0 0,1-1 0 0 0,0 1 1 0 0,0-1-1 0 0,-1 0 0 0 0,1 0 0 0 0,1 0 0 0 0,-1 0 0 0 0,0 0 1 0 0,0-1-1 0 0,1 1 0 0 0,-1 0 0 0 0,1-1 0 0 0,-2-4 0 0 0,3 4-4 0 0,-1 1 0 0 0,1-1 0 0 0,0 0 0 0 0,0 0 0 0 0,0 0 0 0 0,0 1 0 0 0,0-1-1 0 0,1 0 1 0 0,-1 0 0 0 0,1 1 0 0 0,0-1 0 0 0,0 0 0 0 0,0 1 0 0 0,0-1 0 0 0,2-3-1 0 0,3-2 3 0 0,-1 0 0 0 0,1 0 0 0 0,0 0 0 0 0,1 1-1 0 0,0 0 1 0 0,0 1 0 0 0,1-1 0 0 0,-1 1-1 0 0,14-7 1 0 0,-4 4-4 0 0,1 0 0 0 0,0 2 1 0 0,1 0-1 0 0,0 1 0 0 0,0 0 0 0 0,1 2 0 0 0,-1 1 0 0 0,23-2 0 0 0,-28 4-26 0 0,1 0-1 0 0,-1 1 0 0 0,0 1 1 0 0,0 0-1 0 0,0 1 1 0 0,0 1-1 0 0,0 0 0 0 0,-1 1 1 0 0,1 0-1 0 0,-1 1 1 0 0,0 1-1 0 0,15 8 1 0 0,-25-12 0 0 0,1 0 0 0 0,-1 1 0 0 0,1-1 1 0 0,-1 1-1 0 0,0 0 0 0 0,0 0 0 0 0,0 0 1 0 0,-1 0-1 0 0,1 0 0 0 0,-1 1 0 0 0,0-1 1 0 0,1 1-1 0 0,-2 0 0 0 0,1-1 0 0 0,0 1 1 0 0,-1 0-1 0 0,2 6 0 0 0,-3-7 6 0 0,1 1 0 0 0,-1-1 0 0 0,0 1 0 0 0,-1-1 0 0 0,1 1 0 0 0,-1 0 0 0 0,1-1 0 0 0,-1 1-1 0 0,0-1 1 0 0,0 0 0 0 0,-1 1 0 0 0,1-1 0 0 0,-1 0 0 0 0,0 0 0 0 0,1 0 0 0 0,-1 0 0 0 0,-1 0 0 0 0,1 0 0 0 0,0-1 0 0 0,-5 5 0 0 0,-6 4-10 0 0,0-1 0 0 0,0 0 0 0 0,-1-1 0 0 0,0-1 1 0 0,-1 0-1 0 0,0-1 0 0 0,0 0 0 0 0,-24 6 0 0 0,-12 1-17 0 0,-70 10 0 0 0,66-16 6 0 0,-1-2-1 0 0,-93-1 0 0 0,123-6 40 0 0,1-1 1 0 0,0-2-1 0 0,-1 0 0 0 0,1-2 1 0 0,1 0-1 0 0,0-2 1 0 0,0-1-1 0 0,-28-14 0 0 0,44 19 22 0 0,-1-1 0 0 0,1 0-1 0 0,0-1 1 0 0,1 0-1 0 0,-1 0 1 0 0,-7-9 0 0 0,13 13-25 0 0,0 0 1 0 0,1 0-1 0 0,-1 0 1 0 0,0 0 0 0 0,1 0-1 0 0,0 0 1 0 0,0-1-1 0 0,-1 1 1 0 0,1-1-1 0 0,1 1 1 0 0,-1-1 0 0 0,0 1-1 0 0,1-1 1 0 0,-1 1-1 0 0,1-1 1 0 0,0 0-1 0 0,-1 1 1 0 0,1-1 0 0 0,1 0-1 0 0,-1 1 1 0 0,0-1-1 0 0,1 1 1 0 0,-1-1 0 0 0,1 0-1 0 0,0 1 1 0 0,2-5-1 0 0,3-3 1 0 0,0 0 1 0 0,1 0-1 0 0,1 0 0 0 0,0 1 0 0 0,0 0 1 0 0,0 1-1 0 0,1 0 0 0 0,1 0 0 0 0,-1 1 1 0 0,1 0-1 0 0,1 1 0 0 0,-1 0 0 0 0,12-5 1 0 0,-5 4-2 0 0,0 0 0 0 0,1 1 1 0 0,0 1-1 0 0,0 0 0 0 0,0 1 1 0 0,0 1-1 0 0,33-1 0 0 0,-42 4-18 0 0,0 1 0 0 0,0 0-1 0 0,-1 0 1 0 0,1 0 0 0 0,0 1-1 0 0,-1 1 1 0 0,1-1 0 0 0,-1 1 0 0 0,0 1-1 0 0,11 6 1 0 0,-17-9 3 0 0,1 1 1 0 0,-1 0 0 0 0,0-1-1 0 0,0 1 1 0 0,0 0-1 0 0,0 0 1 0 0,0 1 0 0 0,0-1-1 0 0,0 0 1 0 0,-1 1-1 0 0,1-1 1 0 0,-1 1-1 0 0,0-1 1 0 0,2 6 0 0 0,-2-5 1 0 0,-1 0 1 0 0,0 1-1 0 0,0-1 0 0 0,0 0 1 0 0,0 0-1 0 0,0 1 1 0 0,0-1-1 0 0,-1 0 1 0 0,0 0-1 0 0,0 0 0 0 0,0 1 1 0 0,0-1-1 0 0,0 0 1 0 0,0 0-1 0 0,-4 5 1 0 0,-2 2-6 0 0,0 1 0 0 0,-1-1 1 0 0,-1-1-1 0 0,1 1 1 0 0,-2-2-1 0 0,1 1 1 0 0,-1-1-1 0 0,0 0 0 0 0,-1-1 1 0 0,-11 6-1 0 0,-9 3-12 0 0,-1-1-1 0 0,-47 16 0 0 0,39-18 12 0 0,-1-2-1 0 0,1-1 0 0 0,-44 3 0 0 0,60-10 9 0 0,-1-2-1 0 0,1 0 0 0 0,-1-2 1 0 0,1-1-1 0 0,0 0 0 0 0,-37-10 1 0 0,52 10 18 0 0,0-1 1 0 0,0 0 0 0 0,0-1 0 0 0,1 0 0 0 0,-1 0-1 0 0,1-1 1 0 0,-8-6 0 0 0,13 9-5 0 0,0-1 1 0 0,0 0-1 0 0,0 0 0 0 0,0 0 0 0 0,0 0 1 0 0,1 0-1 0 0,0 0 0 0 0,0-1 0 0 0,0 1 1 0 0,0-1-1 0 0,0 1 0 0 0,0-1 1 0 0,1 0-1 0 0,0 0 0 0 0,0 0 0 0 0,0 0 1 0 0,0 0-1 0 0,0-6 0 0 0,1 1-5 0 0,1 0 0 0 0,0 0 0 0 0,0 0 0 0 0,1 1 0 0 0,0-1 1 0 0,0 1-1 0 0,1-1 0 0 0,0 1 0 0 0,0 0 0 0 0,6-10 0 0 0,-6 13-2 0 0,1-1 0 0 0,-1 0 1 0 0,1 1-1 0 0,0 0 0 0 0,1 0 0 0 0,-1 0 1 0 0,1 0-1 0 0,0 1 0 0 0,0 0 1 0 0,1 0-1 0 0,-1 0 0 0 0,1 1 0 0 0,0 0 1 0 0,7-3-1 0 0,-12 5-3 0 0,1 0-1 0 0,-1 1 1 0 0,0-1 0 0 0,1 1 0 0 0,-1 0 0 0 0,1-1-1 0 0,-1 1 1 0 0,0 0 0 0 0,1 0 0 0 0,-1 0 0 0 0,1 0-1 0 0,-1 0 1 0 0,1 0 0 0 0,-1 1 0 0 0,1-1 0 0 0,-1 0-1 0 0,0 1 1 0 0,1-1 0 0 0,1 1 0 0 0,-2 0-3 0 0,0 0 0 0 0,-1 0 0 0 0,1 0 0 0 0,0 0 0 0 0,0 0 0 0 0,0 0 0 0 0,-1 0 0 0 0,1 0 0 0 0,0 0 0 0 0,-1 0 0 0 0,1 0 0 0 0,-1 0 0 0 0,1 0 0 0 0,-1 1 0 0 0,0-1 0 0 0,0 0 0 0 0,1 2 0 0 0,-1 3-9 0 0,0 0-1 0 0,0-1 0 0 0,0 1 1 0 0,-1-1-1 0 0,0 1 0 0 0,0-1 1 0 0,0 1-1 0 0,-4 7 0 0 0,-1 1-25 0 0,0-1-1 0 0,-1 1 1 0 0,0-2-1 0 0,-1 1 1 0 0,-1-1-1 0 0,-10 12 1 0 0,12-17 21 0 0,0 1 1 0 0,-1-1-1 0 0,0 0 1 0 0,0-1 0 0 0,-1 0-1 0 0,1 0 1 0 0,-1-1-1 0 0,0 0 1 0 0,-15 5 0 0 0,21-9 16 0 0,0 0 0 0 0,0 0 0 0 0,0 0 1 0 0,1-1-1 0 0,-1 1 0 0 0,0-1 0 0 0,0 0 0 0 0,0 0 1 0 0,0 0-1 0 0,0 0 0 0 0,0-1 0 0 0,0 1 1 0 0,0-1-1 0 0,0 1 0 0 0,0-1 0 0 0,0 0 1 0 0,0-1-1 0 0,1 1 0 0 0,-1 0 0 0 0,0-1 0 0 0,1 1 1 0 0,-1-1-1 0 0,1 0 0 0 0,0 0 0 0 0,-1 0 1 0 0,1 0-1 0 0,0 0 0 0 0,0 0 0 0 0,0-1 0 0 0,1 1 1 0 0,-1-1-1 0 0,1 1 0 0 0,-3-5 0 0 0,-3-8-3 0 0,0-1-1 0 0,2 0 1 0 0,-1 0-1 0 0,-4-27 0 0 0,8 35 5 0 0,-5-14 12 0 0,2 24-4 0 0,-2 12-4 0 0,-70 163 4 0 0,77-214 63 0 0,2 22-70 0 0,2-13 6 0 0,6-28 0 0 0,-8 48-6 0 0,1 0 1 0 0,0 0-1 0 0,0 0 0 0 0,1 0 0 0 0,-1 1 1 0 0,2-1-1 0 0,8-11 0 0 0,-12 18-1 0 0,-1 0-1 0 0,0 1 1 0 0,1-1-1 0 0,-1 1 1 0 0,1-1-1 0 0,-1 1 1 0 0,1-1-1 0 0,-1 1 1 0 0,1-1-1 0 0,-1 1 1 0 0,1 0-1 0 0,-1-1 1 0 0,1 1-1 0 0,0 0 1 0 0,-1 0-1 0 0,1-1 1 0 0,0 1-1 0 0,-1 0 1 0 0,2 0-1 0 0,-2 0 0 0 0,1 0 0 0 0,-1 0 0 0 0,0 0 0 0 0,1 0 0 0 0,-1 1 1 0 0,0-1-1 0 0,0 0 0 0 0,1 0 0 0 0,-1 0 0 0 0,0 1 0 0 0,1-1 0 0 0,-1 0 0 0 0,0 1 0 0 0,0-1 0 0 0,1 0 0 0 0,-1 0 0 0 0,0 1 0 0 0,0-1 0 0 0,0 0 1 0 0,0 1-1 0 0,1-1 0 0 0,-1 0 0 0 0,0 1 0 0 0,0 0 0 0 0,0 1-3 0 0,1 0 0 0 0,-1 1 0 0 0,0-1-1 0 0,1 1 1 0 0,-1-1 0 0 0,0 1 0 0 0,-1-1 0 0 0,1 0 0 0 0,-1 4 0 0 0,-3 5-10 0 0,-1 0 0 0 0,0 0 1 0 0,-1 0-1 0 0,0-1 0 0 0,0 1 1 0 0,-1-1-1 0 0,-1-1 0 0 0,1 1 1 0 0,-2-1-1 0 0,1-1 0 0 0,-14 11 1 0 0,22-19 12 0 0,-1 0 1 0 0,1 1-1 0 0,0-1 1 0 0,0 0 0 0 0,0 0-1 0 0,-1 0 1 0 0,1 0-1 0 0,0 0 1 0 0,0 0 0 0 0,-1 0-1 0 0,1 1 1 0 0,0-1-1 0 0,0 0 1 0 0,-1 0 0 0 0,1 0-1 0 0,0 0 1 0 0,0 0-1 0 0,-1 0 1 0 0,1 0 0 0 0,0 0-1 0 0,0 0 1 0 0,-1 0-1 0 0,1 0 1 0 0,0-1 0 0 0,0 1-1 0 0,0 0 1 0 0,-1 0-1 0 0,1 0 1 0 0,0 0 0 0 0,0 0-1 0 0,-1 0 1 0 0,1 0-1 0 0,0-1 1 0 0,0 1 0 0 0,0 0-1 0 0,-1 0 1 0 0,1 0-1 0 0,0-1 1 0 0,0 1 0 0 0,-5-14-4 0 0,3-14 13 0 0,2 22-9 0 0,0 0 1 0 0,0 0-1 0 0,1 0 1 0 0,0 1-1 0 0,0-1 1 0 0,1 0 0 0 0,-1 0-1 0 0,1 1 1 0 0,0-1-1 0 0,6-9 1 0 0,-7 13-1 0 0,1 0 0 0 0,-1 0 0 0 0,1 1 0 0 0,-1-1 0 0 0,1 1 0 0 0,0-1 0 0 0,0 1 1 0 0,-1-1-1 0 0,1 1 0 0 0,0 0 0 0 0,0 0 0 0 0,0 0 0 0 0,1 0 0 0 0,-1 0 0 0 0,0 1 0 0 0,0-1 1 0 0,0 0-1 0 0,1 1 0 0 0,-1 0 0 0 0,0 0 0 0 0,0-1 0 0 0,1 1 0 0 0,-1 1 0 0 0,0-1 0 0 0,1 0 1 0 0,-1 0-1 0 0,0 1 0 0 0,0 0 0 0 0,0-1 0 0 0,1 1 0 0 0,1 1 0 0 0,0-1 0 0 0,0 1 0 0 0,0 0 0 0 0,0 0-1 0 0,-1 0 1 0 0,1 0 0 0 0,-1 0 0 0 0,1 1 0 0 0,-1 0-1 0 0,0-1 1 0 0,0 1 0 0 0,0 1 0 0 0,0-1-1 0 0,-1 0 1 0 0,1 1 0 0 0,-1-1 0 0 0,2 5 0 0 0,-3-6-1 0 0,0 0 1 0 0,0 1 0 0 0,0-1 0 0 0,-1 1 0 0 0,1-1-1 0 0,-1 1 1 0 0,1-1 0 0 0,-1 1 0 0 0,0-1 0 0 0,0 1-1 0 0,0-1 1 0 0,-1 1 0 0 0,1 0 0 0 0,0-1 0 0 0,-1 1-1 0 0,0-1 1 0 0,0 0 0 0 0,0 1 0 0 0,0-1 0 0 0,0 0-1 0 0,0 1 1 0 0,0-1 0 0 0,-1 0 0 0 0,1 0 0 0 0,-1 0-1 0 0,1 0 1 0 0,-4 2 0 0 0,-2 4-3 0 0,-1-1-1 0 0,0 0 1 0 0,0-1 0 0 0,-13 7 0 0 0,20-12 1 0 0,-1 1 0 0 0,0-1 0 0 0,1 0 0 0 0,-1-1 0 0 0,0 1 0 0 0,0 0 0 0 0,1 0-1 0 0,-1-1 1 0 0,0 1 0 0 0,0-1 0 0 0,0 0 0 0 0,0 1 0 0 0,0-1 0 0 0,0 0 0 0 0,0 0 0 0 0,0 0 0 0 0,0 0 0 0 0,0-1 0 0 0,1 1 0 0 0,-1 0 0 0 0,0-1 0 0 0,0 0 0 0 0,0 1 0 0 0,0-1 0 0 0,1 0 0 0 0,-1 0 0 0 0,0 0 0 0 0,1 0 0 0 0,-1 0 0 0 0,-2-2 0 0 0,3 1-3 0 0,-1 0-1 0 0,1-1 1 0 0,0 1-1 0 0,1 0 1 0 0,-1 0 0 0 0,0 0-1 0 0,0-1 1 0 0,1 1-1 0 0,0 0 1 0 0,-1-1-1 0 0,1 1 1 0 0,0 0-1 0 0,0-1 1 0 0,0 1 0 0 0,1-1-1 0 0,0-3 1 0 0,10-40-15 0 0,-9 39 19 0 0,4-14-4 0 0,1 1-1 0 0,2-1 1 0 0,13-24 0 0 0,-18 37 2 0 0,1 0 1 0 0,0 1-1 0 0,0-1 1 0 0,1 1-1 0 0,0 0 1 0 0,0 1 0 0 0,1-1-1 0 0,0 1 1 0 0,0 1-1 0 0,13-9 1 0 0,-18 13 1 0 0,-1 0 1 0 0,1 0-1 0 0,-1 0 0 0 0,1 0 1 0 0,-1 1-1 0 0,1-1 0 0 0,0 1 1 0 0,-1-1-1 0 0,1 1 0 0 0,0 0 1 0 0,0 0-1 0 0,-1 0 0 0 0,1 0 1 0 0,0 0-1 0 0,0 0 0 0 0,-1 0 1 0 0,1 0-1 0 0,0 0 0 0 0,0 1 1 0 0,1 0-1 0 0,-2 0 1 0 0,1 0-1 0 0,-1 0 1 0 0,0 0-1 0 0,1 0 1 0 0,-1 0-1 0 0,0 1 1 0 0,0-1 0 0 0,0 0-1 0 0,0 1 1 0 0,0-1-1 0 0,-1 0 1 0 0,1 1-1 0 0,0-1 1 0 0,0 1 0 0 0,-1 0-1 0 0,1-1 1 0 0,-1 3-1 0 0,2 3 2 0 0,-1 0 0 0 0,-1 0 0 0 0,1 0 0 0 0,-1 1 0 0 0,0-1 0 0 0,-1 0 0 0 0,0 0 0 0 0,-2 11 0 0 0,-3 0 3 0 0,0 1 0 0 0,-1-1 0 0 0,-18 35 0 0 0,20-43 2 0 0,-1-1 0 0 0,-1 0 0 0 0,0 0 0 0 0,0 0 0 0 0,0-1 0 0 0,-1 0 0 0 0,0 0 0 0 0,-15 9 0 0 0,23-17-3 0 0,0 1 0 0 0,-1-1 0 0 0,1 0 0 0 0,-1 1 0 0 0,1-1 0 0 0,0 0 0 0 0,-1 0 0 0 0,1 1 0 0 0,-1-1 0 0 0,1 0 0 0 0,-1 0 0 0 0,1 0 0 0 0,-1 0 0 0 0,1 0 0 0 0,-1 0 0 0 0,1 0 0 0 0,-1 0 0 0 0,0 0 0 0 0,1 0 0 0 0,-1 0 0 0 0,1 0 0 0 0,-1 0 0 0 0,1 0 0 0 0,-1 0 1 0 0,1 0-1 0 0,-1-1 0 0 0,1 1 0 0 0,0 0 0 0 0,-2-1 0 0 0,-5-14 51 0 0,4-22-15 0 0,5 25-35 0 0,0-1-1 0 0,1 1 0 0 0,0 0 1 0 0,1 0-1 0 0,0 0 1 0 0,1 0-1 0 0,0 0 0 0 0,1 1 1 0 0,11-16-1 0 0,-12 19-1 0 0,1 0 1 0 0,0 0-1 0 0,1 1 0 0 0,0 0 0 0 0,0 1 0 0 0,0-1 0 0 0,0 1 0 0 0,1 1 1 0 0,0-1-1 0 0,1 1 0 0 0,-1 1 0 0 0,1-1 0 0 0,9-2 0 0 0,-16 6-5 0 0,-1 1 1 0 0,1-1-1 0 0,-1 0 0 0 0,1 1 0 0 0,0 0 0 0 0,-1-1 0 0 0,1 1 0 0 0,0 0 0 0 0,-1 0 1 0 0,1-1-1 0 0,0 1 0 0 0,0 1 0 0 0,-1-1 0 0 0,1 0 0 0 0,0 0 0 0 0,-1 1 0 0 0,1-1 1 0 0,0 1-1 0 0,-1-1 0 0 0,1 1 0 0 0,-1 0 0 0 0,1-1 0 0 0,-1 1 0 0 0,1 0 1 0 0,-1 0-1 0 0,1 0 0 0 0,-1 0 0 0 0,0 1 0 0 0,0-1 0 0 0,1 0 0 0 0,-1 0 0 0 0,1 3 1 0 0,-1-1-5 0 0,0 0 1 0 0,0 0-1 0 0,0 0 1 0 0,0 1 0 0 0,-1-1-1 0 0,1 0 1 0 0,-1 1-1 0 0,0-1 1 0 0,0 0-1 0 0,0 0 1 0 0,-1 1 0 0 0,1-1-1 0 0,-1 0 1 0 0,0 1-1 0 0,-2 5 1 0 0,-3 5 0 0 0,-1 0 1 0 0,-1 0 0 0 0,0 0-1 0 0,-1-1 1 0 0,0 0-1 0 0,-1 0 1 0 0,0-1-1 0 0,-1-1 1 0 0,-1 0-1 0 0,-12 10 1 0 0,-11 2-13 0 0,33-22 20 0 0,0 0 0 0 0,1 0 0 0 0,-1 0 0 0 0,0-1 0 0 0,0 1-1 0 0,0 0 1 0 0,0-1 0 0 0,0 1 0 0 0,0-1 0 0 0,0 0 0 0 0,0 1-1 0 0,0-1 1 0 0,0 0 0 0 0,0 0 0 0 0,0 0 0 0 0,0-1 0 0 0,0 1-1 0 0,-2-1 1 0 0,3 0 2 0 0,0 0 0 0 0,0 0-1 0 0,0 0 1 0 0,1-1 0 0 0,-1 1 0 0 0,0 0-1 0 0,1-1 1 0 0,-1 1 0 0 0,0 0-1 0 0,1-1 1 0 0,0 1 0 0 0,-1 0 0 0 0,1-1-1 0 0,0 1 1 0 0,0-1 0 0 0,0 1-1 0 0,0-1 1 0 0,0 1 0 0 0,0 0 0 0 0,0-1-1 0 0,0 1 1 0 0,0-1 0 0 0,1 1-1 0 0,0-2 1 0 0,9-35 94 0 0,-5 23-69 0 0,1 0-1 0 0,1 0 1 0 0,0 1-1 0 0,14-20 1 0 0,-17 28-26 0 0,1 0 1 0 0,0 0 0 0 0,0 0-1 0 0,1 1 1 0 0,0-1 0 0 0,0 1-1 0 0,0 1 1 0 0,0-1 0 0 0,1 1-1 0 0,0 0 1 0 0,8-3 0 0 0,-14 6-3 0 0,-1 1 0 0 0,1-1 0 0 0,0 1 0 0 0,0 0 0 0 0,0-1-1 0 0,0 1 1 0 0,0 0 0 0 0,0 0 0 0 0,0 0 0 0 0,0-1 0 0 0,0 1 0 0 0,0 0 0 0 0,0 0 0 0 0,0 1 0 0 0,0-1 0 0 0,0 0 0 0 0,0 0 0 0 0,0 0 0 0 0,0 1 0 0 0,0-1 0 0 0,0 0 0 0 0,0 1 0 0 0,-1-1 0 0 0,1 1 0 0 0,0-1 0 0 0,1 2 0 0 0,-1-1-1 0 0,0 1 0 0 0,0 0 0 0 0,0-1 0 0 0,0 1 0 0 0,0-1 1 0 0,0 1-1 0 0,-1 0 0 0 0,1 0 0 0 0,-1 0 0 0 0,1-1 0 0 0,-1 1 0 0 0,0 0 0 0 0,0 2 0 0 0,0 5-11 0 0,0 0-1 0 0,0-1 1 0 0,-1 1-1 0 0,-1 0 1 0 0,-2 9-1 0 0,-1 1-6 0 0,-1-1-1 0 0,-1 0 1 0 0,0-1-1 0 0,-2 0 1 0 0,0 0-1 0 0,0 0 1 0 0,-2-1-1 0 0,-18 21 1 0 0,29-36 17 0 0,0-1-1 0 0,-1 1 1 0 0,1-1 0 0 0,0 1 0 0 0,-1-1 0 0 0,1 0 0 0 0,-1 1 0 0 0,1-1 0 0 0,-1 1 0 0 0,1-1 0 0 0,-1 0 0 0 0,1 0 0 0 0,-1 1 0 0 0,1-1 0 0 0,-1 0 0 0 0,1 0 0 0 0,-1 0 0 0 0,1 1 0 0 0,-1-1 0 0 0,1 0 0 0 0,-1 0 0 0 0,0 0 0 0 0,1 0 0 0 0,-1 0 0 0 0,1 0-1 0 0,-1 0 1 0 0,1 0 0 0 0,-1 0 0 0 0,0 0 0 0 0,1-1 0 0 0,-1 1 0 0 0,1 0 0 0 0,-1-1 0 0 0,-1 0 3 0 0,1 0-1 0 0,0 0 0 0 0,1 0 1 0 0,-1-1-1 0 0,0 1 1 0 0,0-1-1 0 0,0 1 1 0 0,1 0-1 0 0,-1-1 1 0 0,1 1-1 0 0,-1-1 0 0 0,1-2 1 0 0,-3-9 22 0 0,2 0 1 0 0,-1-17-1 0 0,2 25-20 0 0,-2-20 15 0 0,1 16-8 0 0,1 7-8 0 0,0 3-2 0 0,-8 60-54 0 0,3-36 4 0 0,0 39 1 0 0,3-61 27 0 0,-2-9 11 0 0,-3-9 1 0 0,-4-25 0 0 0,-14-44 94 0 0,25 84-85 0 0,0-1 0 0 0,0 1 0 0 0,0 0 0 0 0,0 0 0 0 0,0 0 0 0 0,0 0 1 0 0,0 0-1 0 0,0-1 0 0 0,0 1 0 0 0,0 0 0 0 0,0 0 0 0 0,0 0 0 0 0,0 0 1 0 0,0 0-1 0 0,0-1 0 0 0,0 1 0 0 0,0 0 0 0 0,-1 0 0 0 0,1 0 0 0 0,0 0 1 0 0,0 0-1 0 0,0 0 0 0 0,0 0 0 0 0,0-1 0 0 0,0 1 0 0 0,0 0 0 0 0,0 0 1 0 0,-1 0-1 0 0,1 0 0 0 0,0 0 0 0 0,0 0 0 0 0,0 0 0 0 0,0 0 0 0 0,0 0 1 0 0,0 0-1 0 0,-1 0 0 0 0,1 0 0 0 0,0 0 0 0 0,0 0 0 0 0,0 0 0 0 0,0 0 0 0 0,0 0 1 0 0,-1 0-1 0 0,1 0 0 0 0,0 0 0 0 0,0 0 0 0 0,0 0 0 0 0,0 0 0 0 0,0 0 1 0 0,-1 0-1 0 0,1 0 0 0 0,0 0 0 0 0,0 0 0 0 0,0 0 0 0 0,-5 11 3 0 0,-1 13 4 0 0,2-9-5 0 0,2 1 0 0 0,0 0 0 0 0,1-1 1 0 0,1 1-1 0 0,0 0 0 0 0,1-1 0 0 0,4 24 0 0 0,-4-36-2 0 0,0-1 1 0 0,0 0-1 0 0,-1 0 0 0 0,1 0 0 0 0,0 0 0 0 0,0 0 0 0 0,1 0 0 0 0,1 2 0 0 0,-2-3 1 0 0,-1-1-1 0 0,1 1 0 0 0,-1-1 0 0 0,1 1 0 0 0,-1-1 0 0 0,1 0 0 0 0,-1 1 1 0 0,1-1-1 0 0,0 0 0 0 0,-1 1 0 0 0,1-1 0 0 0,-1 0 0 0 0,1 0 0 0 0,0 0 0 0 0,-1 1 1 0 0,1-1-1 0 0,0 0 0 0 0,-1 0 0 0 0,1 0 0 0 0,1 0 0 0 0,-1-1 0 0 0,1 0 1 0 0,-1 1-1 0 0,1-1 0 0 0,-1 0 0 0 0,0 0 0 0 0,1 0 1 0 0,-1 0-1 0 0,0 0 0 0 0,0-1 0 0 0,0 1 0 0 0,1 0 0 0 0,-1 0 1 0 0,-1-1-1 0 0,1 1 0 0 0,0-1 0 0 0,0 1 0 0 0,0-1 1 0 0,-1 1-1 0 0,1-1 0 0 0,-1 1 0 0 0,1-3 0 0 0,1-3 2 0 0,-1 1 1 0 0,0 0-1 0 0,-1-1 0 0 0,0 1 0 0 0,0 0 1 0 0,0-1-1 0 0,-1 1 0 0 0,1 0 0 0 0,-2-1 0 0 0,1 1 1 0 0,-1 0-1 0 0,0 0 0 0 0,0 0 0 0 0,-5-10 1 0 0,7 16-3 0 0,0 0 0 0 0,0 0 0 0 0,0 0 0 0 0,0-1 0 0 0,0 1 0 0 0,0 0 0 0 0,0 0 0 0 0,0 0 1 0 0,0-1-1 0 0,-1 1 0 0 0,1 0 0 0 0,0 0 0 0 0,0 0 0 0 0,0 0 0 0 0,0-1 0 0 0,0 1 1 0 0,-1 0-1 0 0,1 0 0 0 0,0 0 0 0 0,0 0 0 0 0,0 0 0 0 0,0 0 0 0 0,-1 0 0 0 0,1-1 0 0 0,0 1 1 0 0,0 0-1 0 0,0 0 0 0 0,0 0 0 0 0,-1 0 0 0 0,1 0 0 0 0,0 0 0 0 0,0 0 0 0 0,0 0 0 0 0,-1 0 1 0 0,1 0-1 0 0,0 0 0 0 0,0 0 0 0 0,0 0 0 0 0,-1 0 0 0 0,1 0 0 0 0,-6 9 8 0 0,0 12 2 0 0,4-8-4 0 0,1-1 0 0 0,0 1 0 0 0,0 0 0 0 0,2-1 0 0 0,2 20 0 0 0,-3-29-4 0 0,1 1 0 0 0,0-1 0 0 0,0 0 0 0 0,0 1 0 0 0,0-1 0 0 0,0 0 1 0 0,1 0-1 0 0,0 0 0 0 0,-1 0 0 0 0,1 0 0 0 0,3 3 0 0 0,-3-5-1 0 0,-1 1-1 0 0,1-1 1 0 0,0 0-1 0 0,-1 0 1 0 0,1 0-1 0 0,0 0 1 0 0,-1 0 0 0 0,1 0-1 0 0,0-1 1 0 0,0 1-1 0 0,0-1 1 0 0,0 1-1 0 0,0-1 1 0 0,0 1 0 0 0,0-1-1 0 0,0 0 1 0 0,0 0-1 0 0,0 0 1 0 0,0 0-1 0 0,0-1 1 0 0,2 0 0 0 0,3 0 1 0 0,0-2 0 0 0,0 1 0 0 0,0-1 0 0 0,-1 0 0 0 0,1 0 0 0 0,-1-1 0 0 0,0 0 0 0 0,0 0 0 0 0,7-6 0 0 0,-11 8-2 0 0,1 0 0 0 0,0 0 0 0 0,-1-1 0 0 0,0 1 0 0 0,1-1 1 0 0,-1 1-1 0 0,0-1 0 0 0,0 0 0 0 0,0 0 0 0 0,-1 0 1 0 0,1 0-1 0 0,-1 0 0 0 0,0 0 0 0 0,1 0 0 0 0,-1 0 0 0 0,-1-1 1 0 0,1 1-1 0 0,0 0 0 0 0,-1-1 0 0 0,0 1 0 0 0,0-6 1 0 0,0 8-1 0 0,0 0 0 0 0,0 0 1 0 0,0 0-1 0 0,0 0 0 0 0,-1 1 1 0 0,1-1-1 0 0,0 0 0 0 0,0 0 1 0 0,-1 0-1 0 0,1 0 0 0 0,-1 0 1 0 0,1 0-1 0 0,-1 1 0 0 0,1-1 0 0 0,-1 0 1 0 0,0 0-1 0 0,1 1 0 0 0,-1-1 1 0 0,0 0-1 0 0,0 1 0 0 0,1-1 1 0 0,-1 1-1 0 0,0-1 0 0 0,0 1 1 0 0,0-1-1 0 0,-1 0 0 0 0,0 1 2 0 0,1 0-1 0 0,-1 0 0 0 0,0 1 0 0 0,1-1 0 0 0,-1 0 0 0 0,1 0 0 0 0,-1 1 0 0 0,1-1 0 0 0,-1 1 0 0 0,1-1 0 0 0,-1 1 0 0 0,1 0 1 0 0,0 0-1 0 0,-3 1 0 0 0,-3 3 5 0 0,1 0 0 0 0,0 1-1 0 0,0-1 1 0 0,-10 13 0 0 0,8-7-2 0 0,0 0 0 0 0,-12 24 0 0 0,19-32-4 0 0,-1-1 1 0 0,1 1 0 0 0,0 0 0 0 0,0 0-1 0 0,0 0 1 0 0,0 0 0 0 0,1 0 0 0 0,-1 1-1 0 0,1-1 1 0 0,0 0 0 0 0,0 0-1 0 0,0 0 1 0 0,0 0 0 0 0,0 0 0 0 0,1 0-1 0 0,-1 1 1 0 0,1-1 0 0 0,2 5 0 0 0,-3-7 1 0 0,1 0 1 0 0,0 0 0 0 0,0 0 0 0 0,-1 0 0 0 0,1 1 0 0 0,0-1 0 0 0,0 0 0 0 0,0-1-1 0 0,0 1 1 0 0,0 0 0 0 0,1 0 0 0 0,-1 0 0 0 0,0-1 0 0 0,0 1 0 0 0,0 0 0 0 0,1-1-1 0 0,-1 1 1 0 0,0-1 0 0 0,1 0 0 0 0,2 1 0 0 0,-1-1 0 0 0,1 0 1 0 0,-1 0-1 0 0,0 0 0 0 0,1 0 1 0 0,-1-1-1 0 0,1 0 0 0 0,-1 0 1 0 0,5-1-1 0 0,4-3 2 0 0,1-1-1 0 0,-1-1 1 0 0,14-8-1 0 0,-25 14-3 0 0,12-7 1 0 0,0-1 0 0 0,21-20 0 0 0,-30 25-1 0 0,0 1 0 0 0,0-1 0 0 0,-1-1 0 0 0,0 1 0 0 0,0 0 0 0 0,0-1 0 0 0,0 1 0 0 0,-1-1 0 0 0,0 0 0 0 0,0 0 0 0 0,0 0 0 0 0,1-6 0 0 0,-2 10-3 0 0,-1 1 0 0 0,0-1 0 0 0,0 1 1 0 0,0-1-1 0 0,1 1 0 0 0,-1-1 0 0 0,0 1 1 0 0,0-1-1 0 0,0 1 0 0 0,0-1 1 0 0,0 1-1 0 0,0-1 0 0 0,0 0 0 0 0,0 1 1 0 0,0-1-1 0 0,0 1 0 0 0,0-1 0 0 0,-1 1 1 0 0,1-1-1 0 0,0 1 0 0 0,0-1 1 0 0,0 1-1 0 0,-1 0 0 0 0,1-1 0 0 0,0 1 1 0 0,-1-1-1 0 0,1 1 0 0 0,0-1 0 0 0,-1 1 1 0 0,1 0-1 0 0,0-1 0 0 0,-1 1 0 0 0,-1 0-1 0 0,1 0-1 0 0,0 0 1 0 0,0 0-1 0 0,0 0 1 0 0,0 0-1 0 0,0 1 1 0 0,0-1-1 0 0,0 1 1 0 0,0-1-1 0 0,0 0 1 0 0,0 1-1 0 0,1 0 1 0 0,-1-1-1 0 0,-1 2 1 0 0,-29 26-34 0 0,21-17 31 0 0,0 1 0 0 0,-11 18-1 0 0,19-28 6 0 0,0 1 0 0 0,1-1 0 0 0,-1 1 0 0 0,1 0 0 0 0,0-1 0 0 0,-1 1 0 0 0,1 0 0 0 0,1 0 0 0 0,-1 0 0 0 0,0 0 0 0 0,1 0 0 0 0,0 0-1 0 0,-1 0 1 0 0,1 0 0 0 0,0 0 0 0 0,0 0 0 0 0,1 0 0 0 0,-1 0 0 0 0,2 5 0 0 0,-1-6 2 0 0,1 0 1 0 0,-1-1-1 0 0,0 1 0 0 0,1 0 1 0 0,-1-1-1 0 0,1 1 0 0 0,-1-1 1 0 0,1 0-1 0 0,0 1 1 0 0,0-1-1 0 0,-1 0 0 0 0,1 0 1 0 0,0 0-1 0 0,0 0 0 0 0,0-1 1 0 0,0 1-1 0 0,0 0 0 0 0,0-1 1 0 0,1 1-1 0 0,-1-1 0 0 0,0 0 1 0 0,0 0-1 0 0,0 0 1 0 0,0 0-1 0 0,0 0 0 0 0,1 0 1 0 0,-1-1-1 0 0,0 1 0 0 0,2-1 1 0 0,7-2 22 0 0,1 0 0 0 0,-1 0 0 0 0,20-10 0 0 0,-9 3 8 0 0,-2-1-1 0 0,22-15 1 0 0,-35 22-22 0 0,-1-1 0 0 0,0 0 1 0 0,0 0-1 0 0,0 0 0 0 0,-1-1 1 0 0,0 0-1 0 0,0 0 0 0 0,0 0 1 0 0,-1 0-1 0 0,5-10 0 0 0,-9 15-7 0 0,1 1 0 0 0,-1-1 0 0 0,1 0 0 0 0,-1 0 0 0 0,0 0 1 0 0,1 0-1 0 0,-1 1 0 0 0,0-1 0 0 0,0 0 0 0 0,0 0 0 0 0,0 0 0 0 0,1 0 0 0 0,-1 0 0 0 0,0 0 0 0 0,-1 0 0 0 0,1 0 0 0 0,0 1 0 0 0,0-1 0 0 0,0 0 0 0 0,0 0 0 0 0,-1-1 0 0 0,0 1-1 0 0,1 1 0 0 0,-1 0-1 0 0,1-1 1 0 0,-1 1-1 0 0,0 0 1 0 0,1-1 0 0 0,-1 1-1 0 0,1 0 1 0 0,-1 0 0 0 0,0 0-1 0 0,1 0 1 0 0,-1 0 0 0 0,0 0-1 0 0,1 0 1 0 0,-1 0-1 0 0,0 0 1 0 0,1 0 0 0 0,-1 0-1 0 0,1 0 1 0 0,-1 0 0 0 0,0 0-1 0 0,0 1 1 0 0,-4 0 2 0 0,1 1 1 0 0,-1-1-1 0 0,1 1 1 0 0,0 1-1 0 0,-1-1 1 0 0,-6 5-1 0 0,3 1 9 0 0,-1 0-1 0 0,1 0 1 0 0,0 0-1 0 0,-8 13 1 0 0,15-19-12 0 0,-1-1 1 0 0,1 1 0 0 0,0 0-1 0 0,-1 0 1 0 0,1 0 0 0 0,0 1 0 0 0,0-1-1 0 0,0 0 1 0 0,1 0 0 0 0,-1 1 0 0 0,0-1-1 0 0,1 0 1 0 0,-1 1 0 0 0,1-1-1 0 0,0 0 1 0 0,0 1 0 0 0,0-1 0 0 0,0 0-1 0 0,0 1 1 0 0,1-1 0 0 0,-1 0 0 0 0,1 1-1 0 0,-1-1 1 0 0,1 0 0 0 0,0 1-1 0 0,0-1 1 0 0,2 3 0 0 0,-1-3-2 0 0,0 0 1 0 0,0 0-1 0 0,0 0 0 0 0,1 0 1 0 0,-1-1-1 0 0,1 1 1 0 0,-1-1-1 0 0,1 1 0 0 0,0-1 1 0 0,-1 0-1 0 0,1 0 1 0 0,0 0-1 0 0,0 0 0 0 0,0-1 1 0 0,0 1-1 0 0,-1-1 0 0 0,1 0 1 0 0,0 0-1 0 0,0 0 1 0 0,5 0-1 0 0,7-2 3 0 0,0 0 0 0 0,26-8 0 0 0,-24 5-3 0 0,18-5-191 0 0,60-26 0 0 0,-171 64-301 0 0,64-23 473 0 0,1 0 1 0 0,1 1 0 0 0,-1 0 0 0 0,1 1-1 0 0,-17 14 1 0 0,27-20 17 0 0,-1-1 1 0 0,1 0-1 0 0,0 0 0 0 0,-1 0 0 0 0,1 1 1 0 0,0-1-1 0 0,0 0 0 0 0,-1 0 0 0 0,1 1 1 0 0,0-1-1 0 0,0 0 0 0 0,0 1 0 0 0,-1-1 0 0 0,1 0 1 0 0,0 1-1 0 0,0-1 0 0 0,0 0 0 0 0,0 1 1 0 0,0-1-1 0 0,0 0 0 0 0,0 1 0 0 0,0-1 1 0 0,0 0-1 0 0,0 1 0 0 0,0-1 0 0 0,0 0 0 0 0,0 1 1 0 0,0-1-1 0 0,0 0 0 0 0,0 1 0 0 0,0-1 1 0 0,0 0-1 0 0,0 1 0 0 0,0-1 0 0 0,0 0 1 0 0,1 1-1 0 0,-1-1 0 0 0,0 0 0 0 0,0 1 0 0 0,1-1 1 0 0,17 7-19 0 0,24-4 23 0 0,201-23 90 0 0,-155 9-70 0 0,-83 11 10 0 0,0 0 0 0 0,0-1 0 0 0,-1 0 0 0 0,1 0 1 0 0,0-1-1 0 0,-1 1 0 0 0,1-1 0 0 0,-1 0 0 0 0,1 0 0 0 0,5-4 0 0 0,-13 5 10 0 0,1 0-1 0 0,0-1 1 0 0,-1 1 0 0 0,1 1-1 0 0,-1-1 1 0 0,1 0 0 0 0,-1 0 0 0 0,-4 0-1 0 0,-21 0-9 0 0,1 1 0 0 0,-1 1-1 0 0,1 1 1 0 0,-47 10 0 0 0,-2 0 4 0 0,61-11-30 0 0,6 0-98 0 0,0 0 1 0 0,1 0 0 0 0,-1 1-1 0 0,0 0 1 0 0,-14 5 0 0 0,64-4-668 0 0,165-9 328 0 0,135-12 216 0 0,-328 16 208 0 0,0 0-1 0 0,0-1 0 0 0,19-7 1 0 0,-23 2 49 0 0,-13 2 12 0 0,2 5-48 0 0,0 0-1 0 0,0 0 0 0 0,0 0 1 0 0,-1 0-1 0 0,1 1 0 0 0,0-1 1 0 0,0 1-1 0 0,-4 0 0 0 0,-72 4 323 0 0,-155 28 0 0 0,180-22-100 0 0,49-10-201 0 0,1 1 1 0 0,0 0 0 0 0,0 0 0 0 0,-1 0 0 0 0,1 1-1 0 0,-5 2 1 0 0,8-4-25 0 0,0 0-1 0 0,0 0 1 0 0,0 0-1 0 0,0 0 1 0 0,-1 0-1 0 0,1 0 1 0 0,0 1-1 0 0,0-1 1 0 0,0 0-1 0 0,0 0 1 0 0,0 0-1 0 0,0 0 1 0 0,-1 0-1 0 0,1 0 1 0 0,0 0-1 0 0,0 1 1 0 0,0-1-1 0 0,0 0 1 0 0,0 0-1 0 0,0 0 1 0 0,0 0-1 0 0,0 0 1 0 0,0 1-1 0 0,0-1 1 0 0,0 0-1 0 0,-1 0 1 0 0,1 0-1 0 0,0 0 1 0 0,0 1-1 0 0,0-1 1 0 0,0 0-1 0 0,0 0 1 0 0,0 0-1 0 0,0 0 1 0 0,1 1-1 0 0,-1-1 1 0 0,0 0-1 0 0,0 0 1 0 0,0 0-1 0 0,0 0 1 0 0,0 1-1 0 0,0-1 1 0 0,16 3 105 0 0,272-4 205 0 0,16 1-238 0 0,-274 1-73 0 0,-15-1-5 0 0,0 0 0 0 0,0 2 0 0 0,24 4 0 0 0,-35-4-101 0 0,-14-2 54 0 0,-13-2 14 0 0,-34-3 12 0 0,0 2 1 0 0,-1 3 0 0 0,1 2-1 0 0,-61 10 1 0 0,98-8 11 0 0,28-1 21 0 0,34 0 21 0 0,-37-2-32 0 0,79 1 16 0 0,-1-3 0 0 0,0-4 0 0 0,119-23 0 0 0,-201 28-15 0 0,0 0-1 0 0,1 0 1 0 0,-1 0-1 0 0,0 0 1 0 0,0-1-1 0 0,0 1 1 0 0,0 0-1 0 0,1-1 0 0 0,-1 1 1 0 0,0-1-1 0 0,0 1 1 0 0,0-1-1 0 0,0 0 1 0 0,0 1-1 0 0,0-1 1 0 0,1-1-1 0 0,-2 1 1 0 0,-1 0-1 0 0,1 1 0 0 0,0-1 0 0 0,-1 0 1 0 0,1 1-1 0 0,0-1 0 0 0,-1 1 0 0 0,1-1 1 0 0,-1 1-1 0 0,1-1 0 0 0,-1 1 1 0 0,1-1-1 0 0,-1 1 0 0 0,1-1 0 0 0,-1 1 1 0 0,0 0-1 0 0,1-1 0 0 0,-1 1 0 0 0,0 0 1 0 0,1 0-1 0 0,-1-1 0 0 0,0 1 1 0 0,1 0-1 0 0,-1 0 0 0 0,0 0 0 0 0,1 0 1 0 0,-1 0-1 0 0,-1 0 0 0 0,-9-2 1 0 0,-1 0 0 0 0,1 1 0 0 0,-1 1-1 0 0,-21 1 1 0 0,-3 0 2 0 0,-567 12 21 0 0,537-6-9 0 0,38-4 19 0 0,22-2 12 0 0,9-1 28 0 0,366-30 533 0 0,61-5-399 0 0,-379 28-181 0 0,-82-1 17 0 0,-34 5-74 0 0,-110 9 1 0 0,140-3 26 0 0,-252 25-7 0 0,73-6 4 0 0,199-21 23 0 0,26-2 22 0 0,26-3 25 0 0,525-76 0 0 0,-534 78-62 0 0,-11 2-23 0 0,29-6 0 0 0,-137 11-211 0 0,-802 46-40 0 0,860-50 266 0 0,-53-2 78 0 0,91 1-51 0 0,1-1 0 0 0,-1 0 0 0 0,1 0 0 0 0,-1-1 1 0 0,1 1-1 0 0,5-4 0 0 0,15-3 52 0 0,154-37 157 0 0,191-40-116 0 0,-279 67-94 0 0,168-22 33 0 0,-254 41-103 0 0,-14 3-7 0 0,-15 3-37 0 0,-220 25-180 0 0,-207 30 205 0 0,190-21 391 0 0,481-92 17 0 0,-115 23-310 0 0,90-19 6 0 0,125-31 15 0 0,-305 73-49 0 0,-22 4-58 0 0,-30 6-104 0 0,26-3 125 0 0,-583 81-495 0 0,303-39 436 0 0,275-41 79 0 0,13-2 7 0 0,10-1 5 0 0,9-3 19 0 0,-1 0-1 0 0,1-1 1 0 0,-1-1 0 0 0,27-11-1 0 0,-16 6 0 0 0,213-66 14 0 0,-52 17-19 0 0,-142 44-6 0 0,-10 1 0 0 0,58-12 0 0 0,-176 51-219 0 0,-83 17 157 0 0,-359 78 0 0 0,491-116 89 0 0,40-6-3 0 0,0 0-1 0 0,1-1 1 0 0,-1 0 0 0 0,7-5-1 0 0,24-10 80 0 0,243-73 114 0 0,-6 1-152 0 0,-259 82-58 0 0,-26 9-71 0 0,-30 7-103 0 0,-226 42-43 0 0,91-20 174 0 0,-1 0 5 0 0,157-25 85 0 0,21-3 3 0 0,9-3-21 0 0,162-34 129 0 0,269-60-75 0 0,7 44-40 0 0,-417 52-45 0 0,-28-1-4 0 0,-19 1-2 0 0,-487 23-74 0 0,481-22 67 0 0,-132 18-23 0 0,153-20 28 0 0,-1 0 0 0 0,1 0-1 0 0,0 0 1 0 0,-1-1 0 0 0,1 1 0 0 0,0 0 0 0 0,0 0-1 0 0,-1 0 1 0 0,1 0 0 0 0,0 0 0 0 0,-1 0 0 0 0,1 0 0 0 0,0 1-1 0 0,-1-1 1 0 0,1 0 0 0 0,0 0 0 0 0,0 0 0 0 0,-1 0 0 0 0,1 0-1 0 0,0 0 1 0 0,0 0 0 0 0,-1 1 0 0 0,1-1 0 0 0,0 0-1 0 0,0 0 1 0 0,-1 0 0 0 0,1 1 0 0 0,0-1 0 0 0,0 0 0 0 0,0 0-1 0 0,0 1 1 0 0,-1-1 0 0 0,1 0 0 0 0,0 0 0 0 0,0 1 0 0 0,0-1-1 0 0,0 0 1 0 0,0 0 0 0 0,0 1 0 0 0,12 4-5 0 0,24 1 1 0 0,170-19 18 0 0,-69 3 13 0 0,-23 4-12 0 0,292-4 84 0 0,-627 19-65 0 0,73 0-30 0 0,-357 20 3 0 0,317-17-6 0 0,332-9-1 0 0,301-28 177 0 0,-132 4-64 0 0,-263 19-98 0 0,250-16 106 0 0,-274 15-99 0 0,-23 0-3 0 0,-16 0 0 0 0,-19 0-6 0 0,0 2 0 0 0,-52 3 1 0 0,-66 15-10 0 0,101-11 1 0 0,-484 87 12 0 0,524-91-16 0 0,5-1 1 0 0,-1 0-1 0 0,1-1 1 0 0,-1 2 0 0 0,1-1-1 0 0,0 0 1 0 0,0 1 0 0 0,-1 0-1 0 0,-6 4 1 0 0,11-2 17 0 0,8-2-9 0 0,9 0 0 0 0,-16-2-9 0 0,212-1 23 0 0,-83-2-17 0 0,307-10-1 0 0,-215 4-59 0 0,-232 8-31 0 0,-25 0-14 0 0,-42 4 0 0 0,-28 10 74 0 0,-9 1-3 0 0,-146 37 0 0 0,75-9 104 0 0,223-48 0 0 0,240-45 31 0 0,-251 45-105 0 0,56-11 11 0 0,113-40 0 0 0,-196 57-14 0 0,0 0 0 0 0,0 0 0 0 0,0 0 0 0 0,0 0 0 0 0,0 0 0 0 0,0 0 1 0 0,1 0-1 0 0,-1 0 0 0 0,0 0 0 0 0,0 0 0 0 0,0 0 0 0 0,0 0 0 0 0,0 0 0 0 0,0 0 0 0 0,0 0 0 0 0,1 0 1 0 0,-1 0-1 0 0,0 0 0 0 0,0 0 0 0 0,0 0 0 0 0,0 0 0 0 0,0 0 0 0 0,0 0 0 0 0,0-1 0 0 0,0 1 0 0 0,1 0 0 0 0,-1 0 1 0 0,0 0-1 0 0,0 0 0 0 0,0 0 0 0 0,0 0 0 0 0,0 0 0 0 0,0 0 0 0 0,0 0 0 0 0,0-1 0 0 0,0 1 0 0 0,0 0 1 0 0,0 0-1 0 0,0 0 0 0 0,0 0 0 0 0,0 0 0 0 0,0 0 0 0 0,0 0 0 0 0,0-1 0 0 0,0 1 0 0 0,0 0 0 0 0,0 0 1 0 0,0 0-1 0 0,0 0 0 0 0,0 0 0 0 0,0 0 0 0 0,0 0 0 0 0,0-1 0 0 0,0 1 0 0 0,0 0 0 0 0,0 0 0 0 0,0 0 1 0 0,0 0-1 0 0,0 0 0 0 0,-1 0 0 0 0,1 0 0 0 0,0 0 0 0 0,0-1 0 0 0,0 1 0 0 0,0 0 0 0 0,-12-4-15 0 0,-18-1-103 0 0,-137 1-250 0 0,107 5 328 0 0,-831 41-64 0 0,726-23 335 0 0,170-18-200 0 0,1 0 0 0 0,-1 0 0 0 0,1 0 0 0 0,0-1 0 0 0,-1 0 0 0 0,10 0 0 0 0,193-56 96 0 0,-87 22-102 0 0,193-40 17 0 0,-431 88-168 0 0,31-5 92 0 0,-525 93-16 0 0,608-101 51 0 0,5-2 2 0 0,11-1 5 0 0,21-5 12 0 0,571-177 84 0 0,-588 178-104 0 0,-27 8-2 0 0,-28 8-2 0 0,-170 55-21 0 0,-135 45 16 0 0,118-37 41 0 0,207-64 25 0 0,17-7-1 0 0,13-3-9 0 0,183-52 498 0 0,-138 34-487 0 0,1 3 0 0 0,111-15 0 0 0,-165 30-55 0 0,-1 1 0 0 0,1 0 0 0 0,-1 0 1 0 0,1 0-1 0 0,-1 0 0 0 0,0 1 0 0 0,1-1 0 0 0,-1 1 1 0 0,6 2-1 0 0,-9-3-2 0 0,1 0 0 0 0,-1 0 0 0 0,1 1 0 0 0,-1-1 0 0 0,0 0 0 0 0,1 1 0 0 0,-1-1 0 0 0,1 0 0 0 0,-1 1 0 0 0,0-1 0 0 0,0 0 0 0 0,1 1 0 0 0,-1-1 0 0 0,0 1 0 0 0,0-1 0 0 0,1 1 0 0 0,-1-1 0 0 0,0 1 0 0 0,0-1 0 0 0,0 1 0 0 0,0-1 0 0 0,0 1 0 0 0,1-1 0 0 0,-1 1 0 0 0,0 0 0 0 0,-1 1 0 0 0,1-1 0 0 0,-1 1 1 0 0,1-1-1 0 0,-1 1 1 0 0,0 0-1 0 0,1-1 0 0 0,-1 1 1 0 0,0-1-1 0 0,0 0 1 0 0,0 1-1 0 0,-2 1 0 0 0,-19 21-48 0 0,-1-2-1 0 0,-1 0 1 0 0,-1-2-1 0 0,0 0 0 0 0,-34 18 1 0 0,-7 0 13 0 0,-72 29 0 0 0,90-46 22 0 0,-97 47-32 0 0,158-72 62 0 0,0 1 0 0 0,0 0-1 0 0,0 0 1 0 0,0 1 0 0 0,0 1 0 0 0,19 0-1 0 0,-9 0 12 0 0,4-1-3 0 0,0 1-1 0 0,1 1 0 0 0,-1 1 1 0 0,39 8-1 0 0,-65-9-24 0 0,1 0 1 0 0,-1 0-1 0 0,0 0 0 0 0,0 0 0 0 0,0 1 0 0 0,1-1 1 0 0,-1 1-1 0 0,0-1 0 0 0,0 1 0 0 0,0-1 1 0 0,0 1-1 0 0,0 0 0 0 0,0 0 0 0 0,0-1 0 0 0,0 1 1 0 0,0 0-1 0 0,0 0 0 0 0,0 0 0 0 0,0 0 1 0 0,0 0-1 0 0,-1 0 0 0 0,1 0 0 0 0,0 0 0 0 0,-1 0 1 0 0,1 3-1 0 0,-1-3-1 0 0,0 0 1 0 0,0 1-1 0 0,-1-1 1 0 0,1 0-1 0 0,0 1 1 0 0,-1-1-1 0 0,1 0 1 0 0,-1 0-1 0 0,0 1 0 0 0,1-1 1 0 0,-1 0-1 0 0,0 0 1 0 0,0 0-1 0 0,0 0 1 0 0,0 0-1 0 0,1 0 1 0 0,-2 0-1 0 0,1 0 1 0 0,0 0-1 0 0,0-1 0 0 0,0 1 1 0 0,0 0-1 0 0,-2 0 1 0 0,-11 7-54 0 0,0-1 1 0 0,0-1-1 0 0,0 0 0 0 0,-1-1 1 0 0,0 0-1 0 0,0-1 1 0 0,-1-1-1 0 0,1-1 0 0 0,-1 0 1 0 0,-25 0-1 0 0,40-2 51 0 0,0 0-1 0 0,0 0 1 0 0,-1 0-1 0 0,1 0 0 0 0,0-1 1 0 0,0 1-1 0 0,-1 0 1 0 0,1-1-1 0 0,0 1 1 0 0,0-1-1 0 0,0 1 1 0 0,0-1-1 0 0,0 1 1 0 0,0-1-1 0 0,0 0 1 0 0,0 1-1 0 0,0-1 1 0 0,0 0-1 0 0,0 0 0 0 0,0 0 1 0 0,0 0-1 0 0,1 0 1 0 0,-1 0-1 0 0,-1-1 1 0 0,2 0-2 0 0,0 1 1 0 0,-1-1-1 0 0,1 0 0 0 0,0 1 1 0 0,0-1-1 0 0,0 0 0 0 0,0 0 1 0 0,0 1-1 0 0,0-1 1 0 0,1 0-1 0 0,-1 0 0 0 0,1 1 1 0 0,-1-1-1 0 0,2-3 1 0 0,3-5-16 0 0,0 0 1 0 0,1 0-1 0 0,14-17 0 0 0,-20 27 19 0 0,70-86-86 0 0,-70 86 85 0 0,0 0 1 0 0,0 0 0 0 0,0 0 0 0 0,0 0 0 0 0,-1 0 0 0 0,1 0 0 0 0,0 0 0 0 0,0 0 0 0 0,0 0 0 0 0,0 0 0 0 0,0 0 0 0 0,0 0-1 0 0,0 0 1 0 0,0 0 0 0 0,0 0 0 0 0,0 0 0 0 0,-1 0 0 0 0,1 0 0 0 0,0 0 0 0 0,0 0 0 0 0,0 0 0 0 0,0 0 0 0 0,0 0-1 0 0,0 0 1 0 0,0 0 0 0 0,0 0 0 0 0,0 0 0 0 0,0 0 0 0 0,0 0 0 0 0,-1 0 0 0 0,1 0 0 0 0,0 0 0 0 0,0 0 0 0 0,0 0 0 0 0,0 0-1 0 0,0 0 1 0 0,0 0 0 0 0,0 0 0 0 0,0 0 0 0 0,0 0 0 0 0,0 0 0 0 0,0 0 0 0 0,0-1 0 0 0,0 1 0 0 0,0 0 0 0 0,0 0 0 0 0,0 0-1 0 0,0 0 1 0 0,0 0 0 0 0,-1 0 0 0 0,1 0 0 0 0,0 0 0 0 0,0 0 0 0 0,0 0 0 0 0,0-1 0 0 0,0 1 0 0 0,0 0 0 0 0,0 0 0 0 0,0 0-1 0 0,1 0 1 0 0,-1 0 0 0 0,0 0 0 0 0,0 0 0 0 0,0 0 0 0 0,0 0 0 0 0,-14 3-76 0 0,-14 8-93 0 0,21-7 143 0 0,-1-1 1 0 0,0-1-1 0 0,1 1 1 0 0,-1-1-1 0 0,0 0 1 0 0,0-1-1 0 0,0 0 1 0 0,-1 0-1 0 0,1-1 1 0 0,0 0-1 0 0,0-1 1 0 0,0 1-1 0 0,-16-5 1 0 0,21 4 19 0 0,1-1 1 0 0,-1 1 0 0 0,1-1 0 0 0,0 0 0 0 0,-1 0 0 0 0,1 0-1 0 0,0 0 1 0 0,-3-5 0 0 0,3 5 0 0 0,-1-1 0 0 0,1 1 0 0 0,0-1 0 0 0,-1 1 1 0 0,1 0-1 0 0,-6-3 0 0 0,7 4 5 0 0,0 1 1 0 0,0-1 0 0 0,0 1-1 0 0,0 0 1 0 0,0 0-1 0 0,0 0 1 0 0,0-1 0 0 0,0 1-1 0 0,0 0 1 0 0,0 0 0 0 0,0 0-1 0 0,0 1 1 0 0,0-1-1 0 0,0 0 1 0 0,-1 0 0 0 0,1 0-1 0 0,0 1 1 0 0,0-1 0 0 0,1 1-1 0 0,-1-1 1 0 0,0 1-1 0 0,0-1 1 0 0,0 1 0 0 0,0-1-1 0 0,0 1 1 0 0,0 1 0 0 0,-8 2 22 0 0,-8 6-3 0 0,16-10-18 0 0,1 1 1 0 0,0-1-1 0 0,-1 0 1 0 0,1 0 0 0 0,-1 0-1 0 0,1 1 1 0 0,0-1-1 0 0,-1 0 1 0 0,1 1-1 0 0,0-1 1 0 0,0 0-1 0 0,-1 1 1 0 0,1-1 0 0 0,0 0-1 0 0,0 1 1 0 0,-1-1-1 0 0,1 1 1 0 0,0-1-1 0 0,0 0 1 0 0,0 1-1 0 0,0-1 1 0 0,-1 1 0 0 0,1-1-1 0 0,0 1 1 0 0,0-1-1 0 0,0 0 1 0 0,0 1-1 0 0,0 0 1 0 0,24-8 64 0 0,-21 6-66 0 0,77-23 21 0 0,-71 21-24 0 0,1 2 1 0 0,-1-1-1 0 0,0 1 1 0 0,1 1 0 0 0,-1-1-1 0 0,18 3 1 0 0,-25-2 1 0 0,0 1 1 0 0,0-1-1 0 0,0 1 0 0 0,0-1 0 0 0,0 1 1 0 0,0 0-1 0 0,0 0 0 0 0,0 0 1 0 0,0 0-1 0 0,0 0 0 0 0,0 0 1 0 0,0 0-1 0 0,1 2 0 0 0,-2-2-1 0 0,0 0 0 0 0,-1 1 0 0 0,1-1 0 0 0,0 0 0 0 0,-1 0 0 0 0,1 0 0 0 0,-1 0 1 0 0,1 0-1 0 0,-1 1 0 0 0,1-1 0 0 0,-1 0 0 0 0,0 0 0 0 0,0 1 0 0 0,0-1 0 0 0,0 0 0 0 0,0 3 0 0 0,-1 2 5 0 0,0 1 0 0 0,-1-1 1 0 0,0 1-1 0 0,0-1 0 0 0,-1 0 0 0 0,-5 10 1 0 0,-3 7 98 0 0,11-23-100 0 0,0 1 0 0 0,0-1 0 0 0,0 0 0 0 0,-1 0-1 0 0,1 0 1 0 0,0 1 0 0 0,0-1 0 0 0,0 0 0 0 0,0 0 0 0 0,0 1 0 0 0,0-1-1 0 0,0 0 1 0 0,0 0 0 0 0,0 0 0 0 0,0 1 0 0 0,0-1 0 0 0,0 0 0 0 0,0 0-1 0 0,0 1 1 0 0,0-1 0 0 0,0 0 0 0 0,1 0 0 0 0,-1 0 0 0 0,0 1 0 0 0,0-1-1 0 0,0 0 1 0 0,0 0 0 0 0,0 0 0 0 0,0 1 0 0 0,1-1 0 0 0,-1 0 0 0 0,0 0-1 0 0,0 0 1 0 0,0 0 0 0 0,0 0 0 0 0,1 1 0 0 0,-1-1 0 0 0,12 0 36 0 0,18-7-41 0 0,-23 5 15 0 0,82-22-14 0 0,82-18-134 0 0,-145 38 102 0 0,0 0-1 0 0,1 2 0 0 0,0 1 1 0 0,43 4-1 0 0,-56-1 24 0 0,78 5-190 0 0,-80-7 163 0 0,1-1 0 0 0,-1 0 1 0 0,1-1-1 0 0,-1 0 0 0 0,17-6 0 0 0,91-33-110 0 0,108-32-34 0 0,-211 70-27 0 0,0 0-1 0 0,28 0 1 0 0,-28 3 139 0 0,0-2 0 0 0,26-4 0 0 0,178-59-3 0 0,-214 64 86 0 0,-7 3 20 0 0,-11 4 38 0 0,11-6-66 0 0,0 0 0 0 0,0 0 0 0 0,0 0 0 0 0,0 0 0 0 0,-1 0-1 0 0,1 0 1 0 0,0 0 0 0 0,0 0 0 0 0,0 0 0 0 0,0 0 0 0 0,0 0 0 0 0,0 0 0 0 0,0 0-1 0 0,0 0 1 0 0,-1 0 0 0 0,1 0 0 0 0,0 0 0 0 0,0 0 0 0 0,0 0 0 0 0,0 0 0 0 0,0 0-1 0 0,0 0 1 0 0,0 0 0 0 0,0 0 0 0 0,-1 0 0 0 0,1 0 0 0 0,0 0 0 0 0,0 0 0 0 0,0 0-1 0 0,0 0 1 0 0,0 0 0 0 0,0 0 0 0 0,0 0 0 0 0,0 0 0 0 0,0 0 0 0 0,0 0-1 0 0,0 0 1 0 0,-1 0 0 0 0,1-1 0 0 0,0 1 0 0 0,0 0 0 0 0,0 0 0 0 0,0 0 0 0 0,0 0-1 0 0,0 0 1 0 0,0 0 0 0 0,0 0 0 0 0,0 0 0 0 0,0-1 0 0 0,0 1 0 0 0,0 0 0 0 0,0 0-1 0 0,0 0 1 0 0,0 0 0 0 0,0 0 0 0 0,0 0 0 0 0,0 0 0 0 0,0 0 0 0 0,0-1-1 0 0,0 1 1 0 0,7-9 146 0 0,16-14 52 0 0,-16 17 49 0 0,-6 5-227 0 0,-1 1 1 0 0,1 0-1 0 0,-1-1 0 0 0,1 1 1 0 0,-1 0-1 0 0,1-1 0 0 0,-1 1 1 0 0,1-1-1 0 0,-1 1 0 0 0,1-1 1 0 0,-1 1-1 0 0,0-1 0 0 0,1 1 1 0 0,-1-1-1 0 0,0 0 1 0 0,0 1-1 0 0,1-1 0 0 0,-1 1 1 0 0,0-1-1 0 0,0 0 0 0 0,0 1 1 0 0,0-1-1 0 0,0 0 0 0 0,0 1 1 0 0,0-1-1 0 0,0-1 0 0 0,0 2-7 0 0,-1 0-1 0 0,0-1 0 0 0,0 1 1 0 0,0 0-1 0 0,1 0 0 0 0,-1 0 0 0 0,0-1 1 0 0,0 1-1 0 0,0 0 0 0 0,0 0 0 0 0,1 0 1 0 0,-1 0-1 0 0,0 1 0 0 0,0-1 1 0 0,0 0-1 0 0,-1 0 0 0 0,-38 12 129 0 0,10-4-49 0 0,24-7-57 0 0,0 1 0 0 0,0-1 0 0 0,0 1 0 0 0,-11 5 0 0 0,17-7-39 0 0,0 0 0 0 0,0 0 0 0 0,1 0 0 0 0,-1 0-1 0 0,0 0 1 0 0,0 0 0 0 0,0 0 0 0 0,0 0 0 0 0,0 0 0 0 0,0 0 0 0 0,0 0 0 0 0,0 0 0 0 0,0 1 0 0 0,1-1 0 0 0,-1 0 0 0 0,0 0-1 0 0,0 0 1 0 0,0 0 0 0 0,0 0 0 0 0,0 0 0 0 0,0 0 0 0 0,0 0 0 0 0,0 0 0 0 0,0 0 0 0 0,0 0 0 0 0,0 1 0 0 0,0-1 0 0 0,0 0 0 0 0,0 0-1 0 0,0 0 1 0 0,0 0 0 0 0,1 0 0 0 0,-1 0 0 0 0,0 0 0 0 0,0 0 0 0 0,0 1 0 0 0,0-1 0 0 0,0 0 0 0 0,0 0 0 0 0,0 0 0 0 0,-1 0-1 0 0,1 0 1 0 0,0 0 0 0 0,0 0 0 0 0,0 0 0 0 0,0 0 0 0 0,0 1 0 0 0,0-1 0 0 0,0 0 0 0 0,0 0 0 0 0,0 0 0 0 0,0 0 0 0 0,0 0 0 0 0,0 0-1 0 0,0 0 1 0 0,0 0 0 0 0,0 0 0 0 0,0 0 0 0 0,-1 0 0 0 0,1 1 0 0 0,0-1 0 0 0,0 0 0 0 0,0 0 0 0 0,0 0 0 0 0,0 0 0 0 0,7 0 8 0 0</inkml:trace>
+</inkml:ink>
+</file>
+
 <file path=word/theme/theme1.xml><?xml version="1.0" encoding="utf-8"?>
 <a:theme xmlns:a="http://schemas.openxmlformats.org/drawingml/2006/main" name="Office Theme">
   <a:themeElements>
